--- a/downloads/teacher/ai-5-week-06.docx
+++ b/downloads/teacher/ai-5-week-06.docx
@@ -2180,6 +2180,396 @@
         <w:t>For your Image-pattern Network Investigation, save the input, procedure, observed result and limitation of this check. Label this worked example as practice; use a different, previously unreviewed case when checking independent understanding.</w:t>
       </w:r>
     </w:p>
+    <w:p>
+      <w:pPr>
+        <w:pStyle w:val="Heading1"/>
+      </w:pPr>
+      <w:r>
+        <w:t>07. Prepare, teach and assess</w:t>
+      </w:r>
+    </w:p>
+    <w:p>
+      <w:r>
+        <w:t>Teaching target: Record scores and activations in dependency order</w:t>
+      </w:r>
+    </w:p>
+    <w:p>
+      <w:r>
+        <w:t>Prepare the labelled worked-case picture, the matching workbook, fictional input cards and a place for individual responses. Check a local Python 3 environment before class; have a paper-trace version ready.</w:t>
+      </w:r>
+    </w:p>
+    <w:tbl>
+      <w:tblPr>
+        <w:tblStyle w:val="LightShading-Accent1"/>
+        <w:tblW w:type="auto" w:w="0"/>
+        <w:tblLook w:firstColumn="1" w:firstRow="1" w:lastColumn="0" w:lastRow="0" w:noHBand="0" w:noVBand="1" w:val="04A0"/>
+      </w:tblPr>
+      <w:tblGrid>
+        <w:gridCol w:w="3408"/>
+        <w:gridCol w:w="3408"/>
+        <w:gridCol w:w="3408"/>
+      </w:tblGrid>
+      <w:tr>
+        <w:trPr>
+          <w:tblHeader/>
+        </w:trPr>
+        <w:tc>
+          <w:tcPr>
+            <w:tcW w:type="dxa" w:w="3408"/>
+          </w:tcPr>
+          <w:p>
+            <w:r>
+              <w:t>Session</w:t>
+            </w:r>
+          </w:p>
+        </w:tc>
+        <w:tc>
+          <w:tcPr>
+            <w:tcW w:type="dxa" w:w="3408"/>
+          </w:tcPr>
+          <w:p>
+            <w:r>
+              <w:t>Plan</w:t>
+            </w:r>
+          </w:p>
+        </w:tc>
+        <w:tc>
+          <w:tcPr>
+            <w:tcW w:type="dxa" w:w="3408"/>
+          </w:tcPr>
+          <w:p>
+            <w:r>
+              <w:t>Resources</w:t>
+            </w:r>
+          </w:p>
+        </w:tc>
+      </w:tr>
+      <w:tr>
+        <w:tc>
+          <w:tcPr>
+            <w:tcW w:type="dxa" w:w="3408"/>
+          </w:tcPr>
+          <w:p>
+            <w:r>
+              <w:t>Session 1 · Understand · 45 min</w:t>
+            </w:r>
+          </w:p>
+        </w:tc>
+        <w:tc>
+          <w:tcPr>
+            <w:tcW w:type="dxa" w:w="3408"/>
+          </w:tcPr>
+          <w:p>
+            <w:r>
+              <w:t>0–7: recall and prerequisite; 7–15: inspect the concrete case and predict; 15–30: teacher models the worked trace; 30–40: learners explain a step using the text and visual; 40–45: check the core idea.</w:t>
+            </w:r>
+          </w:p>
+        </w:tc>
+        <w:tc>
+          <w:tcPr>
+            <w:tcW w:type="dxa" w:w="3408"/>
+          </w:tcPr>
+          <w:p>
+            <w:r>
+              <w:t>Sections 1–6; record the brief recall in the workbook.</w:t>
+            </w:r>
+          </w:p>
+        </w:tc>
+      </w:tr>
+      <w:tr>
+        <w:tc>
+          <w:tcPr>
+            <w:tcW w:type="dxa" w:w="3408"/>
+          </w:tcPr>
+          <w:p>
+            <w:r>
+              <w:t>Session 2 · Practise · 45 min</w:t>
+            </w:r>
+          </w:p>
+        </w:tc>
+        <w:tc>
+          <w:tcPr>
+            <w:tcW w:type="dxa" w:w="3408"/>
+          </w:tcPr>
+          <w:p>
+            <w:r>
+              <w:t>0–5: retrieve the procedure; 5–15: W2 completion practice; 15–23: explain and check with a partner; 23–30: each learner answers the misconception check; 30–40: targeted reteaching or a harder variation; 40–45: prepare the investigation.</w:t>
+            </w:r>
+          </w:p>
+        </w:tc>
+        <w:tc>
+          <w:tcPr>
+            <w:tcW w:type="dxa" w:w="3408"/>
+          </w:tcPr>
+          <w:p>
+            <w:r>
+              <w:t>Sections 7–10; use the matching workbook W2 and misconception check.</w:t>
+            </w:r>
+          </w:p>
+        </w:tc>
+      </w:tr>
+      <w:tr>
+        <w:tc>
+          <w:tcPr>
+            <w:tcW w:type="dxa" w:w="3408"/>
+          </w:tcPr>
+          <w:p>
+            <w:r>
+              <w:t>Session 3 · Investigate and transfer · 45 min</w:t>
+            </w:r>
+          </w:p>
+        </w:tc>
+        <w:tc>
+          <w:tcPr>
+            <w:tcW w:type="dxa" w:w="3408"/>
+          </w:tcPr>
+          <w:p>
+            <w:r>
+              <w:t>0–5: retrieve the decision rule; 5–20: investigate or trace; 20–30: start the independent case; 30–38: connect the project; 38–43: act on feedback; 43–45: plan the return check.</w:t>
+            </w:r>
+          </w:p>
+        </w:tc>
+        <w:tc>
+          <w:tcPr>
+            <w:tcW w:type="dxa" w:w="3408"/>
+          </w:tcPr>
+          <w:p>
+            <w:r>
+              <w:t>Sections 9 and 11–14. Give extra time to finish the full task set; use Section 15 when the week includes a coding lab.</w:t>
+            </w:r>
+          </w:p>
+        </w:tc>
+      </w:tr>
+    </w:tbl>
+    <w:p>
+      <w:r>
+        <w:t>Before class, solve the supported practice: At x = 3 a trace gives z = [5, -1], h = [5, 0] and y = 5. Identify the first incorrect stage and repair it.</w:t>
+      </w:r>
+    </w:p>
+    <w:p>
+      <w:r>
+        <w:t>Reasoned practice answer: Teacher explanation: Scores and activations are correct. The output omitted bias 1; y should be 6.</w:t>
+      </w:r>
+    </w:p>
+    <w:p>
+      <w:r>
+        <w:t>Check every learner before discussion: Use the worked case for Forward passes by hand. Proposed explanation: “ReLU means the output cannot be negative”. Decide whether this explanation is supported. Point to the step or supplied fact that decides; explain your repair if needed.</w:t>
+      </w:r>
+    </w:p>
+    <w:p>
+      <w:r>
+        <w:t>Misconception repair: Only the hidden scores receive ReLU here. The output formula can be negative.</w:t>
+      </w:r>
+    </w:p>
+    <w:p>
+      <w:r>
+        <w:t>Support: read the exact case aloud, enlarge the labelled picture, supply input cards and model only the first deciding step. Accept a spoken explanation or drawing; retain the reasoning goal.</w:t>
+      </w:r>
+    </w:p>
+    <w:p>
+      <w:r>
+        <w:t>Extension: A submitted x = 0 trace uses h=-1 and y = 5. Require a prediction and a reason before comparing. Expected result: Its first error is retaining the negative value after ReLU; correct h = 0 gives y = 4. Reason: ReLU(-1)=0, so the output must use0, not the earlier preactivation.</w:t>
+      </w:r>
+    </w:p>
+    <w:p>
+      <w:r>
+        <w:t>Independent assessment: withhold the reserved answer until the learner has attempted the new case. Record support separately from correctness.</w:t>
+      </w:r>
+    </w:p>
+    <w:tbl>
+      <w:tblPr>
+        <w:tblStyle w:val="LightShading-Accent1"/>
+        <w:tblW w:type="auto" w:w="0"/>
+        <w:tblLook w:firstColumn="1" w:firstRow="1" w:lastColumn="0" w:lastRow="0" w:noHBand="0" w:noVBand="1" w:val="04A0"/>
+      </w:tblPr>
+      <w:tblGrid>
+        <w:gridCol w:w="2556"/>
+        <w:gridCol w:w="2556"/>
+        <w:gridCol w:w="2556"/>
+        <w:gridCol w:w="2556"/>
+      </w:tblGrid>
+      <w:tr>
+        <w:trPr>
+          <w:tblHeader/>
+        </w:trPr>
+        <w:tc>
+          <w:tcPr>
+            <w:tcW w:type="dxa" w:w="2556"/>
+          </w:tcPr>
+          <w:p>
+            <w:r>
+              <w:t>Criterion</w:t>
+            </w:r>
+          </w:p>
+        </w:tc>
+        <w:tc>
+          <w:tcPr>
+            <w:tcW w:type="dxa" w:w="2556"/>
+          </w:tcPr>
+          <w:p>
+            <w:r>
+              <w:t>Not yet</w:t>
+            </w:r>
+          </w:p>
+        </w:tc>
+        <w:tc>
+          <w:tcPr>
+            <w:tcW w:type="dxa" w:w="2556"/>
+          </w:tcPr>
+          <w:p>
+            <w:r>
+              <w:t>With support</w:t>
+            </w:r>
+          </w:p>
+        </w:tc>
+        <w:tc>
+          <w:tcPr>
+            <w:tcW w:type="dxa" w:w="2556"/>
+          </w:tcPr>
+          <w:p>
+            <w:r>
+              <w:t>Independent</w:t>
+            </w:r>
+          </w:p>
+        </w:tc>
+      </w:tr>
+      <w:tr>
+        <w:tc>
+          <w:tcPr>
+            <w:tcW w:type="dxa" w:w="2556"/>
+          </w:tcPr>
+          <w:p>
+            <w:r>
+              <w:t>Explanation</w:t>
+            </w:r>
+          </w:p>
+        </w:tc>
+        <w:tc>
+          <w:tcPr>
+            <w:tcW w:type="dxa" w:w="2556"/>
+          </w:tcPr>
+          <w:p>
+            <w:r>
+              <w:t>Names an answer without a deciding fact</w:t>
+            </w:r>
+          </w:p>
+        </w:tc>
+        <w:tc>
+          <w:tcPr>
+            <w:tcW w:type="dxa" w:w="2556"/>
+          </w:tcPr>
+          <w:p>
+            <w:r>
+              <w:t>Uses a hint to link fact and decision</w:t>
+            </w:r>
+          </w:p>
+        </w:tc>
+        <w:tc>
+          <w:tcPr>
+            <w:tcW w:type="dxa" w:w="2556"/>
+          </w:tcPr>
+          <w:p>
+            <w:r>
+              <w:t>Explains the deciding fact in own words</w:t>
+            </w:r>
+          </w:p>
+        </w:tc>
+      </w:tr>
+      <w:tr>
+        <w:tc>
+          <w:tcPr>
+            <w:tcW w:type="dxa" w:w="2556"/>
+          </w:tcPr>
+          <w:p>
+            <w:r>
+              <w:t>Trace or test</w:t>
+            </w:r>
+          </w:p>
+        </w:tc>
+        <w:tc>
+          <w:tcPr>
+            <w:tcW w:type="dxa" w:w="2556"/>
+          </w:tcPr>
+          <w:p>
+            <w:r>
+              <w:t>Cannot connect input and result</w:t>
+            </w:r>
+          </w:p>
+        </w:tc>
+        <w:tc>
+          <w:tcPr>
+            <w:tcW w:type="dxa" w:w="2556"/>
+          </w:tcPr>
+          <w:p>
+            <w:r>
+              <w:t>Completes steps with prompts</w:t>
+            </w:r>
+          </w:p>
+        </w:tc>
+        <w:tc>
+          <w:tcPr>
+            <w:tcW w:type="dxa" w:w="2556"/>
+          </w:tcPr>
+          <w:p>
+            <w:r>
+              <w:t>Traces or tests a changed case accurately</w:t>
+            </w:r>
+          </w:p>
+        </w:tc>
+      </w:tr>
+      <w:tr>
+        <w:tc>
+          <w:tcPr>
+            <w:tcW w:type="dxa" w:w="2556"/>
+          </w:tcPr>
+          <w:p>
+            <w:r>
+              <w:t>Limits and revision</w:t>
+            </w:r>
+          </w:p>
+        </w:tc>
+        <w:tc>
+          <w:tcPr>
+            <w:tcW w:type="dxa" w:w="2556"/>
+          </w:tcPr>
+          <w:p>
+            <w:r>
+              <w:t>Claims more than evidence supports</w:t>
+            </w:r>
+          </w:p>
+        </w:tc>
+        <w:tc>
+          <w:tcPr>
+            <w:tcW w:type="dxa" w:w="2556"/>
+          </w:tcPr>
+          <w:p>
+            <w:r>
+              <w:t>Names a limit after a prompt</w:t>
+            </w:r>
+          </w:p>
+        </w:tc>
+        <w:tc>
+          <w:tcPr>
+            <w:tcW w:type="dxa" w:w="2556"/>
+          </w:tcPr>
+          <w:p>
+            <w:r>
+              <w:t>States a defensible limit and useful next test</w:t>
+            </w:r>
+          </w:p>
+        </w:tc>
+      </w:tr>
+    </w:tbl>
+    <w:p>
+      <w:r>
+        <w:t>Project checkpoint: Frame the need. Name the user, the problem, allowed inputs and a safe simple starting method.</w:t>
+      </w:r>
+    </w:p>
+    <w:p>
+      <w:r>
+        <w:t>Use the weekly teacher answer for topic-specific reasoning. A saved progress tick is an activity record; judge mastery from the learner’s explanation and evidence.</w:t>
+      </w:r>
+    </w:p>
     <w:sectPr>
       <w:pgSz w:w="12240" w:h="15840"/>
       <w:pgMar w:top="936" w:right="1008" w:bottom="936" w:left="1008" w:header="720" w:footer="720" w:gutter="0"/>

--- a/downloads/teacher/ai-5-week-06.docx
+++ b/downloads/teacher/ai-5-week-06.docx
@@ -2570,6 +2570,39 @@
         <w:t>Use the weekly teacher answer for topic-specific reasoning. A saved progress tick is an activity record; judge mastery from the learner’s explanation and evidence.</w:t>
       </w:r>
     </w:p>
+    <w:p>
+      <w:pPr>
+        <w:pStyle w:val="Heading1"/>
+      </w:pPr>
+      <w:r>
+        <w:t>08. Use feedback, labs and repair paths</w:t>
+      </w:r>
+    </w:p>
+    <w:p>
+      <w:r>
+        <w:t>Use the two formative questions as supported practice, not as independent mastery scores. Discuss the deciding evidence rather than accepting a guessed selection.</w:t>
+      </w:r>
+    </w:p>
+    <w:p>
+      <w:r>
+        <w:t>The feedback comes from the reviewed public worked case. Do not reveal the separately reserved independent teacher answer until the learner has attempted that case.</w:t>
+      </w:r>
+    </w:p>
+    <w:p>
+      <w:r>
+        <w:t>Ask students to predict before running code. Preserve errors and actual outputs; collect a changed test and an explanation. The branch-boundary and indexing lessons deliberately include failure cases.</w:t>
+      </w:r>
+    </w:p>
+    <w:p>
+      <w:r>
+        <w:t>Use the earlier worked-explanation links to address a specific missing building block, then return to the current question. Adapt this suggestion after observing the learner; it is not an automatic diagnosis.</w:t>
+      </w:r>
+    </w:p>
+    <w:p>
+      <w:r>
+        <w:t>Collect the completed-work portfolio as evidence. Record support separately from correctness, and assess explanation, trace/test and limitations. Progress ticks and quiz selections alone do not establish mastery.</w:t>
+      </w:r>
+    </w:p>
     <w:sectPr>
       <w:pgSz w:w="12240" w:h="15840"/>
       <w:pgMar w:top="936" w:right="1008" w:bottom="936" w:left="1008" w:header="720" w:footer="720" w:gutter="0"/>

--- a/downloads/teacher/ai-5-week-06.docx
+++ b/downloads/teacher/ai-5-week-06.docx
@@ -29,16 +29,39 @@
       </w:r>
     </w:p>
     <w:p>
-      <w:pPr>
-        <w:pStyle w:val="Heading3"/>
-      </w:pPr>
-      <w:r>
-        <w:t>Teach the learning cycle</w:t>
+      <w:r>
+        <w:t>Prepare Forward passes by hand: check the target, prerequisites, resources and adaptable teaching schedule.</w:t>
       </w:r>
     </w:p>
     <w:p>
-      <w:r>
-        <w:t>Primary target: Record scores and activations in dependency order</w:t>
+      <w:pPr>
+        <w:pStyle w:val="Heading3"/>
+      </w:pPr>
+      <w:r>
+        <w:t>Teach the learning cycle</w:t>
+      </w:r>
+    </w:p>
+    <w:p>
+      <w:pPr>
+        <w:spacing w:line="336" w:lineRule="auto" w:after="180"/>
+      </w:pPr>
+      <w:r>
+        <w:rPr>
+          <w:b w:val="0"/>
+        </w:rPr>
+        <w:t xml:space="preserve">Primary target: Record scores and activations in </w:t>
+      </w:r>
+      <w:r>
+        <w:rPr>
+          <w:b/>
+        </w:rPr>
+        <w:t>dependency</w:t>
+      </w:r>
+      <w:r>
+        <w:rPr>
+          <w:b w:val="0"/>
+        </w:rPr>
+        <w:t xml:space="preserve"> order</w:t>
       </w:r>
     </w:p>
     <w:tbl>
@@ -185,16 +208,37 @@
       </w:tr>
     </w:tbl>
     <w:p>
-      <w:r>
-        <w:t>This is a starting allocation of 135 minutes, not a validated duration. Preserve all named topics. Schedule extra time for connected examples, the full investigation, independent cases and project building. Repeated copies of a case share one recorded attempt; they are not new evidence.</w:t>
+      <w:pPr>
+        <w:spacing w:line="336" w:lineRule="auto" w:after="180"/>
+      </w:pPr>
+      <w:r>
+        <w:rPr>
+          <w:b w:val="0"/>
+        </w:rPr>
+        <w:t>This is a starting allocation of 135 minutes, not a validated duration. Preserve all named topics. Schedule extra time for connected examples, the full investigation, independent cases and project building.</w:t>
       </w:r>
     </w:p>
     <w:p>
       <w:pPr>
-        <w:pStyle w:val="Heading3"/>
-      </w:pPr>
-      <w:r>
-        <w:t>Retrieval answer guidance</w:t>
+        <w:spacing w:line="336" w:lineRule="auto" w:after="180"/>
+      </w:pPr>
+      <w:r>
+        <w:rPr>
+          <w:b w:val="0"/>
+        </w:rPr>
+        <w:t xml:space="preserve">Repeated copies of a case share one recorded attempt; they are not new </w:t>
+      </w:r>
+      <w:r>
+        <w:rPr>
+          <w:b/>
+        </w:rPr>
+        <w:t>evidence</w:t>
+      </w:r>
+      <w:r>
+        <w:rPr>
+          <w:b w:val="0"/>
+        </w:rPr>
+        <w:t>.</w:t>
       </w:r>
     </w:p>
     <w:p>
@@ -202,109 +246,283 @@
         <w:pStyle w:val="Heading3"/>
       </w:pPr>
       <w:r>
-        <w:t>Composing layers</w:t>
+        <w:t>Retrieval answer guidance</w:t>
       </w:r>
     </w:p>
     <w:p>
-      <w:r>
-        <w:t>Without opening the old lesson, explain one key idea from Composing layers. Give an example and a mistake that the idea helps you avoid.</w:t>
+      <w:pPr>
+        <w:pStyle w:val="Heading3"/>
+      </w:pPr>
+      <w:r>
+        <w:t>Composing layers</w:t>
       </w:r>
     </w:p>
     <w:p>
-      <w:r>
-        <w:t>Look for: Trace how one layer supplies the next layer inputs</w:t>
+      <w:pPr>
+        <w:spacing w:line="336" w:lineRule="auto" w:after="180"/>
+      </w:pPr>
+      <w:r>
+        <w:rPr>
+          <w:b w:val="0"/>
+        </w:rPr>
+        <w:t>Without opening the old lesson, explain one key idea from Composing layers. Give an example and a mistake that the idea helps you avoid.</w:t>
       </w:r>
     </w:p>
     <w:p>
-      <w:r>
-        <w:t>Reference example, not the only acceptable wording: Teacher explanation: Scores are -2 and 2; activations are 0 and 2; y = 0 - 2 + 1 = -1.</w:t>
+      <w:pPr>
+        <w:spacing w:line="336" w:lineRule="auto" w:after="180"/>
+      </w:pPr>
+      <w:r>
+        <w:rPr>
+          <w:b w:val="0"/>
+        </w:rPr>
+        <w:t xml:space="preserve">Look for: </w:t>
+      </w:r>
+      <w:r>
+        <w:rPr>
+          <w:b/>
+        </w:rPr>
+        <w:t>Trace</w:t>
+      </w:r>
+      <w:r>
+        <w:rPr>
+          <w:b w:val="0"/>
+        </w:rPr>
+        <w:t xml:space="preserve"> how one layer supplies the next layer </w:t>
+      </w:r>
+      <w:r>
+        <w:rPr>
+          <w:b/>
+        </w:rPr>
+        <w:t>input</w:t>
+      </w:r>
+      <w:r>
+        <w:rPr>
+          <w:b w:val="0"/>
+        </w:rPr>
+        <w:t>s</w:t>
       </w:r>
     </w:p>
     <w:p>
       <w:pPr>
-        <w:pStyle w:val="Heading3"/>
-      </w:pPr>
-      <w:r>
-        <w:t>Bias terms and decision boundaries</w:t>
+        <w:spacing w:line="336" w:lineRule="auto" w:after="180"/>
+      </w:pPr>
+      <w:r>
+        <w:rPr>
+          <w:b w:val="0"/>
+        </w:rPr>
+        <w:t>Reference example, not the only acceptable wording: Teacher explanation: Scores are -2 and 2; activations are 0 and 2; y = 0 - 2 + 1 = -1.</w:t>
       </w:r>
     </w:p>
     <w:p>
-      <w:r>
-        <w:t>Without opening the old lesson, explain one key idea from Bias terms and decision boundaries. Give an example and a mistake that the idea helps you avoid.</w:t>
+      <w:pPr>
+        <w:pStyle w:val="Heading3"/>
+      </w:pPr>
+      <w:r>
+        <w:t>Bias terms and decision boundaries</w:t>
       </w:r>
     </w:p>
     <w:p>
-      <w:r>
-        <w:t>Look for: Calculate a weighted score with a bias term</w:t>
+      <w:pPr>
+        <w:spacing w:line="336" w:lineRule="auto" w:after="180"/>
+      </w:pPr>
+      <w:r>
+        <w:rPr>
+          <w:b w:val="0"/>
+        </w:rPr>
+        <w:t>Without opening the old lesson, explain one key idea from Bias terms and decision boundaries. Give an example and a mistake that the idea helps you avoid.</w:t>
       </w:r>
     </w:p>
     <w:p>
-      <w:r>
-        <w:t>Reference example, not the only acceptable wording: Teacher explanation: Weighted sum 10 - 4 = 6; bias -3; score 3; prediction 1. Add the bias once after summing.</w:t>
+      <w:pPr>
+        <w:spacing w:line="336" w:lineRule="auto" w:after="180"/>
+      </w:pPr>
+      <w:r>
+        <w:rPr>
+          <w:b w:val="0"/>
+        </w:rPr>
+        <w:t>Look for: Calculate a weighted score with a bias term</w:t>
       </w:r>
     </w:p>
     <w:p>
-      <w:r>
-        <w:t>Use two 45-minute sessions to build a habit of recording intermediate values. Students should identify the first disagreement, then propagate the correction. Do not award full credit for a correct final value supported by an incorrect trace.</w:t>
+      <w:pPr>
+        <w:spacing w:line="336" w:lineRule="auto" w:after="180"/>
+      </w:pPr>
+      <w:r>
+        <w:rPr>
+          <w:b w:val="0"/>
+        </w:rPr>
+        <w:t xml:space="preserve">Reference example, not the only acceptable wording: Teacher explanation: Weighted sum 10 - 4 = 6; bias -3; score 3; </w:t>
+      </w:r>
+      <w:r>
+        <w:rPr>
+          <w:b/>
+        </w:rPr>
+        <w:t>prediction</w:t>
+      </w:r>
+      <w:r>
+        <w:rPr>
+          <w:b w:val="0"/>
+        </w:rPr>
+        <w:t xml:space="preserve"> 1. Add the bias once after summing.</w:t>
       </w:r>
     </w:p>
     <w:p>
       <w:pPr>
-        <w:pStyle w:val="Heading3"/>
-      </w:pPr>
-      <w:r>
-        <w:t>Outcomes</w:t>
+        <w:spacing w:line="336" w:lineRule="auto" w:after="180"/>
+      </w:pPr>
+      <w:r>
+        <w:rPr>
+          <w:b w:val="0"/>
+        </w:rPr>
+        <w:t>Use two 45-minute sessions to build a habit of recording intermediate values. Students should identify the first disagreement, then propagate the correction.</w:t>
       </w:r>
     </w:p>
     <w:p>
-      <w:r>
-        <w:t>Record scores and activations in dependency order</w:t>
+      <w:pPr>
+        <w:spacing w:line="336" w:lineRule="auto" w:after="180"/>
+      </w:pPr>
+      <w:r>
+        <w:rPr>
+          <w:b w:val="0"/>
+        </w:rPr>
+        <w:t xml:space="preserve">Do not award full credit for a correct final value supported by an incorrect </w:t>
+      </w:r>
+      <w:r>
+        <w:rPr>
+          <w:b/>
+        </w:rPr>
+        <w:t>trace</w:t>
+      </w:r>
+      <w:r>
+        <w:rPr>
+          <w:b w:val="0"/>
+        </w:rPr>
+        <w:t>.</w:t>
       </w:r>
     </w:p>
     <w:p>
-      <w:r>
-        <w:t>Locate the first incorrect value in a forward trace</w:t>
+      <w:pPr>
+        <w:pStyle w:val="Heading3"/>
+      </w:pPr>
+      <w:r>
+        <w:t>Outcomes</w:t>
       </w:r>
     </w:p>
     <w:p>
-      <w:r>
-        <w:t>Separate a final output from evidence of model accuracy</w:t>
+      <w:pPr>
+        <w:spacing w:line="336" w:lineRule="auto" w:after="180"/>
+      </w:pPr>
+      <w:r>
+        <w:rPr>
+          <w:b w:val="0"/>
+        </w:rPr>
+        <w:t xml:space="preserve">Record scores and activations in </w:t>
+      </w:r>
+      <w:r>
+        <w:rPr>
+          <w:b/>
+        </w:rPr>
+        <w:t>dependency</w:t>
+      </w:r>
+      <w:r>
+        <w:rPr>
+          <w:b w:val="0"/>
+        </w:rPr>
+        <w:t xml:space="preserve"> order</w:t>
       </w:r>
     </w:p>
     <w:p>
       <w:pPr>
-        <w:pStyle w:val="Heading3"/>
-      </w:pPr>
-      <w:r>
-        <w:t>Preparation</w:t>
+        <w:spacing w:line="336" w:lineRule="auto" w:after="180"/>
+      </w:pPr>
+      <w:r>
+        <w:rPr>
+          <w:b w:val="0"/>
+        </w:rPr>
+        <w:t xml:space="preserve">Locate the first incorrect value in a forward </w:t>
+      </w:r>
+      <w:r>
+        <w:rPr>
+          <w:b/>
+        </w:rPr>
+        <w:t>trace</w:t>
       </w:r>
     </w:p>
     <w:p>
-      <w:r>
-        <w:t>Printed lesson and workbook; paper and pencil</w:t>
+      <w:pPr>
+        <w:spacing w:line="336" w:lineRule="auto" w:after="180"/>
+      </w:pPr>
+      <w:r>
+        <w:rPr>
+          <w:b w:val="0"/>
+        </w:rPr>
+        <w:t xml:space="preserve">Separate a final </w:t>
+      </w:r>
+      <w:r>
+        <w:rPr>
+          <w:b/>
+        </w:rPr>
+        <w:t>output</w:t>
+      </w:r>
+      <w:r>
+        <w:rPr>
+          <w:b w:val="0"/>
+        </w:rPr>
+        <w:t xml:space="preserve"> from </w:t>
+      </w:r>
+      <w:r>
+        <w:rPr>
+          <w:b/>
+        </w:rPr>
+        <w:t>evidence</w:t>
+      </w:r>
+      <w:r>
+        <w:rPr>
+          <w:b w:val="0"/>
+        </w:rPr>
+        <w:t xml:space="preserve"> of model accuracy</w:t>
       </w:r>
     </w:p>
     <w:p>
-      <w:r>
-        <w:t>Calculator and optional local Python 3 editor; no packages or AI accounts needed</w:t>
+      <w:pPr>
+        <w:pStyle w:val="Heading3"/>
+      </w:pPr>
+      <w:r>
+        <w:t>Preparation</w:t>
       </w:r>
     </w:p>
     <w:p>
-      <w:r>
-        <w:t>Use the fictional examples supplied; prepare the fresh retry before class</w:t>
+      <w:pPr>
+        <w:spacing w:line="336" w:lineRule="auto" w:after="180"/>
+      </w:pPr>
+      <w:r>
+        <w:rPr>
+          <w:b w:val="0"/>
+        </w:rPr>
+        <w:t>Printed lesson and workbook; paper and pencil</w:t>
       </w:r>
     </w:p>
     <w:p>
       <w:pPr>
-        <w:pStyle w:val="Heading3"/>
-      </w:pPr>
-      <w:r>
-        <w:t>Prerequisite answer</w:t>
+        <w:spacing w:line="336" w:lineRule="auto" w:after="180"/>
+      </w:pPr>
+      <w:r>
+        <w:rPr>
+          <w:b w:val="0"/>
+        </w:rPr>
+        <w:t>Calculator and optional local Python 3 editor; no packages or AI accounts needed</w:t>
       </w:r>
     </w:p>
     <w:p>
-      <w:r>
-        <w:t>It receives the ordered hidden activation vector, rather than the original input or the scores before activation.</w:t>
+      <w:pPr>
+        <w:spacing w:line="336" w:lineRule="auto" w:after="180"/>
+      </w:pPr>
+      <w:r>
+        <w:rPr>
+          <w:b w:val="0"/>
+        </w:rPr>
+        <w:t>Use the fictional examples supplied; prepare the fresh retry before class</w:t>
       </w:r>
     </w:p>
     <w:p>
@@ -312,50 +530,325 @@
         <w:pStyle w:val="Heading3"/>
       </w:pPr>
       <w:r>
-        <w:t>End goal for the pictorial case</w:t>
+        <w:t>Prerequisite answer</w:t>
       </w:r>
     </w:p>
     <w:p>
-      <w:r>
-        <w:t>By the end, I can explain forward passes by hand using a traced example and a stated limitation.</w:t>
+      <w:pPr>
+        <w:spacing w:line="336" w:lineRule="auto" w:after="180"/>
+      </w:pPr>
+      <w:r>
+        <w:rPr>
+          <w:b w:val="0"/>
+        </w:rPr>
+        <w:t xml:space="preserve">It receives the ordered hidden activation vector, rather than the original </w:t>
+      </w:r>
+      <w:r>
+        <w:rPr>
+          <w:b/>
+        </w:rPr>
+        <w:t>input</w:t>
+      </w:r>
+      <w:r>
+        <w:rPr>
+          <w:b w:val="0"/>
+        </w:rPr>
+        <w:t xml:space="preserve"> or the scores before activation.</w:t>
       </w:r>
     </w:p>
     <w:p>
-      <w:r>
-        <w:t>This added worked case illustrates the week’s main idea. Retain all original and connected topics; schedule its practice within the teaching cycle.</w:t>
+      <w:pPr>
+        <w:pStyle w:val="Heading3"/>
+      </w:pPr>
+      <w:r>
+        <w:t>End goal for the pictorial case</w:t>
       </w:r>
     </w:p>
     <w:p>
       <w:pPr>
-        <w:pStyle w:val="Heading1"/>
-      </w:pPr>
-      <w:r>
-        <w:t>02. Explain and model the mechanism</w:t>
+        <w:spacing w:line="336" w:lineRule="auto" w:after="180"/>
+      </w:pPr>
+      <w:r>
+        <w:rPr>
+          <w:b w:val="0"/>
+        </w:rPr>
+        <w:t xml:space="preserve">By the end, I can explain forward passes by hand using a </w:t>
+      </w:r>
+      <w:r>
+        <w:rPr>
+          <w:b/>
+        </w:rPr>
+        <w:t>trace</w:t>
+      </w:r>
+      <w:r>
+        <w:rPr>
+          <w:b w:val="0"/>
+        </w:rPr>
+        <w:t>d example and a stated limitation.</w:t>
       </w:r>
     </w:p>
     <w:p>
-      <w:r>
-        <w:t>Use a new one-input network with two hidden units. Its scores are z1 = 2x - 1 and z2 = -x + 2. Apply ReLU to obtain h1 and h2. The output is y = h1 - 2h2 + 1. Parameters stay fixed while the input changes. The input x is an abstract number; these are arithmetic examples, not measurements of children.</w:t>
+      <w:pPr>
+        <w:spacing w:line="336" w:lineRule="auto" w:after="180"/>
+      </w:pPr>
+      <w:r>
+        <w:rPr>
+          <w:b w:val="0"/>
+        </w:rPr>
+        <w:t>This added worked case illustrates the week’s main idea. Retain all original and connected topics; schedule its practice within the teaching cycle.</w:t>
       </w:r>
     </w:p>
     <w:p>
-      <w:r>
-        <w:t>A forward pass evaluates this network in dependency order. Compute both scores from x, then both activations, then the output contributions h1 and -2h2, and finally add bias 1. A trace table makes an omitted bias or a sign error easier to locate than a final answer alone.</w:t>
+      <w:pPr>
+        <w:pStyle w:val="Heading1"/>
+      </w:pPr>
+      <w:r>
+        <w:t>02. Explain and model the mechanism</w:t>
       </w:r>
     </w:p>
     <w:p>
       <w:r>
-        <w:t>At x = 1 the output is exactly zero. If we later declare class 1 for y &gt;= 0, equality belongs to class 1. Applying ReLU in the hidden layer does not make the final output nonnegative.</w:t>
+        <w:t>Model Forward passes by hand using the supplied case, labelled mechanism and reasoning. Make the scope of each conclusion explicit.</w:t>
       </w:r>
     </w:p>
     <w:p>
-      <w:r>
-        <w:t>For x = 0, the first score is -1, which ReLU changes to 0. The second score is 2, which ReLU leaves at 2. Therefore y = 0 - 4 + 1 = -3. Negative output is allowed because this output layer uses identity.</w:t>
+      <w:pPr>
+        <w:pStyle w:val="Heading3"/>
+      </w:pPr>
+      <w:r>
+        <w:t>Explain Forward passes by hand · 1</w:t>
       </w:r>
     </w:p>
     <w:p>
-      <w:r>
-        <w:t>This optional Python uses only numeric inputs. Compare every returned component against the table. The same code being run twice is a repeatability check; comparing it with a separately calculated expectation is a stronger check of correctness.</w:t>
+      <w:pPr>
+        <w:spacing w:line="336" w:lineRule="auto" w:after="180"/>
+      </w:pPr>
+      <w:r>
+        <w:rPr>
+          <w:b w:val="0"/>
+        </w:rPr>
+        <w:t>Use a new one-</w:t>
+      </w:r>
+      <w:r>
+        <w:rPr>
+          <w:b/>
+        </w:rPr>
+        <w:t>input</w:t>
+      </w:r>
+      <w:r>
+        <w:rPr>
+          <w:b w:val="0"/>
+        </w:rPr>
+        <w:t xml:space="preserve"> network with two hidden units. Its scores are z1 = 2x - 1 and z2 = -x + 2. Apply ReLU to obtain h1 and h2. The </w:t>
+      </w:r>
+      <w:r>
+        <w:rPr>
+          <w:b/>
+        </w:rPr>
+        <w:t>output</w:t>
+      </w:r>
+      <w:r>
+        <w:rPr>
+          <w:b w:val="0"/>
+        </w:rPr>
+        <w:t xml:space="preserve"> is y = h1 - 2h2 + 1. Parameters stay fixed while the </w:t>
+      </w:r>
+      <w:r>
+        <w:rPr>
+          <w:b/>
+        </w:rPr>
+        <w:t>input</w:t>
+      </w:r>
+      <w:r>
+        <w:rPr>
+          <w:b w:val="0"/>
+        </w:rPr>
+        <w:t xml:space="preserve"> changes.</w:t>
+      </w:r>
+    </w:p>
+    <w:p>
+      <w:pPr>
+        <w:spacing w:line="336" w:lineRule="auto" w:after="180"/>
+      </w:pPr>
+      <w:r>
+        <w:rPr>
+          <w:b w:val="0"/>
+        </w:rPr>
+        <w:t xml:space="preserve">The </w:t>
+      </w:r>
+      <w:r>
+        <w:rPr>
+          <w:b/>
+        </w:rPr>
+        <w:t>input</w:t>
+      </w:r>
+      <w:r>
+        <w:rPr>
+          <w:b w:val="0"/>
+        </w:rPr>
+        <w:t xml:space="preserve"> x is an abstract number; these are arithmetic examples, not measurements of children.</w:t>
+      </w:r>
+    </w:p>
+    <w:p>
+      <w:pPr>
+        <w:spacing w:line="336" w:lineRule="auto" w:after="180"/>
+      </w:pPr>
+      <w:r>
+        <w:rPr>
+          <w:b w:val="0"/>
+        </w:rPr>
+        <w:t xml:space="preserve">A forward pass evaluates this network in </w:t>
+      </w:r>
+      <w:r>
+        <w:rPr>
+          <w:b/>
+        </w:rPr>
+        <w:t>dependency</w:t>
+      </w:r>
+      <w:r>
+        <w:rPr>
+          <w:b w:val="0"/>
+        </w:rPr>
+        <w:t xml:space="preserve"> order. Compute both scores from x, then both activations, then the </w:t>
+      </w:r>
+      <w:r>
+        <w:rPr>
+          <w:b/>
+        </w:rPr>
+        <w:t>output</w:t>
+      </w:r>
+      <w:r>
+        <w:rPr>
+          <w:b w:val="0"/>
+        </w:rPr>
+        <w:t xml:space="preserve"> contributions h1 and -2h2, and finally add bias 1.</w:t>
+      </w:r>
+    </w:p>
+    <w:p>
+      <w:pPr>
+        <w:spacing w:line="336" w:lineRule="auto" w:after="180"/>
+      </w:pPr>
+      <w:r>
+        <w:rPr>
+          <w:b w:val="0"/>
+        </w:rPr>
+        <w:t xml:space="preserve">A </w:t>
+      </w:r>
+      <w:r>
+        <w:rPr>
+          <w:b/>
+        </w:rPr>
+        <w:t>trace</w:t>
+      </w:r>
+      <w:r>
+        <w:rPr>
+          <w:b w:val="0"/>
+        </w:rPr>
+        <w:t xml:space="preserve"> table makes an omitted bias or a sign error easier to locate than a final answer alone.</w:t>
+      </w:r>
+    </w:p>
+    <w:p>
+      <w:pPr>
+        <w:spacing w:line="336" w:lineRule="auto" w:after="180"/>
+      </w:pPr>
+      <w:r>
+        <w:rPr>
+          <w:b w:val="0"/>
+        </w:rPr>
+        <w:t xml:space="preserve">At x = 1 the </w:t>
+      </w:r>
+      <w:r>
+        <w:rPr>
+          <w:b/>
+        </w:rPr>
+        <w:t>output</w:t>
+      </w:r>
+      <w:r>
+        <w:rPr>
+          <w:b w:val="0"/>
+        </w:rPr>
+        <w:t xml:space="preserve"> is exactly zero. If we later declare class 1 for y &gt;= 0, equality belongs to class 1. Applying ReLU in the hidden layer does not make the final </w:t>
+      </w:r>
+      <w:r>
+        <w:rPr>
+          <w:b/>
+        </w:rPr>
+        <w:t>output</w:t>
+      </w:r>
+      <w:r>
+        <w:rPr>
+          <w:b w:val="0"/>
+        </w:rPr>
+        <w:t xml:space="preserve"> nonnegative.</w:t>
+      </w:r>
+    </w:p>
+    <w:p>
+      <w:pPr>
+        <w:spacing w:line="336" w:lineRule="auto" w:after="180"/>
+      </w:pPr>
+      <w:r>
+        <w:rPr>
+          <w:b w:val="0"/>
+        </w:rPr>
+        <w:t xml:space="preserve">For x = 0, the first score is -1, which ReLU changes to 0. The second score is 2, which ReLU leaves at 2. Therefore y = 0 - 4 + 1 = -3. Negative </w:t>
+      </w:r>
+      <w:r>
+        <w:rPr>
+          <w:b/>
+        </w:rPr>
+        <w:t>output</w:t>
+      </w:r>
+      <w:r>
+        <w:rPr>
+          <w:b w:val="0"/>
+        </w:rPr>
+        <w:t xml:space="preserve"> is allowed because this </w:t>
+      </w:r>
+      <w:r>
+        <w:rPr>
+          <w:b/>
+        </w:rPr>
+        <w:t>output</w:t>
+      </w:r>
+      <w:r>
+        <w:rPr>
+          <w:b w:val="0"/>
+        </w:rPr>
+        <w:t xml:space="preserve"> layer uses identity.</w:t>
+      </w:r>
+    </w:p>
+    <w:p>
+      <w:pPr>
+        <w:spacing w:line="336" w:lineRule="auto" w:after="180"/>
+      </w:pPr>
+      <w:r>
+        <w:rPr>
+          <w:b w:val="0"/>
+        </w:rPr>
+        <w:t xml:space="preserve">This optional Python uses only numeric </w:t>
+      </w:r>
+      <w:r>
+        <w:rPr>
+          <w:b/>
+        </w:rPr>
+        <w:t>input</w:t>
+      </w:r>
+      <w:r>
+        <w:rPr>
+          <w:b w:val="0"/>
+        </w:rPr>
+        <w:t>s. Compare every returned component against the table.</w:t>
+      </w:r>
+    </w:p>
+    <w:p>
+      <w:pPr>
+        <w:spacing w:line="336" w:lineRule="auto" w:after="180"/>
+      </w:pPr>
+      <w:r>
+        <w:rPr>
+          <w:b w:val="0"/>
+        </w:rPr>
+        <w:t>The same code being run twice is a repeatability check; comparing it with a separately calculated expectation is a stronger check of correctness.</w:t>
       </w:r>
     </w:p>
     <w:tbl>
@@ -639,21 +1132,79 @@
       </w:r>
     </w:p>
     <w:p>
-      <w:r>
-        <w:t>Guided: x = 2 gives z = [3, 0], h = [3, 0], y = 4; the zero score remains zero. Exit: no; final agreement can hide compensating errors. Retain correct intermediate expectations and varied regression cases, not only the single final output.</w:t>
+      <w:pPr>
+        <w:spacing w:line="336" w:lineRule="auto" w:after="180"/>
+      </w:pPr>
+      <w:r>
+        <w:rPr>
+          <w:b w:val="0"/>
+        </w:rPr>
+        <w:t>Guided: x = 2 gives z = [3, 0], h = [3, 0], y = 4; the zero score remains zero. Exit: no; final agreement can hide compensating errors.</w:t>
       </w:r>
     </w:p>
     <w:p>
       <w:pPr>
-        <w:pStyle w:val="Heading3"/>
-      </w:pPr>
-      <w:r>
-        <w:t>Model the reasoning aloud</w:t>
+        <w:spacing w:line="336" w:lineRule="auto" w:after="180"/>
+      </w:pPr>
+      <w:r>
+        <w:rPr>
+          <w:b w:val="0"/>
+        </w:rPr>
+        <w:t xml:space="preserve">Retain correct intermediate expectations and varied regression cases, not only the single final </w:t>
+      </w:r>
+      <w:r>
+        <w:rPr>
+          <w:b/>
+        </w:rPr>
+        <w:t>output</w:t>
+      </w:r>
+      <w:r>
+        <w:rPr>
+          <w:b w:val="0"/>
+        </w:rPr>
+        <w:t>.</w:t>
       </w:r>
     </w:p>
     <w:p>
-      <w:r>
-        <w:t>Use the complete worked example below before asking learners to complete W2. Reveal a small part, invite a prediction, then explain the deciding step. These teacher notes contain solutions; do not reveal the independent case answer during modelling.</w:t>
+      <w:pPr>
+        <w:pStyle w:val="Heading3"/>
+      </w:pPr>
+      <w:r>
+        <w:t>Model the reasoning aloud</w:t>
+      </w:r>
+    </w:p>
+    <w:p>
+      <w:pPr>
+        <w:spacing w:line="336" w:lineRule="auto" w:after="180"/>
+      </w:pPr>
+      <w:r>
+        <w:rPr>
+          <w:b w:val="0"/>
+        </w:rPr>
+        <w:t xml:space="preserve">Use the complete worked example below before asking learners to complete W2. Reveal a small part, invite a </w:t>
+      </w:r>
+      <w:r>
+        <w:rPr>
+          <w:b/>
+        </w:rPr>
+        <w:t>prediction</w:t>
+      </w:r>
+      <w:r>
+        <w:rPr>
+          <w:b w:val="0"/>
+        </w:rPr>
+        <w:t>, then explain the deciding step.</w:t>
+      </w:r>
+    </w:p>
+    <w:p>
+      <w:pPr>
+        <w:spacing w:line="336" w:lineRule="auto" w:after="180"/>
+      </w:pPr>
+      <w:r>
+        <w:rPr>
+          <w:b w:val="0"/>
+        </w:rPr>
+        <w:t>These teacher notes contain solutions; do not reveal the independent case answer during modelling.</w:t>
       </w:r>
     </w:p>
     <w:p>
@@ -943,7 +1494,13 @@
       </w:tr>
     </w:tbl>
     <w:p>
-      <w:r>
+      <w:pPr>
+        <w:spacing w:line="336" w:lineRule="auto" w:after="180"/>
+      </w:pPr>
+      <w:r>
+        <w:rPr>
+          <w:b w:val="0"/>
+        </w:rPr>
         <w:t>Use the diagram and verbal explanation together. Ask learners to match a sentence to a specific visual step; do not assign learners fixed visual or auditory learning styles.</w:t>
       </w:r>
     </w:p>
@@ -956,7 +1513,13 @@
       </w:r>
     </w:p>
     <w:p>
-      <w:r>
+      <w:pPr>
+        <w:spacing w:line="336" w:lineRule="auto" w:after="180"/>
+      </w:pPr>
+      <w:r>
+        <w:rPr>
+          <w:b w:val="0"/>
+        </w:rPr>
         <w:t>Audit a forward pass by writing every value at its correct stage.</w:t>
       </w:r>
     </w:p>
@@ -969,13 +1532,67 @@
       </w:r>
     </w:p>
     <w:p>
-      <w:r>
-        <w:t>Toy scalar network z=2x-1, h=ReLU(z), y=-h+4. Trace x=0 and x=2.</w:t>
+      <w:pPr>
+        <w:pStyle w:val="Heading3"/>
+      </w:pPr>
+      <w:r>
+        <w:t>Supplied facts</w:t>
       </w:r>
     </w:p>
     <w:p>
-      <w:r>
-        <w:t>All inputs and outcomes in this worked example are invented classroom data; no real model run is claimed.</w:t>
+      <w:pPr>
+        <w:spacing w:line="336" w:lineRule="auto" w:after="180"/>
+        <w:shd w:fill="F1F6FC"/>
+      </w:pPr>
+      <w:r>
+        <w:rPr>
+          <w:b w:val="0"/>
+        </w:rPr>
+        <w:t xml:space="preserve">Toy scalar network z=2x-1, h=ReLU(z), y=-h+4. </w:t>
+      </w:r>
+      <w:r>
+        <w:rPr>
+          <w:b/>
+        </w:rPr>
+        <w:t>Trace</w:t>
+      </w:r>
+      <w:r>
+        <w:rPr>
+          <w:b w:val="0"/>
+        </w:rPr>
+        <w:t xml:space="preserve"> x=0 and x=2.</w:t>
+      </w:r>
+    </w:p>
+    <w:p>
+      <w:pPr>
+        <w:pStyle w:val="Heading3"/>
+      </w:pPr>
+      <w:r>
+        <w:t>Supplied facts</w:t>
+      </w:r>
+    </w:p>
+    <w:p>
+      <w:pPr>
+        <w:spacing w:line="336" w:lineRule="auto" w:after="180"/>
+        <w:shd w:fill="F1F6FC"/>
+      </w:pPr>
+      <w:r>
+        <w:rPr>
+          <w:b w:val="0"/>
+        </w:rPr>
+        <w:t xml:space="preserve">All </w:t>
+      </w:r>
+      <w:r>
+        <w:rPr>
+          <w:b/>
+        </w:rPr>
+        <w:t>input</w:t>
+      </w:r>
+      <w:r>
+        <w:rPr>
+          <w:b w:val="0"/>
+        </w:rPr>
+        <w:t>s and outcomes in this worked example are invented classroom data; no real model run is claimed.</w:t>
       </w:r>
     </w:p>
     <w:p>
@@ -1138,21 +1755,95 @@
       </w:r>
     </w:p>
     <w:p>
-      <w:r>
-        <w:t>A forward pass applies a fixed network to an input; it does not update weights. Keep the preactivation z, activated value h and final output y in separate trace columns. For zero, ReLU changes minus one to zero. Using the earlier minus one in the output layer is the first error, even if later arithmetic follows that mistaken value correctly.</w:t>
+      <w:pPr>
+        <w:pStyle w:val="Heading3"/>
+      </w:pPr>
+      <w:r>
+        <w:t>Why the result follows</w:t>
       </w:r>
     </w:p>
     <w:p>
       <w:pPr>
-        <w:pStyle w:val="Heading3"/>
-      </w:pPr>
-      <w:r>
-        <w:t>What this example does not establish</w:t>
+        <w:spacing w:line="336" w:lineRule="auto" w:after="180"/>
+        <w:shd w:fill="F1F6FC"/>
+      </w:pPr>
+      <w:r>
+        <w:rPr>
+          <w:b w:val="0"/>
+        </w:rPr>
+        <w:t xml:space="preserve">A forward pass applies a fixed network to an </w:t>
+      </w:r>
+      <w:r>
+        <w:rPr>
+          <w:b/>
+        </w:rPr>
+        <w:t>input</w:t>
+      </w:r>
+      <w:r>
+        <w:rPr>
+          <w:b w:val="0"/>
+        </w:rPr>
+        <w:t xml:space="preserve">; it does not update weights. Keep the </w:t>
+      </w:r>
+      <w:r>
+        <w:rPr>
+          <w:b/>
+        </w:rPr>
+        <w:t>preactivation</w:t>
+      </w:r>
+      <w:r>
+        <w:rPr>
+          <w:b w:val="0"/>
+        </w:rPr>
+        <w:t xml:space="preserve"> z, activated value h and final </w:t>
+      </w:r>
+      <w:r>
+        <w:rPr>
+          <w:b/>
+        </w:rPr>
+        <w:t>output</w:t>
+      </w:r>
+      <w:r>
+        <w:rPr>
+          <w:b w:val="0"/>
+        </w:rPr>
+        <w:t xml:space="preserve"> y in separate </w:t>
+      </w:r>
+      <w:r>
+        <w:rPr>
+          <w:b/>
+        </w:rPr>
+        <w:t>trace</w:t>
+      </w:r>
+      <w:r>
+        <w:rPr>
+          <w:b w:val="0"/>
+        </w:rPr>
+        <w:t xml:space="preserve"> columns. For zero, ReLU changes minus one to zero.</w:t>
       </w:r>
     </w:p>
     <w:p>
-      <w:r>
-        <w:t>A correct forward trace verifies this declared computation; it does not show that the parameter choices solve a useful task.</w:t>
+      <w:pPr>
+        <w:spacing w:line="336" w:lineRule="auto" w:after="180"/>
+        <w:shd w:fill="F1F6FC"/>
+      </w:pPr>
+      <w:r>
+        <w:rPr>
+          <w:b w:val="0"/>
+        </w:rPr>
+        <w:t xml:space="preserve">Using the earlier minus one in the </w:t>
+      </w:r>
+      <w:r>
+        <w:rPr>
+          <w:b/>
+        </w:rPr>
+        <w:t>output</w:t>
+      </w:r>
+      <w:r>
+        <w:rPr>
+          <w:b w:val="0"/>
+        </w:rPr>
+        <w:t xml:space="preserve"> layer is the first error, even if later arithmetic follows that mistaken value correctly.</w:t>
       </w:r>
     </w:p>
     <w:p>
@@ -1160,22 +1851,47 @@
         <w:pStyle w:val="Heading3"/>
       </w:pPr>
       <w:r>
-        <w:t>Change one thing in the pictured case</w:t>
+        <w:t>What this example does not establish</w:t>
       </w:r>
     </w:p>
     <w:p>
-      <w:r>
-        <w:t>Change: A submitted x = 0 trace uses h=-1 and y = 5.</w:t>
+      <w:pPr>
+        <w:pStyle w:val="Heading3"/>
+      </w:pPr>
+      <w:r>
+        <w:t>Keep the stated limit</w:t>
       </w:r>
     </w:p>
     <w:p>
-      <w:r>
-        <w:t>Prediction: Its first error is retaining the negative value after ReLU; correct h = 0 gives y = 4.</w:t>
+      <w:pPr>
+        <w:spacing w:line="336" w:lineRule="auto" w:after="180"/>
+        <w:shd w:fill="FFF5E6"/>
+      </w:pPr>
+      <w:r>
+        <w:rPr>
+          <w:b w:val="0"/>
+        </w:rPr>
+        <w:t xml:space="preserve">A correct forward </w:t>
+      </w:r>
+      <w:r>
+        <w:rPr>
+          <w:b/>
+        </w:rPr>
+        <w:t>trace</w:t>
+      </w:r>
+      <w:r>
+        <w:rPr>
+          <w:b w:val="0"/>
+        </w:rPr>
+        <w:t xml:space="preserve"> verifies this declared computation; it does not show that the parameter choices solve a useful task.</w:t>
       </w:r>
     </w:p>
     <w:p>
-      <w:r>
-        <w:t>Reason: ReLU(-1)=0, so the output must use0, not the earlier preactivation.</w:t>
+      <w:pPr>
+        <w:pStyle w:val="Heading3"/>
+      </w:pPr>
+      <w:r>
+        <w:t>Change one thing in the pictured case</w:t>
       </w:r>
     </w:p>
     <w:p>
@@ -1183,20 +1899,176 @@
         <w:pStyle w:val="Heading3"/>
       </w:pPr>
       <w:r>
-        <w:t>Ask while showing the picture</w:t>
+        <w:t>Change one thing</w:t>
       </w:r>
     </w:p>
     <w:p>
-      <w:r>
-        <w:t>Cover the result. Ask learners to name the inputs and predict the next step. Uncover one step, connect the icon to the actual procedure, and explain its evidence. Then change the supplied condition and compare. The picture is a representation; it does not document execution of a real AI model.</w:t>
+      <w:pPr>
+        <w:spacing w:line="336" w:lineRule="auto" w:after="180"/>
+        <w:shd w:fill="F5F1FB"/>
+      </w:pPr>
+      <w:r>
+        <w:rPr>
+          <w:b w:val="0"/>
+        </w:rPr>
+        <w:t xml:space="preserve">Change: A submitted x = 0 </w:t>
+      </w:r>
+      <w:r>
+        <w:rPr>
+          <w:b/>
+        </w:rPr>
+        <w:t>trace</w:t>
+      </w:r>
+      <w:r>
+        <w:rPr>
+          <w:b w:val="0"/>
+        </w:rPr>
+        <w:t xml:space="preserve"> uses h=-1 and y = 5.</w:t>
       </w:r>
     </w:p>
     <w:p>
       <w:pPr>
+        <w:pStyle w:val="Heading3"/>
+      </w:pPr>
+      <w:r>
+        <w:t>Predicted result</w:t>
+      </w:r>
+    </w:p>
+    <w:p>
+      <w:pPr>
+        <w:spacing w:line="336" w:lineRule="auto" w:after="180"/>
+        <w:shd w:fill="F1F6FC"/>
+      </w:pPr>
+      <w:r>
+        <w:rPr>
+          <w:b/>
+        </w:rPr>
+        <w:t>Prediction</w:t>
+      </w:r>
+      <w:r>
+        <w:rPr>
+          <w:b w:val="0"/>
+        </w:rPr>
+        <w:t>: Its first error is retaining the negative value after ReLU; correct h = 0 gives y = 4.</w:t>
+      </w:r>
+    </w:p>
+    <w:p>
+      <w:pPr>
+        <w:pStyle w:val="Heading3"/>
+      </w:pPr>
+      <w:r>
+        <w:t>Why the result follows</w:t>
+      </w:r>
+    </w:p>
+    <w:p>
+      <w:pPr>
+        <w:spacing w:line="336" w:lineRule="auto" w:after="180"/>
+        <w:shd w:fill="F1F6FC"/>
+      </w:pPr>
+      <w:r>
+        <w:rPr>
+          <w:b w:val="0"/>
+        </w:rPr>
+        <w:t xml:space="preserve">Reason: ReLU(-1)=0, so the </w:t>
+      </w:r>
+      <w:r>
+        <w:rPr>
+          <w:b/>
+        </w:rPr>
+        <w:t>output</w:t>
+      </w:r>
+      <w:r>
+        <w:rPr>
+          <w:b w:val="0"/>
+        </w:rPr>
+        <w:t xml:space="preserve"> must use0, not the earlier </w:t>
+      </w:r>
+      <w:r>
+        <w:rPr>
+          <w:b/>
+        </w:rPr>
+        <w:t>preactivation</w:t>
+      </w:r>
+      <w:r>
+        <w:rPr>
+          <w:b w:val="0"/>
+        </w:rPr>
+        <w:t>.</w:t>
+      </w:r>
+    </w:p>
+    <w:p>
+      <w:pPr>
+        <w:pStyle w:val="Heading3"/>
+      </w:pPr>
+      <w:r>
+        <w:t>Ask while showing the picture</w:t>
+      </w:r>
+    </w:p>
+    <w:p>
+      <w:pPr>
+        <w:pStyle w:val="Heading3"/>
+      </w:pPr>
+      <w:r>
+        <w:t>Ask while showing the picture · 2</w:t>
+      </w:r>
+    </w:p>
+    <w:p>
+      <w:pPr>
+        <w:spacing w:line="336" w:lineRule="auto" w:after="180"/>
+      </w:pPr>
+      <w:r>
+        <w:rPr>
+          <w:b w:val="0"/>
+        </w:rPr>
+        <w:t xml:space="preserve">Cover the result. Ask learners to name the </w:t>
+      </w:r>
+      <w:r>
+        <w:rPr>
+          <w:b/>
+        </w:rPr>
+        <w:t>input</w:t>
+      </w:r>
+      <w:r>
+        <w:rPr>
+          <w:b w:val="0"/>
+        </w:rPr>
+        <w:t xml:space="preserve">s and predict the next step. Uncover one step, connect the icon to the actual procedure, and explain its </w:t>
+      </w:r>
+      <w:r>
+        <w:rPr>
+          <w:b/>
+        </w:rPr>
+        <w:t>evidence</w:t>
+      </w:r>
+      <w:r>
+        <w:rPr>
+          <w:b w:val="0"/>
+        </w:rPr>
+        <w:t>. Then change the supplied condition and compare.</w:t>
+      </w:r>
+    </w:p>
+    <w:p>
+      <w:pPr>
+        <w:spacing w:line="336" w:lineRule="auto" w:after="180"/>
+      </w:pPr>
+      <w:r>
+        <w:rPr>
+          <w:b w:val="0"/>
+        </w:rPr>
+        <w:t>The picture is a representation; it does not document execution of a real AI model.</w:t>
+      </w:r>
+    </w:p>
+    <w:p>
+      <w:pPr>
         <w:pStyle w:val="Heading1"/>
       </w:pPr>
       <w:r>
         <w:t>03. Demonstrate and guide practice</w:t>
+      </w:r>
+    </w:p>
+    <w:p>
+      <w:r>
+        <w:t>Demonstrate Forward passes by hand, reduce support deliberately and check individual reasoning before discussing answers.</w:t>
       </w:r>
     </w:p>
     <w:tbl>
@@ -1412,13 +2284,61 @@
       </w:tr>
     </w:tbl>
     <w:p>
-      <w:r>
-        <w:t>Use the worked example in Sections 3 and 6. Collect a prediction before revealing its result; ask the learner to point to each intermediate fact.</w:t>
+      <w:pPr>
+        <w:spacing w:line="336" w:lineRule="auto" w:after="180"/>
+      </w:pPr>
+      <w:r>
+        <w:rPr>
+          <w:b w:val="0"/>
+        </w:rPr>
+        <w:t xml:space="preserve">Use the worked example in Sections 3 and 6. Collect a </w:t>
+      </w:r>
+      <w:r>
+        <w:rPr>
+          <w:b/>
+        </w:rPr>
+        <w:t>prediction</w:t>
+      </w:r>
+      <w:r>
+        <w:rPr>
+          <w:b w:val="0"/>
+        </w:rPr>
+        <w:t xml:space="preserve"> before revealing its result; ask the learner to point to each intermediate fact.</w:t>
       </w:r>
     </w:p>
     <w:p>
-      <w:r>
-        <w:t>Provide blank trace columns and allow a calculator for signed arithmetic. Extension: show that for 0.5 &lt;= x &lt;= 2 the lesson output is 4x - 4; verify both endpoints without applying that expression outside its stated interval.</w:t>
+      <w:pPr>
+        <w:spacing w:line="336" w:lineRule="auto" w:after="180"/>
+      </w:pPr>
+      <w:r>
+        <w:rPr>
+          <w:b w:val="0"/>
+        </w:rPr>
+        <w:t xml:space="preserve">Provide blank </w:t>
+      </w:r>
+      <w:r>
+        <w:rPr>
+          <w:b/>
+        </w:rPr>
+        <w:t>trace</w:t>
+      </w:r>
+      <w:r>
+        <w:rPr>
+          <w:b w:val="0"/>
+        </w:rPr>
+        <w:t xml:space="preserve"> columns and allow a calculator for signed arithmetic. Extension: show that for 0.5 &lt;= x &lt;= 2 the lesson </w:t>
+      </w:r>
+      <w:r>
+        <w:rPr>
+          <w:b/>
+        </w:rPr>
+        <w:t>output</w:t>
+      </w:r>
+      <w:r>
+        <w:rPr>
+          <w:b w:val="0"/>
+        </w:rPr>
+        <w:t xml:space="preserve"> is 4x - 4; verify both endpoints without applying that expression outside its stated interval.</w:t>
       </w:r>
     </w:p>
     <w:p>
@@ -1430,54 +2350,167 @@
       </w:r>
     </w:p>
     <w:p>
-      <w:r>
-        <w:t>Completion task: At x = 3 a trace gives z = [5, -1], h = [5, 0] and y = 5. Identify the first incorrect stage and repair it.</w:t>
+      <w:pPr>
+        <w:pStyle w:val="Heading3"/>
+      </w:pPr>
+      <w:r>
+        <w:t>Completion practice</w:t>
       </w:r>
     </w:p>
     <w:p>
-      <w:r>
-        <w:t>Teacher check: Teacher explanation: Scores and activations are correct. The output omitted bias 1; y should be 6.</w:t>
+      <w:pPr>
+        <w:spacing w:line="336" w:lineRule="auto" w:after="180"/>
+        <w:shd w:fill="F5F1FB"/>
+      </w:pPr>
+      <w:r>
+        <w:rPr>
+          <w:b w:val="0"/>
+        </w:rPr>
+        <w:t xml:space="preserve">Completion task: At x = 3 a </w:t>
+      </w:r>
+      <w:r>
+        <w:rPr>
+          <w:b/>
+        </w:rPr>
+        <w:t>trace</w:t>
+      </w:r>
+      <w:r>
+        <w:rPr>
+          <w:b w:val="0"/>
+        </w:rPr>
+        <w:t xml:space="preserve"> gives z = [5, -1], h = [5, 0] and y = 5. Identify the first incorrect stage and repair it.</w:t>
       </w:r>
     </w:p>
     <w:p>
-      <w:r>
-        <w:t>Start by identifying the given inputs together. Leave the intermediate steps blank. If needed, model one step, then withdraw that help on the next step. Move to a full trace only when the partial trace is understood. For partners, alternate explainer and checker; collect a response from every learner before discussion.</w:t>
+      <w:pPr>
+        <w:pStyle w:val="Heading3"/>
+      </w:pPr>
+      <w:r>
+        <w:t>Reasoning to listen for</w:t>
       </w:r>
     </w:p>
     <w:p>
       <w:pPr>
-        <w:pStyle w:val="Heading3"/>
-      </w:pPr>
-      <w:r>
-        <w:t>Individual reasoning check</w:t>
+        <w:spacing w:line="336" w:lineRule="auto" w:after="180"/>
+        <w:shd w:fill="F1F6FC"/>
+      </w:pPr>
+      <w:r>
+        <w:rPr>
+          <w:b w:val="0"/>
+        </w:rPr>
+        <w:t xml:space="preserve">Teacher check: Teacher explanation: Scores and activations are correct. The </w:t>
+      </w:r>
+      <w:r>
+        <w:rPr>
+          <w:b/>
+        </w:rPr>
+        <w:t>output</w:t>
+      </w:r>
+      <w:r>
+        <w:rPr>
+          <w:b w:val="0"/>
+        </w:rPr>
+        <w:t xml:space="preserve"> omitted bias 1; y should be 6.</w:t>
       </w:r>
     </w:p>
     <w:p>
-      <w:r>
-        <w:t>Use the worked case for Forward passes by hand. Proposed explanation: “ReLU means the output cannot be negative”. Decide whether this explanation is supported. Point to the step or supplied fact that decides; explain your repair if needed.</w:t>
+      <w:pPr>
+        <w:spacing w:line="336" w:lineRule="auto" w:after="180"/>
+      </w:pPr>
+      <w:r>
+        <w:rPr>
+          <w:b w:val="0"/>
+        </w:rPr>
+        <w:t xml:space="preserve">Start by identifying the given </w:t>
+      </w:r>
+      <w:r>
+        <w:rPr>
+          <w:b/>
+        </w:rPr>
+        <w:t>input</w:t>
+      </w:r>
+      <w:r>
+        <w:rPr>
+          <w:b w:val="0"/>
+        </w:rPr>
+        <w:t xml:space="preserve">s together. Leave the intermediate steps blank. If needed, model one step, then withdraw that help on the next step. Move to a full </w:t>
+      </w:r>
+      <w:r>
+        <w:rPr>
+          <w:b/>
+        </w:rPr>
+        <w:t>trace</w:t>
+      </w:r>
+      <w:r>
+        <w:rPr>
+          <w:b w:val="0"/>
+        </w:rPr>
+        <w:t xml:space="preserve"> only when the partial </w:t>
+      </w:r>
+      <w:r>
+        <w:rPr>
+          <w:b/>
+        </w:rPr>
+        <w:t>trace</w:t>
+      </w:r>
+      <w:r>
+        <w:rPr>
+          <w:b w:val="0"/>
+        </w:rPr>
+        <w:t xml:space="preserve"> is understood.</w:t>
       </w:r>
     </w:p>
     <w:p>
-      <w:r>
-        <w:t>Expected correction: Only the hidden scores receive ReLU here. The output formula can be negative.</w:t>
+      <w:pPr>
+        <w:spacing w:line="336" w:lineRule="auto" w:after="180"/>
+      </w:pPr>
+      <w:r>
+        <w:rPr>
+          <w:b w:val="0"/>
+        </w:rPr>
+        <w:t>For partners, alternate explainer and checker; collect a response from every learner before discussion.</w:t>
       </w:r>
     </w:p>
     <w:p>
-      <w:r>
-        <w:t>Collect explanations, not only yes/no votes. If a misunderstanding is common, re-model the relevant step for the class. If it affects a few learners, give a short targeted group explanation while others solve a more demanding variation.</w:t>
+      <w:pPr>
+        <w:pStyle w:val="Heading3"/>
+      </w:pPr>
+      <w:r>
+        <w:t>Individual reasoning check</w:t>
       </w:r>
     </w:p>
     <w:p>
       <w:pPr>
-        <w:pStyle w:val="Heading3"/>
-      </w:pPr>
-      <w:r>
-        <w:t>Pictorial practice question</w:t>
+        <w:spacing w:line="336" w:lineRule="auto" w:after="180"/>
+      </w:pPr>
+      <w:r>
+        <w:rPr>
+          <w:b w:val="0"/>
+        </w:rPr>
+        <w:t xml:space="preserve">Use the worked case for Forward passes by hand. Proposed explanation: “ReLU means the </w:t>
+      </w:r>
+      <w:r>
+        <w:rPr>
+          <w:b/>
+        </w:rPr>
+        <w:t>output</w:t>
+      </w:r>
+      <w:r>
+        <w:rPr>
+          <w:b w:val="0"/>
+        </w:rPr>
+        <w:t xml:space="preserve"> cannot be negative”. Decide whether this explanation is supported.</w:t>
       </w:r>
     </w:p>
     <w:p>
-      <w:r>
-        <w:t>Why should feedback identify h before correcting only y? Point to the relevant step in the picture, then write the changed result and the rule or evidence that supports it.</w:t>
+      <w:pPr>
+        <w:spacing w:line="336" w:lineRule="auto" w:after="180"/>
+      </w:pPr>
+      <w:r>
+        <w:rPr>
+          <w:b w:val="0"/>
+        </w:rPr>
+        <w:t>Point to the step or supplied fact that decides; explain your repair if needed.</w:t>
       </w:r>
     </w:p>
     <w:p>
@@ -1485,50 +2518,337 @@
         <w:pStyle w:val="Heading3"/>
       </w:pPr>
       <w:r>
-        <w:t>Reasoned teacher answer</w:t>
+        <w:t>Expected repair</w:t>
       </w:r>
     </w:p>
     <w:p>
-      <w:r>
-        <w:t>The incorrect output follows from the first unsupported activation step. Repairing h teaches the mechanism and prevents repeating the same error elsewhere. Changed-case check: Its first error is retaining the negative value after ReLU; correct h = 0 gives y = 4. ReLU(-1)=0, so the output must use0, not the earlier preactivation.</w:t>
+      <w:pPr>
+        <w:spacing w:line="336" w:lineRule="auto" w:after="180"/>
+        <w:shd w:fill="F1F6FC"/>
+      </w:pPr>
+      <w:r>
+        <w:rPr>
+          <w:b w:val="0"/>
+        </w:rPr>
+        <w:t xml:space="preserve">Expected correction: Only the hidden scores receive ReLU here. The </w:t>
+      </w:r>
+      <w:r>
+        <w:rPr>
+          <w:b/>
+        </w:rPr>
+        <w:t>output</w:t>
+      </w:r>
+      <w:r>
+        <w:rPr>
+          <w:b w:val="0"/>
+        </w:rPr>
+        <w:t xml:space="preserve"> formula can be negative.</w:t>
       </w:r>
     </w:p>
     <w:p>
-      <w:r>
-        <w:t>Changed-case reasoning: Its first error is retaining the negative value after ReLU; correct h = 0 gives y = 4. ReLU(-1)=0, so the output must use0, not the earlier preactivation.</w:t>
+      <w:pPr>
+        <w:spacing w:line="336" w:lineRule="auto" w:after="180"/>
+      </w:pPr>
+      <w:r>
+        <w:rPr>
+          <w:b w:val="0"/>
+        </w:rPr>
+        <w:t>Collect explanations, not only yes/no votes. If a misunderstanding is common, re-model the relevant step for the class.</w:t>
       </w:r>
     </w:p>
     <w:p>
-      <w:r>
-        <w:t>Collect each learner’s explanation before discussion. Use the first missing connection between input, deciding step and result to choose support. This question is worked-case practice, not fresh mastery evidence.</w:t>
+      <w:pPr>
+        <w:spacing w:line="336" w:lineRule="auto" w:after="180"/>
+      </w:pPr>
+      <w:r>
+        <w:rPr>
+          <w:b w:val="0"/>
+        </w:rPr>
+        <w:t>If it affects a few learners, give a short targeted group explanation while others solve a more demanding variation.</w:t>
       </w:r>
     </w:p>
     <w:p>
       <w:pPr>
-        <w:pStyle w:val="Heading1"/>
-      </w:pPr>
-      <w:r>
-        <w:t>04. Run the investigation and diagnose misconceptions</w:t>
+        <w:pStyle w:val="Heading3"/>
+      </w:pPr>
+      <w:r>
+        <w:t>Pictorial practice question</w:t>
       </w:r>
     </w:p>
     <w:p>
-      <w:r>
-        <w:t>ReLU means the output cannot be negative: Only the hidden scores receive ReLU here. The output formula can be negative.</w:t>
+      <w:pPr>
+        <w:spacing w:line="336" w:lineRule="auto" w:after="180"/>
+      </w:pPr>
+      <w:r>
+        <w:rPr>
+          <w:b w:val="0"/>
+        </w:rPr>
+        <w:t xml:space="preserve">Why should feedback identify h before correcting only y? Point to the relevant step in the picture, then write the changed result and the rule or </w:t>
+      </w:r>
+      <w:r>
+        <w:rPr>
+          <w:b/>
+        </w:rPr>
+        <w:t>evidence</w:t>
+      </w:r>
+      <w:r>
+        <w:rPr>
+          <w:b w:val="0"/>
+        </w:rPr>
+        <w:t xml:space="preserve"> that supports it.</w:t>
       </w:r>
     </w:p>
     <w:p>
-      <w:r>
-        <w:t>Fix just the final number: Repair the earliest incorrect operation and recompute every dependent value.</w:t>
+      <w:pPr>
+        <w:pStyle w:val="Heading3"/>
+      </w:pPr>
+      <w:r>
+        <w:t>Reasoned teacher answer</w:t>
       </w:r>
     </w:p>
     <w:p>
-      <w:r>
-        <w:t>One passing case proves the network: Cases with equal activations or positive scores can hide specific defects.</w:t>
+      <w:pPr>
+        <w:spacing w:line="336" w:lineRule="auto" w:after="180"/>
+      </w:pPr>
+      <w:r>
+        <w:rPr>
+          <w:b w:val="0"/>
+        </w:rPr>
+        <w:t xml:space="preserve">The incorrect </w:t>
+      </w:r>
+      <w:r>
+        <w:rPr>
+          <w:b/>
+        </w:rPr>
+        <w:t>output</w:t>
+      </w:r>
+      <w:r>
+        <w:rPr>
+          <w:b w:val="0"/>
+        </w:rPr>
+        <w:t xml:space="preserve"> follows from the first unsupported activation step. Repairing h teaches the </w:t>
+      </w:r>
+      <w:r>
+        <w:rPr>
+          <w:b/>
+        </w:rPr>
+        <w:t>mechanism</w:t>
+      </w:r>
+      <w:r>
+        <w:rPr>
+          <w:b w:val="0"/>
+        </w:rPr>
+        <w:t xml:space="preserve"> and prevents repeating the same error elsewhere.</w:t>
       </w:r>
     </w:p>
     <w:p>
-      <w:r>
-        <w:t>Use Section 9 for the evidence ledger. Add a boundary or missing-input case and record the expected response before checking. More successful repeats of one case do not establish wider coverage.</w:t>
+      <w:pPr>
+        <w:spacing w:line="336" w:lineRule="auto" w:after="180"/>
+      </w:pPr>
+      <w:r>
+        <w:rPr>
+          <w:b w:val="0"/>
+        </w:rPr>
+        <w:t xml:space="preserve">Changed-case check: Its first error is retaining the negative value after ReLU; correct h = 0 gives y = 4. ReLU(-1)=0, so the </w:t>
+      </w:r>
+      <w:r>
+        <w:rPr>
+          <w:b/>
+        </w:rPr>
+        <w:t>output</w:t>
+      </w:r>
+      <w:r>
+        <w:rPr>
+          <w:b w:val="0"/>
+        </w:rPr>
+        <w:t xml:space="preserve"> must use0, not the earlier </w:t>
+      </w:r>
+      <w:r>
+        <w:rPr>
+          <w:b/>
+        </w:rPr>
+        <w:t>preactivation</w:t>
+      </w:r>
+      <w:r>
+        <w:rPr>
+          <w:b w:val="0"/>
+        </w:rPr>
+        <w:t>.</w:t>
+      </w:r>
+    </w:p>
+    <w:p>
+      <w:pPr>
+        <w:spacing w:line="336" w:lineRule="auto" w:after="180"/>
+      </w:pPr>
+      <w:r>
+        <w:rPr>
+          <w:b w:val="0"/>
+        </w:rPr>
+        <w:t xml:space="preserve">Changed-case reasoning: Its first error is retaining the negative value after ReLU; correct h = 0 gives y = 4. ReLU(-1)=0, so the </w:t>
+      </w:r>
+      <w:r>
+        <w:rPr>
+          <w:b/>
+        </w:rPr>
+        <w:t>output</w:t>
+      </w:r>
+      <w:r>
+        <w:rPr>
+          <w:b w:val="0"/>
+        </w:rPr>
+        <w:t xml:space="preserve"> must use0, not the earlier </w:t>
+      </w:r>
+      <w:r>
+        <w:rPr>
+          <w:b/>
+        </w:rPr>
+        <w:t>preactivation</w:t>
+      </w:r>
+      <w:r>
+        <w:rPr>
+          <w:b w:val="0"/>
+        </w:rPr>
+        <w:t>.</w:t>
+      </w:r>
+    </w:p>
+    <w:p>
+      <w:pPr>
+        <w:spacing w:line="336" w:lineRule="auto" w:after="180"/>
+      </w:pPr>
+      <w:r>
+        <w:rPr>
+          <w:b w:val="0"/>
+        </w:rPr>
+        <w:t xml:space="preserve">Collect each learner’s explanation before discussion. Use the first missing connection between </w:t>
+      </w:r>
+      <w:r>
+        <w:rPr>
+          <w:b/>
+        </w:rPr>
+        <w:t>input</w:t>
+      </w:r>
+      <w:r>
+        <w:rPr>
+          <w:b w:val="0"/>
+        </w:rPr>
+        <w:t xml:space="preserve">, deciding step and result to choose support. This question is worked-case practice, not fresh mastery </w:t>
+      </w:r>
+      <w:r>
+        <w:rPr>
+          <w:b/>
+        </w:rPr>
+        <w:t>evidence</w:t>
+      </w:r>
+      <w:r>
+        <w:rPr>
+          <w:b w:val="0"/>
+        </w:rPr>
+        <w:t>.</w:t>
+      </w:r>
+    </w:p>
+    <w:p>
+      <w:pPr>
+        <w:pStyle w:val="Heading1"/>
+      </w:pPr>
+      <w:r>
+        <w:t>04. Run the investigation and diagnose misconceptions</w:t>
+      </w:r>
+    </w:p>
+    <w:p>
+      <w:r>
+        <w:t>Run the Forward passes by hand investigation and use the first unsupported step to choose a teaching response.</w:t>
+      </w:r>
+    </w:p>
+    <w:p>
+      <w:pPr>
+        <w:spacing w:line="336" w:lineRule="auto" w:after="180"/>
+      </w:pPr>
+      <w:r>
+        <w:rPr>
+          <w:b w:val="0"/>
+        </w:rPr>
+        <w:t xml:space="preserve">ReLU means the </w:t>
+      </w:r>
+      <w:r>
+        <w:rPr>
+          <w:b/>
+        </w:rPr>
+        <w:t>output</w:t>
+      </w:r>
+      <w:r>
+        <w:rPr>
+          <w:b w:val="0"/>
+        </w:rPr>
+        <w:t xml:space="preserve"> cannot be negative: Only the hidden scores receive ReLU here. The </w:t>
+      </w:r>
+      <w:r>
+        <w:rPr>
+          <w:b/>
+        </w:rPr>
+        <w:t>output</w:t>
+      </w:r>
+      <w:r>
+        <w:rPr>
+          <w:b w:val="0"/>
+        </w:rPr>
+        <w:t xml:space="preserve"> formula can be negative.</w:t>
+      </w:r>
+    </w:p>
+    <w:p>
+      <w:pPr>
+        <w:spacing w:line="336" w:lineRule="auto" w:after="180"/>
+      </w:pPr>
+      <w:r>
+        <w:rPr>
+          <w:b w:val="0"/>
+        </w:rPr>
+        <w:t>Fix just the final number: Repair the earliest incorrect operation and recompute every dependent value.</w:t>
+      </w:r>
+    </w:p>
+    <w:p>
+      <w:pPr>
+        <w:spacing w:line="336" w:lineRule="auto" w:after="180"/>
+      </w:pPr>
+      <w:r>
+        <w:rPr>
+          <w:b w:val="0"/>
+        </w:rPr>
+        <w:t>One passing case proves the network: Cases with equal activations or positive scores can hide specific defects.</w:t>
+      </w:r>
+    </w:p>
+    <w:p>
+      <w:pPr>
+        <w:spacing w:line="336" w:lineRule="auto" w:after="180"/>
+      </w:pPr>
+      <w:r>
+        <w:rPr>
+          <w:b w:val="0"/>
+        </w:rPr>
+        <w:t xml:space="preserve">Use Section 9 for the </w:t>
+      </w:r>
+      <w:r>
+        <w:rPr>
+          <w:b/>
+        </w:rPr>
+        <w:t>evidence</w:t>
+      </w:r>
+      <w:r>
+        <w:rPr>
+          <w:b w:val="0"/>
+        </w:rPr>
+        <w:t xml:space="preserve"> ledger. Add a boundary or missing-</w:t>
+      </w:r>
+      <w:r>
+        <w:rPr>
+          <w:b/>
+        </w:rPr>
+        <w:t>input</w:t>
+      </w:r>
+      <w:r>
+        <w:rPr>
+          <w:b w:val="0"/>
+        </w:rPr>
+        <w:t xml:space="preserve"> case and record the expected response before checking. More successful repeats of one case do not establish wider coverage.</w:t>
       </w:r>
     </w:p>
     <w:p>
@@ -1686,29 +3006,38 @@
       </w:tr>
     </w:tbl>
     <w:p>
-      <w:r>
-        <w:t>Offer an oral explanation, drawing, enlarged visual or fewer examples when that removes a reading/writing barrier. Keep the same reasoning goal. Stretch secure learners by changing a boundary or assumption and asking them to defend the effect, not simply by assigning more of the same questions.</w:t>
+      <w:pPr>
+        <w:spacing w:line="336" w:lineRule="auto" w:after="180"/>
+      </w:pPr>
+      <w:r>
+        <w:rPr>
+          <w:b w:val="0"/>
+        </w:rPr>
+        <w:t>Offer an oral explanation, drawing, enlarged visual or fewer examples when that removes a reading/writing barrier. Keep the same reasoning goal.</w:t>
       </w:r>
     </w:p>
     <w:p>
       <w:pPr>
-        <w:pStyle w:val="Heading1"/>
-      </w:pPr>
-      <w:r>
-        <w:t>05. Assess and explain the answers</w:t>
+        <w:spacing w:line="336" w:lineRule="auto" w:after="180"/>
+      </w:pPr>
+      <w:r>
+        <w:rPr>
+          <w:b w:val="0"/>
+        </w:rPr>
+        <w:t>Stretch secure learners by changing a boundary or assumption and asking them to defend the effect, not simply by assigning more of the same questions.</w:t>
       </w:r>
     </w:p>
     <w:p>
       <w:pPr>
-        <w:pStyle w:val="Heading3"/>
-      </w:pPr>
-      <w:r>
-        <w:t>Guided and exit questions</w:t>
+        <w:pStyle w:val="Heading1"/>
+      </w:pPr>
+      <w:r>
+        <w:t>05. Assess and explain the answers</w:t>
       </w:r>
     </w:p>
     <w:p>
       <w:r>
-        <w:t>Guided: x = 2 gives z = [3, 0], h = [3, 0], y = 4; the zero score remains zero. Exit: no; final agreement can hide compensating errors. Retain correct intermediate expectations and varied regression cases, not only the single final output.</w:t>
+        <w:t>Use the Forward passes by hand questions, teacher keys and criteria after the relevant attempts. Previously discussed cases are practice; protect the separately selected independent task.</w:t>
       </w:r>
     </w:p>
     <w:p>
@@ -1716,17 +3045,41 @@
         <w:pStyle w:val="Heading3"/>
       </w:pPr>
       <w:r>
-        <w:t>W1 Complete a fresh row</w:t>
+        <w:t>Guided and exit questions</w:t>
       </w:r>
     </w:p>
     <w:p>
-      <w:r>
-        <w:t>Trace x = -1 through the lesson network. Record z, h and y.</w:t>
+      <w:pPr>
+        <w:spacing w:line="336" w:lineRule="auto" w:after="180"/>
+      </w:pPr>
+      <w:r>
+        <w:rPr>
+          <w:b w:val="0"/>
+        </w:rPr>
+        <w:t>Guided: x = 2 gives z = [3, 0], h = [3, 0], y = 4; the zero score remains zero. Exit: no; final agreement can hide compensating errors.</w:t>
       </w:r>
     </w:p>
     <w:p>
-      <w:r>
-        <w:t>Teacher explanation: z = [-3, 3], h = [0, 3], y = -5.</w:t>
+      <w:pPr>
+        <w:spacing w:line="336" w:lineRule="auto" w:after="180"/>
+      </w:pPr>
+      <w:r>
+        <w:rPr>
+          <w:b w:val="0"/>
+        </w:rPr>
+        <w:t xml:space="preserve">Retain correct intermediate expectations and varied regression cases, not only the single final </w:t>
+      </w:r>
+      <w:r>
+        <w:rPr>
+          <w:b/>
+        </w:rPr>
+        <w:t>output</w:t>
+      </w:r>
+      <w:r>
+        <w:rPr>
+          <w:b w:val="0"/>
+        </w:rPr>
+        <w:t>.</w:t>
       </w:r>
     </w:p>
     <w:p>
@@ -1734,17 +3087,33 @@
         <w:pStyle w:val="Heading3"/>
       </w:pPr>
       <w:r>
-        <w:t>W2 Locate a bias omission</w:t>
+        <w:t>W1 Complete a fresh row</w:t>
       </w:r>
     </w:p>
     <w:p>
-      <w:r>
-        <w:t>At x = 3 a trace gives z = [5, -1], h = [5, 0] and y = 5. Identify the first incorrect stage and repair it.</w:t>
+      <w:pPr>
+        <w:pStyle w:val="Heading3"/>
+      </w:pPr>
+      <w:r>
+        <w:t>Workbook question · W1</w:t>
       </w:r>
     </w:p>
     <w:p>
-      <w:r>
-        <w:t>Teacher explanation: Scores and activations are correct. The output omitted bias 1; y should be 6.</w:t>
+      <w:pPr>
+        <w:spacing w:line="336" w:lineRule="auto" w:after="180"/>
+        <w:shd w:fill="F5F1FB"/>
+      </w:pPr>
+      <w:r>
+        <w:rPr>
+          <w:b/>
+        </w:rPr>
+        <w:t>Trace</w:t>
+      </w:r>
+      <w:r>
+        <w:rPr>
+          <w:b w:val="0"/>
+        </w:rPr>
+        <w:t xml:space="preserve"> x = -1 through the lesson network. Record z, h and y.</w:t>
       </w:r>
     </w:p>
     <w:p>
@@ -1752,17 +3121,27 @@
         <w:pStyle w:val="Heading3"/>
       </w:pPr>
       <w:r>
-        <w:t>W3 Check both boundaries</w:t>
+        <w:t>Teacher reasoning · W1</w:t>
       </w:r>
     </w:p>
     <w:p>
-      <w:r>
-        <w:t>Trace x = 0.5 and x = 2. Which hidden score is zero in each case?</w:t>
+      <w:pPr>
+        <w:spacing w:line="336" w:lineRule="auto" w:after="180"/>
+        <w:shd w:fill="F1F6FC"/>
+      </w:pPr>
+      <w:r>
+        <w:rPr>
+          <w:b w:val="0"/>
+        </w:rPr>
+        <w:t>Teacher explanation: z = [-3, 3], h = [0, 3], y = -5.</w:t>
       </w:r>
     </w:p>
     <w:p>
-      <w:r>
-        <w:t>Teacher explanation: At 0.5, z = [0, 1.5], h = [0, 1.5], y = -2. At 2, z = [3, 0], h = [3, 0], y = 4. Zero maps to zero under ReLU.</w:t>
+      <w:pPr>
+        <w:pStyle w:val="Heading3"/>
+      </w:pPr>
+      <w:r>
+        <w:t>W2 Locate a bias omission</w:t>
       </w:r>
     </w:p>
     <w:p>
@@ -1770,61 +3149,125 @@
         <w:pStyle w:val="Heading3"/>
       </w:pPr>
       <w:r>
-        <w:t>W4 Audit a different network independently</w:t>
+        <w:t>Workbook question · W2</w:t>
       </w:r>
     </w:p>
     <w:p>
-      <w:r>
-        <w:t>Use z1 = x + 1, z2 = 2 - 2x, h = ReLU(z) component by component, and y = 2h1 + h2 - 3. Trace x = 0 and x = 2. A submitted x = 2 trace uses h = [3, -2] and y = 1. Find its first error and correct all later values.</w:t>
+      <w:pPr>
+        <w:spacing w:line="336" w:lineRule="auto" w:after="180"/>
+        <w:shd w:fill="F5F1FB"/>
+      </w:pPr>
+      <w:r>
+        <w:rPr>
+          <w:b w:val="0"/>
+        </w:rPr>
+        <w:t xml:space="preserve">At x = 3 a </w:t>
+      </w:r>
+      <w:r>
+        <w:rPr>
+          <w:b/>
+        </w:rPr>
+        <w:t>trace</w:t>
+      </w:r>
+      <w:r>
+        <w:rPr>
+          <w:b w:val="0"/>
+        </w:rPr>
+        <w:t xml:space="preserve"> gives z = [5, -1], h = [5, 0] and y = 5. Identify the first incorrect stage and repair it.</w:t>
       </w:r>
     </w:p>
     <w:p>
-      <w:r>
-        <w:t>Teacher explanation: At 0: z = [1, 2], h = [1, 2], y = 1. At 2: z = [3, -2], h = [3, 0], y = 3. The first submitted error is h2 = -2 rather than 0; the corrected output is 3.</w:t>
+      <w:pPr>
+        <w:pStyle w:val="Heading3"/>
+      </w:pPr>
+      <w:r>
+        <w:t>Teacher reasoning · W2</w:t>
       </w:r>
     </w:p>
     <w:p>
       <w:pPr>
-        <w:pStyle w:val="Heading3"/>
-      </w:pPr>
-      <w:r>
-        <w:t>W5 Limit a passing test</w:t>
+        <w:spacing w:line="336" w:lineRule="auto" w:after="180"/>
+        <w:shd w:fill="F1F6FC"/>
+      </w:pPr>
+      <w:r>
+        <w:rPr>
+          <w:b w:val="0"/>
+        </w:rPr>
+        <w:t xml:space="preserve">Teacher explanation: Scores and activations are correct. The </w:t>
+      </w:r>
+      <w:r>
+        <w:rPr>
+          <w:b/>
+        </w:rPr>
+        <w:t>output</w:t>
+      </w:r>
+      <w:r>
+        <w:rPr>
+          <w:b w:val="0"/>
+        </w:rPr>
+        <w:t xml:space="preserve"> omitted bias 1; y should be 6.</w:t>
       </w:r>
     </w:p>
     <w:p>
-      <w:r>
-        <w:t>Explain why testing only x = 1 in the lesson model may miss a hidden-order swap.</w:t>
+      <w:pPr>
+        <w:pStyle w:val="Heading3"/>
+      </w:pPr>
+      <w:r>
+        <w:t>W3 Check both boundaries</w:t>
       </w:r>
     </w:p>
     <w:p>
-      <w:r>
-        <w:t>Teacher explanation: Both hidden values equal 1, so exchanging them changes nothing. Use unequal hidden values, such as x = 0, and compare intermediate values as well as y.</w:t>
+      <w:pPr>
+        <w:pStyle w:val="Heading3"/>
+      </w:pPr>
+      <w:r>
+        <w:t>Workbook question · W3</w:t>
       </w:r>
     </w:p>
     <w:p>
       <w:pPr>
-        <w:pStyle w:val="Heading3"/>
-      </w:pPr>
-      <w:r>
-        <w:t>Independent assessment and fresh retry</w:t>
+        <w:spacing w:line="336" w:lineRule="auto" w:after="180"/>
+        <w:shd w:fill="F5F1FB"/>
+      </w:pPr>
+      <w:r>
+        <w:rPr>
+          <w:b/>
+        </w:rPr>
+        <w:t>Trace</w:t>
+      </w:r>
+      <w:r>
+        <w:rPr>
+          <w:b w:val="0"/>
+        </w:rPr>
+        <w:t xml:space="preserve"> x = 0.5 and x = 2. Which hidden score is zero in each case?</w:t>
       </w:r>
     </w:p>
     <w:p>
-      <w:r>
-        <w:t>Assess W4 for both full traces and the activation error. Fresh retry: h = ReLU(x - 2), y = -3h + 2. For x = 1 and x = 4, preactivations are -1 and 2, activations 0 and 2, outputs 2 and -4. A submitted x = 1 activation -1 is the first error, even if later arithmetic compensates.</w:t>
+      <w:pPr>
+        <w:pStyle w:val="Heading3"/>
+      </w:pPr>
+      <w:r>
+        <w:t>Teacher reasoning · W3</w:t>
       </w:r>
     </w:p>
     <w:p>
       <w:pPr>
-        <w:pStyle w:val="Heading3"/>
-      </w:pPr>
-      <w:r>
-        <w:t>Assess independent transfer</w:t>
+        <w:spacing w:line="336" w:lineRule="auto" w:after="180"/>
+        <w:shd w:fill="F1F6FC"/>
+      </w:pPr>
+      <w:r>
+        <w:rPr>
+          <w:b w:val="0"/>
+        </w:rPr>
+        <w:t>Teacher explanation: At 0.5, z = [0, 1.5], h = [0, 1.5], y = -2. At 2, z = [3, 0], h = [3, 0], y = 4. Zero maps to zero under ReLU.</w:t>
       </w:r>
     </w:p>
     <w:p>
-      <w:r>
-        <w:t>Selected case: Use z1 = x + 1, z2 = 2 - 2x, h = ReLU(z) component by component, and y = 2h1 + h2 - 3. Trace x = 0 and x = 2. A submitted x = 2 trace uses h = [3, -2] and y = 1. Find its first error and correct all later values.</w:t>
+      <w:pPr>
+        <w:pStyle w:val="Heading3"/>
+      </w:pPr>
+      <w:r>
+        <w:t>W4 Audit a different network independently</w:t>
       </w:r>
     </w:p>
     <w:p>
@@ -1832,12 +3275,303 @@
         <w:pStyle w:val="Heading3"/>
       </w:pPr>
       <w:r>
-        <w:t>Selected case answer</w:t>
+        <w:t>Workbook question · W4</w:t>
       </w:r>
     </w:p>
     <w:p>
-      <w:r>
-        <w:t>Teacher explanation: At 0: z = [1, 2], h = [1, 2], y = 1. At 2: z = [3, -2], h = [3, 0], y = 3. The first submitted error is h2 = -2 rather than 0; the corrected output is 3.</w:t>
+      <w:pPr>
+        <w:spacing w:line="336" w:lineRule="auto" w:after="180"/>
+        <w:shd w:fill="F5F1FB"/>
+      </w:pPr>
+      <w:r>
+        <w:rPr>
+          <w:b w:val="0"/>
+        </w:rPr>
+        <w:t xml:space="preserve">Use z1 = x + 1, z2 = 2 - 2x, h = ReLU(z) component by component, and y = 2h1 + h2 - 3. </w:t>
+      </w:r>
+      <w:r>
+        <w:rPr>
+          <w:b/>
+        </w:rPr>
+        <w:t>Trace</w:t>
+      </w:r>
+      <w:r>
+        <w:rPr>
+          <w:b w:val="0"/>
+        </w:rPr>
+        <w:t xml:space="preserve"> x = 0 and x = 2. A submitted x = 2 </w:t>
+      </w:r>
+      <w:r>
+        <w:rPr>
+          <w:b/>
+        </w:rPr>
+        <w:t>trace</w:t>
+      </w:r>
+      <w:r>
+        <w:rPr>
+          <w:b w:val="0"/>
+        </w:rPr>
+        <w:t xml:space="preserve"> uses h = [3, -2] and y = 1. Find its first error and correct all later values.</w:t>
+      </w:r>
+    </w:p>
+    <w:p>
+      <w:pPr>
+        <w:pStyle w:val="Heading3"/>
+      </w:pPr>
+      <w:r>
+        <w:t>Teacher reasoning · W4</w:t>
+      </w:r>
+    </w:p>
+    <w:p>
+      <w:pPr>
+        <w:spacing w:line="336" w:lineRule="auto" w:after="180"/>
+        <w:shd w:fill="F1F6FC"/>
+      </w:pPr>
+      <w:r>
+        <w:rPr>
+          <w:b w:val="0"/>
+        </w:rPr>
+        <w:t xml:space="preserve">Teacher explanation: At 0: z = [1, 2], h = [1, 2], y = 1. At 2: z = [3, -2], h = [3, 0], y = 3. The first submitted error is h2 = -2 rather than 0; the corrected </w:t>
+      </w:r>
+      <w:r>
+        <w:rPr>
+          <w:b/>
+        </w:rPr>
+        <w:t>output</w:t>
+      </w:r>
+      <w:r>
+        <w:rPr>
+          <w:b w:val="0"/>
+        </w:rPr>
+        <w:t xml:space="preserve"> is 3.</w:t>
+      </w:r>
+    </w:p>
+    <w:p>
+      <w:pPr>
+        <w:pStyle w:val="Heading3"/>
+      </w:pPr>
+      <w:r>
+        <w:t>W5 Limit a passing test</w:t>
+      </w:r>
+    </w:p>
+    <w:p>
+      <w:pPr>
+        <w:pStyle w:val="Heading3"/>
+      </w:pPr>
+      <w:r>
+        <w:t>Workbook question · W5</w:t>
+      </w:r>
+    </w:p>
+    <w:p>
+      <w:pPr>
+        <w:spacing w:line="336" w:lineRule="auto" w:after="180"/>
+        <w:shd w:fill="F5F1FB"/>
+      </w:pPr>
+      <w:r>
+        <w:rPr>
+          <w:b w:val="0"/>
+        </w:rPr>
+        <w:t>Explain why testing only x = 1 in the lesson model may miss a hidden-order swap.</w:t>
+      </w:r>
+    </w:p>
+    <w:p>
+      <w:pPr>
+        <w:pStyle w:val="Heading3"/>
+      </w:pPr>
+      <w:r>
+        <w:t>Teacher reasoning · W5</w:t>
+      </w:r>
+    </w:p>
+    <w:p>
+      <w:pPr>
+        <w:spacing w:line="336" w:lineRule="auto" w:after="180"/>
+        <w:shd w:fill="F1F6FC"/>
+      </w:pPr>
+      <w:r>
+        <w:rPr>
+          <w:b w:val="0"/>
+        </w:rPr>
+        <w:t>Teacher explanation: Both hidden values equal 1, so exchanging them changes nothing. Use unequal hidden values, such as x = 0, and compare intermediate values as well as y.</w:t>
+      </w:r>
+    </w:p>
+    <w:p>
+      <w:pPr>
+        <w:pStyle w:val="Heading3"/>
+      </w:pPr>
+      <w:r>
+        <w:t>Independent assessment and fresh retry</w:t>
+      </w:r>
+    </w:p>
+    <w:p>
+      <w:pPr>
+        <w:pStyle w:val="Heading3"/>
+      </w:pPr>
+      <w:r>
+        <w:t>Teacher key · Independent assessment and fresh retry</w:t>
+      </w:r>
+    </w:p>
+    <w:p>
+      <w:pPr>
+        <w:spacing w:line="336" w:lineRule="auto" w:after="180"/>
+        <w:shd w:fill="F1F6FC"/>
+      </w:pPr>
+      <w:r>
+        <w:rPr>
+          <w:b w:val="0"/>
+        </w:rPr>
+        <w:t xml:space="preserve">Assess W4 for both full </w:t>
+      </w:r>
+      <w:r>
+        <w:rPr>
+          <w:b/>
+        </w:rPr>
+        <w:t>trace</w:t>
+      </w:r>
+      <w:r>
+        <w:rPr>
+          <w:b w:val="0"/>
+        </w:rPr>
+        <w:t xml:space="preserve">s and the activation error. Fresh retry: h = ReLU(x - 2), y = -3h + 2. For x = 1 and x = 4, </w:t>
+      </w:r>
+      <w:r>
+        <w:rPr>
+          <w:b/>
+        </w:rPr>
+        <w:t>preactivation</w:t>
+      </w:r>
+      <w:r>
+        <w:rPr>
+          <w:b w:val="0"/>
+        </w:rPr>
+        <w:t xml:space="preserve">s are -1 and 2, activations 0 and 2, </w:t>
+      </w:r>
+      <w:r>
+        <w:rPr>
+          <w:b/>
+        </w:rPr>
+        <w:t>output</w:t>
+      </w:r>
+      <w:r>
+        <w:rPr>
+          <w:b w:val="0"/>
+        </w:rPr>
+        <w:t>s 2 and -4.</w:t>
+      </w:r>
+    </w:p>
+    <w:p>
+      <w:pPr>
+        <w:spacing w:line="336" w:lineRule="auto" w:after="180"/>
+        <w:shd w:fill="F1F6FC"/>
+      </w:pPr>
+      <w:r>
+        <w:rPr>
+          <w:b w:val="0"/>
+        </w:rPr>
+        <w:t>A submitted x = 1 activation -1 is the first error, even if later arithmetic compensates.</w:t>
+      </w:r>
+    </w:p>
+    <w:p>
+      <w:pPr>
+        <w:pStyle w:val="Heading3"/>
+      </w:pPr>
+      <w:r>
+        <w:t>Assess independent transfer</w:t>
+      </w:r>
+    </w:p>
+    <w:p>
+      <w:pPr>
+        <w:pStyle w:val="Heading3"/>
+      </w:pPr>
+      <w:r>
+        <w:t>Independent question · withhold the key</w:t>
+      </w:r>
+    </w:p>
+    <w:p>
+      <w:pPr>
+        <w:spacing w:line="336" w:lineRule="auto" w:after="180"/>
+        <w:shd w:fill="F5F1FB"/>
+      </w:pPr>
+      <w:r>
+        <w:rPr>
+          <w:b w:val="0"/>
+        </w:rPr>
+        <w:t xml:space="preserve">Selected case: Use z1 = x + 1, z2 = 2 - 2x, h = ReLU(z) component by component, and y = 2h1 + h2 - 3. </w:t>
+      </w:r>
+      <w:r>
+        <w:rPr>
+          <w:b/>
+        </w:rPr>
+        <w:t>Trace</w:t>
+      </w:r>
+      <w:r>
+        <w:rPr>
+          <w:b w:val="0"/>
+        </w:rPr>
+        <w:t xml:space="preserve"> x = 0 and x = 2. A submitted x = 2 </w:t>
+      </w:r>
+      <w:r>
+        <w:rPr>
+          <w:b/>
+        </w:rPr>
+        <w:t>trace</w:t>
+      </w:r>
+      <w:r>
+        <w:rPr>
+          <w:b w:val="0"/>
+        </w:rPr>
+        <w:t xml:space="preserve"> uses h = [3, -2] and y = 1.</w:t>
+      </w:r>
+    </w:p>
+    <w:p>
+      <w:pPr>
+        <w:spacing w:line="336" w:lineRule="auto" w:after="180"/>
+        <w:shd w:fill="F5F1FB"/>
+      </w:pPr>
+      <w:r>
+        <w:rPr>
+          <w:b w:val="0"/>
+        </w:rPr>
+        <w:t>Find its first error and correct all later values.</w:t>
+      </w:r>
+    </w:p>
+    <w:p>
+      <w:pPr>
+        <w:pStyle w:val="Heading3"/>
+      </w:pPr>
+      <w:r>
+        <w:t>Selected case answer</w:t>
+      </w:r>
+    </w:p>
+    <w:p>
+      <w:pPr>
+        <w:pStyle w:val="Heading3"/>
+      </w:pPr>
+      <w:r>
+        <w:t>Teacher key · Selected case answer</w:t>
+      </w:r>
+    </w:p>
+    <w:p>
+      <w:pPr>
+        <w:spacing w:line="336" w:lineRule="auto" w:after="180"/>
+        <w:shd w:fill="F1F6FC"/>
+      </w:pPr>
+      <w:r>
+        <w:rPr>
+          <w:b w:val="0"/>
+        </w:rPr>
+        <w:t xml:space="preserve">Teacher explanation: At 0: z = [1, 2], h = [1, 2], y = 1. At 2: z = [3, -2], h = [3, 0], y = 3. The first submitted error is h2 = -2 rather than 0; the corrected </w:t>
+      </w:r>
+      <w:r>
+        <w:rPr>
+          <w:b/>
+        </w:rPr>
+        <w:t>output</w:t>
+      </w:r>
+      <w:r>
+        <w:rPr>
+          <w:b w:val="0"/>
+        </w:rPr>
+        <w:t xml:space="preserve"> is 3.</w:t>
       </w:r>
     </w:p>
     <w:tbl>
@@ -1943,67 +3677,282 @@
       </w:tr>
     </w:tbl>
     <w:p>
-      <w:r>
-        <w:t>Record each dimension as not yet, with support, or independent. Accept a valid alternative procedure with a defensible trace. Do not penalise an honestly recorded model failure if the learner correctly explains its evidence and limits.</w:t>
+      <w:pPr>
+        <w:pStyle w:val="Heading3"/>
+      </w:pPr>
+      <w:r>
+        <w:t>Teacher key · Selected case answer</w:t>
       </w:r>
     </w:p>
     <w:p>
       <w:pPr>
-        <w:pStyle w:val="Heading3"/>
-      </w:pPr>
-      <w:r>
-        <w:t>Feedback that the learner uses</w:t>
+        <w:spacing w:line="336" w:lineRule="auto" w:after="180"/>
+        <w:shd w:fill="F1F6FC"/>
+      </w:pPr>
+      <w:r>
+        <w:rPr>
+          <w:b w:val="0"/>
+        </w:rPr>
+        <w:t xml:space="preserve">Record each dimension as not yet, with support, or independent. Accept a valid alternative procedure with a defensible </w:t>
+      </w:r>
+      <w:r>
+        <w:rPr>
+          <w:b/>
+        </w:rPr>
+        <w:t>trace</w:t>
+      </w:r>
+      <w:r>
+        <w:rPr>
+          <w:b w:val="0"/>
+        </w:rPr>
+        <w:t>.</w:t>
       </w:r>
     </w:p>
     <w:p>
-      <w:r>
-        <w:t>Name the earliest unsupported step and give one action to repair it. Have the learner make that repair now and explain why. Then assess the relevant skill on a fresh, fully specified case. Confirm it was not previously practised with feedback; solve and check the new case before assigning it. A follow-up design prompt is a starting brief, not automatically an equivalent test.</w:t>
+      <w:pPr>
+        <w:spacing w:line="336" w:lineRule="auto" w:after="180"/>
+        <w:shd w:fill="F1F6FC"/>
+      </w:pPr>
+      <w:r>
+        <w:rPr>
+          <w:b w:val="0"/>
+        </w:rPr>
+        <w:t xml:space="preserve">Do not penalise an honestly recorded model failure if the learner correctly explains its </w:t>
+      </w:r>
+      <w:r>
+        <w:rPr>
+          <w:b/>
+        </w:rPr>
+        <w:t>evidence</w:t>
+      </w:r>
+      <w:r>
+        <w:rPr>
+          <w:b w:val="0"/>
+        </w:rPr>
+        <w:t xml:space="preserve"> and limits.</w:t>
       </w:r>
     </w:p>
     <w:p>
       <w:pPr>
-        <w:pStyle w:val="Heading1"/>
-      </w:pPr>
-      <w:r>
-        <w:t>06. Connect the project, support and next lesson</w:t>
+        <w:pStyle w:val="Heading3"/>
+      </w:pPr>
+      <w:r>
+        <w:t>Feedback that the learner uses</w:t>
       </w:r>
     </w:p>
     <w:p>
-      <w:r>
-        <w:t>Add a labelled forward passes by hand evidence sheet to Image-pattern Network Investigation. Show how you can record scores and activations in dependency order. Use the supplied fictional case and keep its inputs, intermediate steps, calculation or prediction, and limitation. Connect this record to last week’s record; a matching answer without a trace is insufficient.</w:t>
+      <w:pPr>
+        <w:spacing w:line="336" w:lineRule="auto" w:after="180"/>
+      </w:pPr>
+      <w:r>
+        <w:rPr>
+          <w:b w:val="0"/>
+        </w:rPr>
+        <w:t>Name the earliest unsupported step and give one action to repair it. Have the learner make that repair now and explain why. Then assess the relevant skill on a fresh, fully specified case.</w:t>
       </w:r>
     </w:p>
     <w:p>
-      <w:r>
-        <w:t>Provide blank trace columns and allow a calculator for signed arithmetic. Extension: show that for 0.5 &lt;= x &lt;= 2 the lesson output is 4x - 4; verify both endpoints without applying that expression outside its stated interval.</w:t>
+      <w:pPr>
+        <w:spacing w:line="336" w:lineRule="auto" w:after="180"/>
+      </w:pPr>
+      <w:r>
+        <w:rPr>
+          <w:b w:val="0"/>
+        </w:rPr>
+        <w:t>Confirm it was not previously practised with feedback; solve and check the new case before assigning it. A follow-up design prompt is a starting brief, not automatically an equivalent test.</w:t>
       </w:r>
     </w:p>
     <w:p>
-      <w:r>
-        <w:t>Week 7 names architectural choices and counts dense-layer parameters.</w:t>
+      <w:pPr>
+        <w:pStyle w:val="Heading1"/>
+      </w:pPr>
+      <w:r>
+        <w:t>06. Connect the project, support and next lesson</w:t>
       </w:r>
     </w:p>
     <w:p>
       <w:r>
-        <w:t>Retain the project ledger and assess a changed case after support. Check the relevant prerequisite before carrying this component forward.</w:t>
+        <w:t>Connect Forward passes by hand to Image-pattern Network Investigation, adapt support and plan a later changed-case check.</w:t>
       </w:r>
     </w:p>
     <w:p>
       <w:pPr>
-        <w:pStyle w:val="Heading3"/>
-      </w:pPr>
-      <w:r>
-        <w:t>Plan the delayed return</w:t>
+        <w:spacing w:line="336" w:lineRule="auto" w:after="180"/>
+      </w:pPr>
+      <w:r>
+        <w:rPr>
+          <w:b w:val="0"/>
+        </w:rPr>
+        <w:t xml:space="preserve">Add a labelled forward passes by hand </w:t>
+      </w:r>
+      <w:r>
+        <w:rPr>
+          <w:b/>
+        </w:rPr>
+        <w:t>evidence</w:t>
+      </w:r>
+      <w:r>
+        <w:rPr>
+          <w:b w:val="0"/>
+        </w:rPr>
+        <w:t xml:space="preserve"> sheet to Image-pattern Network Investigation. Show how you can record scores and activations in </w:t>
+      </w:r>
+      <w:r>
+        <w:rPr>
+          <w:b/>
+        </w:rPr>
+        <w:t>dependency</w:t>
+      </w:r>
+      <w:r>
+        <w:rPr>
+          <w:b w:val="0"/>
+        </w:rPr>
+        <w:t xml:space="preserve"> order.</w:t>
       </w:r>
     </w:p>
     <w:p>
-      <w:r>
-        <w:t>Suggested return points in this level: ai-5/7, ai-5/9, ai-5/12. Use actual classroom dates, adjusting for holidays and gaps. One, three and six teaching weeks are scheduling choices, not a claimed optimal spacing.</w:t>
+      <w:pPr>
+        <w:spacing w:line="336" w:lineRule="auto" w:after="180"/>
+      </w:pPr>
+      <w:r>
+        <w:rPr>
+          <w:b w:val="0"/>
+        </w:rPr>
+        <w:t xml:space="preserve">Use the supplied fictional case and keep its </w:t>
+      </w:r>
+      <w:r>
+        <w:rPr>
+          <w:b/>
+        </w:rPr>
+        <w:t>input</w:t>
+      </w:r>
+      <w:r>
+        <w:rPr>
+          <w:b w:val="0"/>
+        </w:rPr>
+        <w:t xml:space="preserve">s, intermediate steps, calculation or </w:t>
+      </w:r>
+      <w:r>
+        <w:rPr>
+          <w:b/>
+        </w:rPr>
+        <w:t>prediction</w:t>
+      </w:r>
+      <w:r>
+        <w:rPr>
+          <w:b w:val="0"/>
+        </w:rPr>
+        <w:t xml:space="preserve">, and limitation. Connect this record to last week’s record; a matching answer without a </w:t>
+      </w:r>
+      <w:r>
+        <w:rPr>
+          <w:b/>
+        </w:rPr>
+        <w:t>trace</w:t>
+      </w:r>
+      <w:r>
+        <w:rPr>
+          <w:b w:val="0"/>
+        </w:rPr>
+        <w:t xml:space="preserve"> is insufficient.</w:t>
       </w:r>
     </w:p>
     <w:p>
-      <w:r>
-        <w:t>At a delayed check, ask for the idea from memory and a changed application. Compare with the earlier independent response and record support used. For a new level, revisit the previous capstone before checking the new prerequisites.</w:t>
+      <w:pPr>
+        <w:spacing w:line="336" w:lineRule="auto" w:after="180"/>
+      </w:pPr>
+      <w:r>
+        <w:rPr>
+          <w:b w:val="0"/>
+        </w:rPr>
+        <w:t xml:space="preserve">Provide blank </w:t>
+      </w:r>
+      <w:r>
+        <w:rPr>
+          <w:b/>
+        </w:rPr>
+        <w:t>trace</w:t>
+      </w:r>
+      <w:r>
+        <w:rPr>
+          <w:b w:val="0"/>
+        </w:rPr>
+        <w:t xml:space="preserve"> columns and allow a calculator for signed arithmetic. Extension: show that for 0.5 &lt;= x &lt;= 2 the lesson </w:t>
+      </w:r>
+      <w:r>
+        <w:rPr>
+          <w:b/>
+        </w:rPr>
+        <w:t>output</w:t>
+      </w:r>
+      <w:r>
+        <w:rPr>
+          <w:b w:val="0"/>
+        </w:rPr>
+        <w:t xml:space="preserve"> is 4x - 4; verify both endpoints without applying that expression outside its stated interval.</w:t>
+      </w:r>
+    </w:p>
+    <w:p>
+      <w:pPr>
+        <w:spacing w:line="336" w:lineRule="auto" w:after="180"/>
+      </w:pPr>
+      <w:r>
+        <w:rPr>
+          <w:b w:val="0"/>
+        </w:rPr>
+        <w:t>Week 7 names architectural choices and counts dense-layer parameters.</w:t>
+      </w:r>
+    </w:p>
+    <w:p>
+      <w:pPr>
+        <w:spacing w:line="336" w:lineRule="auto" w:after="180"/>
+      </w:pPr>
+      <w:r>
+        <w:rPr>
+          <w:b w:val="0"/>
+        </w:rPr>
+        <w:t>Retain the project ledger and assess a changed case after support. Check the relevant prerequisite before carrying this component forward.</w:t>
+      </w:r>
+    </w:p>
+    <w:p>
+      <w:pPr>
+        <w:pStyle w:val="Heading3"/>
+      </w:pPr>
+      <w:r>
+        <w:t>Plan the delayed return</w:t>
+      </w:r>
+    </w:p>
+    <w:p>
+      <w:pPr>
+        <w:spacing w:line="336" w:lineRule="auto" w:after="180"/>
+      </w:pPr>
+      <w:r>
+        <w:rPr>
+          <w:b w:val="0"/>
+        </w:rPr>
+        <w:t>Suggested return points in this level: ai-5/7, ai-5/9, ai-5/12. Use actual classroom dates, adjusting for holidays and gaps. One, three and six teaching weeks are scheduling choices, not a claimed optimal spacing.</w:t>
+      </w:r>
+    </w:p>
+    <w:p>
+      <w:pPr>
+        <w:spacing w:line="336" w:lineRule="auto" w:after="180"/>
+      </w:pPr>
+      <w:r>
+        <w:rPr>
+          <w:b w:val="0"/>
+        </w:rPr>
+        <w:t>At a delayed check, ask for the idea from memory and a changed application. Compare with the earlier independent response and record support used.</w:t>
+      </w:r>
+    </w:p>
+    <w:p>
+      <w:pPr>
+        <w:spacing w:line="336" w:lineRule="auto" w:after="180"/>
+      </w:pPr>
+      <w:r>
+        <w:rPr>
+          <w:b w:val="0"/>
+        </w:rPr>
+        <w:t>For a new level, revisit the previous capstone before checking the new prerequisites.</w:t>
       </w:r>
     </w:p>
     <w:tbl>
@@ -2163,8 +4112,26 @@
       </w:tr>
     </w:tbl>
     <w:p>
-      <w:r>
-        <w:t>Use the evidence to choose reteaching or the next step. A completed page, confidence rating or attractive project does not by itself demonstrate understanding.</w:t>
+      <w:pPr>
+        <w:spacing w:line="336" w:lineRule="auto" w:after="180"/>
+      </w:pPr>
+      <w:r>
+        <w:rPr>
+          <w:b w:val="0"/>
+        </w:rPr>
+        <w:t xml:space="preserve">Use the </w:t>
+      </w:r>
+      <w:r>
+        <w:rPr>
+          <w:b/>
+        </w:rPr>
+        <w:t>evidence</w:t>
+      </w:r>
+      <w:r>
+        <w:rPr>
+          <w:b w:val="0"/>
+        </w:rPr>
+        <w:t xml:space="preserve"> to choose reteaching or the next step. A completed page, confidence rating or attractive project does not by itself demonstrate understanding.</w:t>
       </w:r>
     </w:p>
     <w:p>
@@ -2176,26 +4143,117 @@
       </w:r>
     </w:p>
     <w:p>
-      <w:r>
-        <w:t>For your Image-pattern Network Investigation, save the input, procedure, observed result and limitation of this check. Label this worked example as practice; use a different, previously unreviewed case when checking independent understanding.</w:t>
+      <w:pPr>
+        <w:spacing w:line="336" w:lineRule="auto" w:after="180"/>
+      </w:pPr>
+      <w:r>
+        <w:rPr>
+          <w:b w:val="0"/>
+        </w:rPr>
+        <w:t xml:space="preserve">For your Image-pattern Network Investigation, save the </w:t>
+      </w:r>
+      <w:r>
+        <w:rPr>
+          <w:b/>
+        </w:rPr>
+        <w:t>input</w:t>
+      </w:r>
+      <w:r>
+        <w:rPr>
+          <w:b w:val="0"/>
+        </w:rPr>
+        <w:t>, procedure, observed result and limitation of this check.</w:t>
       </w:r>
     </w:p>
     <w:p>
       <w:pPr>
-        <w:pStyle w:val="Heading1"/>
-      </w:pPr>
-      <w:r>
-        <w:t>07. Prepare, teach and assess</w:t>
+        <w:spacing w:line="336" w:lineRule="auto" w:after="180"/>
+      </w:pPr>
+      <w:r>
+        <w:rPr>
+          <w:b w:val="0"/>
+        </w:rPr>
+        <w:t>Label this worked example as practice; use a different, previously unreviewed case when checking independent understanding.</w:t>
       </w:r>
     </w:p>
     <w:p>
-      <w:r>
-        <w:t>Teaching target: Record scores and activations in dependency order</w:t>
+      <w:pPr>
+        <w:pStyle w:val="Heading1"/>
+      </w:pPr>
+      <w:r>
+        <w:t>07. Prepare, teach and assess</w:t>
       </w:r>
     </w:p>
     <w:p>
       <w:r>
-        <w:t>Prepare the labelled worked-case picture, the matching workbook, fictional input cards and a place for individual responses. Check a local Python 3 environment before class; have a paper-trace version ready.</w:t>
+        <w:t>Use this preparation summary alongside the detailed Forward passes by hand lesson; it is a checklist rather than a replacement for the full sequence.</w:t>
+      </w:r>
+    </w:p>
+    <w:p>
+      <w:pPr>
+        <w:pStyle w:val="Heading3"/>
+      </w:pPr>
+      <w:r>
+        <w:t>Teaching target</w:t>
+      </w:r>
+    </w:p>
+    <w:p>
+      <w:pPr>
+        <w:spacing w:line="336" w:lineRule="auto" w:after="180"/>
+        <w:shd w:fill="EDF7F3"/>
+      </w:pPr>
+      <w:r>
+        <w:rPr>
+          <w:b w:val="0"/>
+        </w:rPr>
+        <w:t xml:space="preserve">Teaching target: Record scores and activations in </w:t>
+      </w:r>
+      <w:r>
+        <w:rPr>
+          <w:b/>
+        </w:rPr>
+        <w:t>dependency</w:t>
+      </w:r>
+      <w:r>
+        <w:rPr>
+          <w:b w:val="0"/>
+        </w:rPr>
+        <w:t xml:space="preserve"> order</w:t>
+      </w:r>
+    </w:p>
+    <w:p>
+      <w:pPr>
+        <w:spacing w:line="336" w:lineRule="auto" w:after="180"/>
+      </w:pPr>
+      <w:r>
+        <w:rPr>
+          <w:b w:val="0"/>
+        </w:rPr>
+        <w:t xml:space="preserve">Prepare the labelled worked-case picture, the matching workbook, fictional </w:t>
+      </w:r>
+      <w:r>
+        <w:rPr>
+          <w:b/>
+        </w:rPr>
+        <w:t>input</w:t>
+      </w:r>
+      <w:r>
+        <w:rPr>
+          <w:b w:val="0"/>
+        </w:rPr>
+        <w:t xml:space="preserve"> cards and a place for individual responses. Check a local Python 3 environment before class; have a paper-</w:t>
+      </w:r>
+      <w:r>
+        <w:rPr>
+          <w:b/>
+        </w:rPr>
+        <w:t>trace</w:t>
+      </w:r>
+      <w:r>
+        <w:rPr>
+          <w:b w:val="0"/>
+        </w:rPr>
+        <w:t xml:space="preserve"> version ready.</w:t>
       </w:r>
     </w:p>
     <w:tbl>
@@ -2342,37 +4400,255 @@
       </w:tr>
     </w:tbl>
     <w:p>
-      <w:r>
-        <w:t>Before class, solve the supported practice: At x = 3 a trace gives z = [5, -1], h = [5, 0] and y = 5. Identify the first incorrect stage and repair it.</w:t>
+      <w:pPr>
+        <w:spacing w:line="336" w:lineRule="auto" w:after="180"/>
+      </w:pPr>
+      <w:r>
+        <w:rPr>
+          <w:b w:val="0"/>
+        </w:rPr>
+        <w:t xml:space="preserve">Before class, solve the supported practice: At x = 3 a </w:t>
+      </w:r>
+      <w:r>
+        <w:rPr>
+          <w:b/>
+        </w:rPr>
+        <w:t>trace</w:t>
+      </w:r>
+      <w:r>
+        <w:rPr>
+          <w:b w:val="0"/>
+        </w:rPr>
+        <w:t xml:space="preserve"> gives z = [5, -1], h = [5, 0] and y = 5. Identify the first incorrect stage and repair it.</w:t>
       </w:r>
     </w:p>
     <w:p>
-      <w:r>
-        <w:t>Reasoned practice answer: Teacher explanation: Scores and activations are correct. The output omitted bias 1; y should be 6.</w:t>
+      <w:pPr>
+        <w:pStyle w:val="Heading3"/>
+      </w:pPr>
+      <w:r>
+        <w:t>Supported practice answer</w:t>
       </w:r>
     </w:p>
     <w:p>
-      <w:r>
-        <w:t>Check every learner before discussion: Use the worked case for Forward passes by hand. Proposed explanation: “ReLU means the output cannot be negative”. Decide whether this explanation is supported. Point to the step or supplied fact that decides; explain your repair if needed.</w:t>
+      <w:pPr>
+        <w:spacing w:line="336" w:lineRule="auto" w:after="180"/>
+        <w:shd w:fill="F1F6FC"/>
+      </w:pPr>
+      <w:r>
+        <w:rPr>
+          <w:b w:val="0"/>
+        </w:rPr>
+        <w:t xml:space="preserve">Reasoned practice answer: Teacher explanation: Scores and activations are correct. The </w:t>
+      </w:r>
+      <w:r>
+        <w:rPr>
+          <w:b/>
+        </w:rPr>
+        <w:t>output</w:t>
+      </w:r>
+      <w:r>
+        <w:rPr>
+          <w:b w:val="0"/>
+        </w:rPr>
+        <w:t xml:space="preserve"> omitted bias 1; y should be 6.</w:t>
       </w:r>
     </w:p>
     <w:p>
-      <w:r>
-        <w:t>Misconception repair: Only the hidden scores receive ReLU here. The output formula can be negative.</w:t>
+      <w:pPr>
+        <w:spacing w:line="336" w:lineRule="auto" w:after="180"/>
+      </w:pPr>
+      <w:r>
+        <w:rPr>
+          <w:b w:val="0"/>
+        </w:rPr>
+        <w:t xml:space="preserve">Check every learner before discussion: Use the worked case for Forward passes by hand. Proposed explanation: “ReLU means the </w:t>
+      </w:r>
+      <w:r>
+        <w:rPr>
+          <w:b/>
+        </w:rPr>
+        <w:t>output</w:t>
+      </w:r>
+      <w:r>
+        <w:rPr>
+          <w:b w:val="0"/>
+        </w:rPr>
+        <w:t xml:space="preserve"> cannot be negative”. Decide whether this explanation is supported.</w:t>
       </w:r>
     </w:p>
     <w:p>
-      <w:r>
-        <w:t>Support: read the exact case aloud, enlarge the labelled picture, supply input cards and model only the first deciding step. Accept a spoken explanation or drawing; retain the reasoning goal.</w:t>
+      <w:pPr>
+        <w:spacing w:line="336" w:lineRule="auto" w:after="180"/>
+      </w:pPr>
+      <w:r>
+        <w:rPr>
+          <w:b w:val="0"/>
+        </w:rPr>
+        <w:t>Point to the step or supplied fact that decides; explain your repair if needed.</w:t>
       </w:r>
     </w:p>
     <w:p>
-      <w:r>
-        <w:t>Extension: A submitted x = 0 trace uses h=-1 and y = 5. Require a prediction and a reason before comparing. Expected result: Its first error is retaining the negative value after ReLU; correct h = 0 gives y = 4. Reason: ReLU(-1)=0, so the output must use0, not the earlier preactivation.</w:t>
+      <w:pPr>
+        <w:pStyle w:val="Heading3"/>
+      </w:pPr>
+      <w:r>
+        <w:t>Repair the misconception</w:t>
       </w:r>
     </w:p>
     <w:p>
-      <w:r>
+      <w:pPr>
+        <w:spacing w:line="336" w:lineRule="auto" w:after="180"/>
+        <w:shd w:fill="FFF5E6"/>
+      </w:pPr>
+      <w:r>
+        <w:rPr>
+          <w:b w:val="0"/>
+        </w:rPr>
+        <w:t xml:space="preserve">Misconception repair: Only the hidden scores receive ReLU here. The </w:t>
+      </w:r>
+      <w:r>
+        <w:rPr>
+          <w:b/>
+        </w:rPr>
+        <w:t>output</w:t>
+      </w:r>
+      <w:r>
+        <w:rPr>
+          <w:b w:val="0"/>
+        </w:rPr>
+        <w:t xml:space="preserve"> formula can be negative.</w:t>
+      </w:r>
+    </w:p>
+    <w:p>
+      <w:pPr>
+        <w:pStyle w:val="Heading3"/>
+      </w:pPr>
+      <w:r>
+        <w:t>Support without giving away the answer</w:t>
+      </w:r>
+    </w:p>
+    <w:p>
+      <w:pPr>
+        <w:spacing w:line="336" w:lineRule="auto" w:after="180"/>
+        <w:shd w:fill="F1F6F8"/>
+      </w:pPr>
+      <w:r>
+        <w:rPr>
+          <w:b w:val="0"/>
+        </w:rPr>
+        <w:t xml:space="preserve">Support: read the exact case aloud, enlarge the labelled picture, supply </w:t>
+      </w:r>
+      <w:r>
+        <w:rPr>
+          <w:b/>
+        </w:rPr>
+        <w:t>input</w:t>
+      </w:r>
+      <w:r>
+        <w:rPr>
+          <w:b w:val="0"/>
+        </w:rPr>
+        <w:t xml:space="preserve"> cards and model only the first deciding step. Accept a spoken explanation or drawing; retain the reasoning goal.</w:t>
+      </w:r>
+    </w:p>
+    <w:p>
+      <w:pPr>
+        <w:pStyle w:val="Heading3"/>
+      </w:pPr>
+      <w:r>
+        <w:t>Extend the reasoning</w:t>
+      </w:r>
+    </w:p>
+    <w:p>
+      <w:pPr>
+        <w:spacing w:line="336" w:lineRule="auto" w:after="180"/>
+        <w:shd w:fill="F5F1FB"/>
+      </w:pPr>
+      <w:r>
+        <w:rPr>
+          <w:b w:val="0"/>
+        </w:rPr>
+        <w:t xml:space="preserve">Extension: A submitted x = 0 </w:t>
+      </w:r>
+      <w:r>
+        <w:rPr>
+          <w:b/>
+        </w:rPr>
+        <w:t>trace</w:t>
+      </w:r>
+      <w:r>
+        <w:rPr>
+          <w:b w:val="0"/>
+        </w:rPr>
+        <w:t xml:space="preserve"> uses h=-1 and y = 5. Require a </w:t>
+      </w:r>
+      <w:r>
+        <w:rPr>
+          <w:b/>
+        </w:rPr>
+        <w:t>prediction</w:t>
+      </w:r>
+      <w:r>
+        <w:rPr>
+          <w:b w:val="0"/>
+        </w:rPr>
+        <w:t xml:space="preserve"> and a reason before comparing. Expected result: Its first error is retaining the negative value after ReLU; correct h = 0 gives y = 4.</w:t>
+      </w:r>
+    </w:p>
+    <w:p>
+      <w:pPr>
+        <w:spacing w:line="336" w:lineRule="auto" w:after="180"/>
+        <w:shd w:fill="F5F1FB"/>
+      </w:pPr>
+      <w:r>
+        <w:rPr>
+          <w:b w:val="0"/>
+        </w:rPr>
+        <w:t xml:space="preserve">Reason: ReLU(-1)=0, so the </w:t>
+      </w:r>
+      <w:r>
+        <w:rPr>
+          <w:b/>
+        </w:rPr>
+        <w:t>output</w:t>
+      </w:r>
+      <w:r>
+        <w:rPr>
+          <w:b w:val="0"/>
+        </w:rPr>
+        <w:t xml:space="preserve"> must use0, not the earlier </w:t>
+      </w:r>
+      <w:r>
+        <w:rPr>
+          <w:b/>
+        </w:rPr>
+        <w:t>preactivation</w:t>
+      </w:r>
+      <w:r>
+        <w:rPr>
+          <w:b w:val="0"/>
+        </w:rPr>
+        <w:t>.</w:t>
+      </w:r>
+    </w:p>
+    <w:p>
+      <w:pPr>
+        <w:pStyle w:val="Heading3"/>
+      </w:pPr>
+      <w:r>
+        <w:t>Protect the independent attempt</w:t>
+      </w:r>
+    </w:p>
+    <w:p>
+      <w:pPr>
+        <w:spacing w:line="336" w:lineRule="auto" w:after="180"/>
+        <w:shd w:fill="FFF5E6"/>
+      </w:pPr>
+      <w:r>
+        <w:rPr>
+          <w:b w:val="0"/>
+        </w:rPr>
         <w:t>Independent assessment: withhold the reserved answer until the learner has attempted the new case. Record support separately from correctness.</w:t>
       </w:r>
     </w:p>
@@ -2561,46 +4837,1236 @@
       </w:tr>
     </w:tbl>
     <w:p>
-      <w:r>
-        <w:t>Project checkpoint: Frame the need. Name the user, the problem, allowed inputs and a safe simple starting method.</w:t>
+      <w:pPr>
+        <w:pStyle w:val="Heading3"/>
+      </w:pPr>
+      <w:r>
+        <w:t>Project checkpoint</w:t>
       </w:r>
     </w:p>
     <w:p>
-      <w:r>
-        <w:t>Use the weekly teacher answer for topic-specific reasoning. A saved progress tick is an activity record; judge mastery from the learner’s explanation and evidence.</w:t>
+      <w:pPr>
+        <w:spacing w:line="336" w:lineRule="auto" w:after="180"/>
+        <w:shd w:fill="EDF7F3"/>
+      </w:pPr>
+      <w:r>
+        <w:rPr>
+          <w:b w:val="0"/>
+        </w:rPr>
+        <w:t xml:space="preserve">Project checkpoint: Frame the need. Name the user, the problem, allowed </w:t>
+      </w:r>
+      <w:r>
+        <w:rPr>
+          <w:b/>
+        </w:rPr>
+        <w:t>input</w:t>
+      </w:r>
+      <w:r>
+        <w:rPr>
+          <w:b w:val="0"/>
+        </w:rPr>
+        <w:t>s and a safe simple starting method.</w:t>
       </w:r>
     </w:p>
     <w:p>
       <w:pPr>
-        <w:pStyle w:val="Heading1"/>
-      </w:pPr>
-      <w:r>
-        <w:t>08. Use feedback, labs and repair paths</w:t>
+        <w:spacing w:line="336" w:lineRule="auto" w:after="180"/>
+      </w:pPr>
+      <w:r>
+        <w:rPr>
+          <w:b w:val="0"/>
+        </w:rPr>
+        <w:t xml:space="preserve">Use the weekly teacher answer for topic-specific reasoning. A saved progress tick is an activity record; judge mastery from the learner’s explanation and </w:t>
+      </w:r>
+      <w:r>
+        <w:rPr>
+          <w:b/>
+        </w:rPr>
+        <w:t>evidence</w:t>
+      </w:r>
+      <w:r>
+        <w:rPr>
+          <w:b w:val="0"/>
+        </w:rPr>
+        <w:t>.</w:t>
       </w:r>
     </w:p>
     <w:p>
-      <w:r>
-        <w:t>Use the two formative questions as supported practice, not as independent mastery scores. Discuss the deciding evidence rather than accepting a guessed selection.</w:t>
+      <w:pPr>
+        <w:pStyle w:val="Heading1"/>
+      </w:pPr>
+      <w:r>
+        <w:t>08. Use feedback, labs and repair paths</w:t>
       </w:r>
     </w:p>
     <w:p>
       <w:r>
-        <w:t>The feedback comes from the reviewed public worked case. Do not reveal the separately reserved independent teacher answer until the learner has attempted that case.</w:t>
+        <w:t>Use feedback, earlier review and portfolios purposefully. Apply the coding routine only when this lesson has an executable lab.</w:t>
       </w:r>
     </w:p>
     <w:p>
-      <w:r>
-        <w:t>Ask students to predict before running code. Preserve errors and actual outputs; collect a changed test and an explanation. The branch-boundary and indexing lessons deliberately include failure cases.</w:t>
+      <w:pPr>
+        <w:spacing w:line="336" w:lineRule="auto" w:after="180"/>
+      </w:pPr>
+      <w:r>
+        <w:rPr>
+          <w:b w:val="0"/>
+        </w:rPr>
+        <w:t xml:space="preserve">Use the two formative questions as supported practice, not as independent mastery scores. Discuss the deciding </w:t>
+      </w:r>
+      <w:r>
+        <w:rPr>
+          <w:b/>
+        </w:rPr>
+        <w:t>evidence</w:t>
+      </w:r>
+      <w:r>
+        <w:rPr>
+          <w:b w:val="0"/>
+        </w:rPr>
+        <w:t xml:space="preserve"> rather than accepting a guessed selection.</w:t>
       </w:r>
     </w:p>
     <w:p>
-      <w:r>
-        <w:t>Use the earlier worked-explanation links to address a specific missing building block, then return to the current question. Adapt this suggestion after observing the learner; it is not an automatic diagnosis.</w:t>
+      <w:pPr>
+        <w:spacing w:line="336" w:lineRule="auto" w:after="180"/>
+      </w:pPr>
+      <w:r>
+        <w:rPr>
+          <w:b w:val="0"/>
+        </w:rPr>
+        <w:t>The feedback comes from the reviewed public worked case. Do not reveal the separately reserved independent teacher answer until the learner has attempted that case.</w:t>
       </w:r>
     </w:p>
     <w:p>
-      <w:r>
-        <w:t>Collect the completed-work portfolio as evidence. Record support separately from correctness, and assess explanation, trace/test and limitations. Progress ticks and quiz selections alone do not establish mastery.</w:t>
+      <w:pPr>
+        <w:spacing w:line="336" w:lineRule="auto" w:after="180"/>
+      </w:pPr>
+      <w:r>
+        <w:rPr>
+          <w:b w:val="0"/>
+        </w:rPr>
+        <w:t xml:space="preserve">Ask students to predict before running code. Preserve errors and actual </w:t>
+      </w:r>
+      <w:r>
+        <w:rPr>
+          <w:b/>
+        </w:rPr>
+        <w:t>output</w:t>
+      </w:r>
+      <w:r>
+        <w:rPr>
+          <w:b w:val="0"/>
+        </w:rPr>
+        <w:t>s; collect a changed test and an explanation. The branch-boundary and indexing lessons deliberately include failure cases.</w:t>
+      </w:r>
+    </w:p>
+    <w:p>
+      <w:pPr>
+        <w:spacing w:line="336" w:lineRule="auto" w:after="180"/>
+      </w:pPr>
+      <w:r>
+        <w:rPr>
+          <w:b w:val="0"/>
+        </w:rPr>
+        <w:t>Use the earlier worked-explanation links to address a specific missing building block, then return to the current question. Adapt this suggestion after observing the learner; it is not an automatic diagnosis.</w:t>
+      </w:r>
+    </w:p>
+    <w:p>
+      <w:pPr>
+        <w:spacing w:line="336" w:lineRule="auto" w:after="180"/>
+      </w:pPr>
+      <w:r>
+        <w:rPr>
+          <w:b w:val="0"/>
+        </w:rPr>
+        <w:t xml:space="preserve">Collect the completed-work portfolio as </w:t>
+      </w:r>
+      <w:r>
+        <w:rPr>
+          <w:b/>
+        </w:rPr>
+        <w:t>evidence</w:t>
+      </w:r>
+      <w:r>
+        <w:rPr>
+          <w:b w:val="0"/>
+        </w:rPr>
+        <w:t xml:space="preserve">. Record support separately from correctness, and assess explanation, </w:t>
+      </w:r>
+      <w:r>
+        <w:rPr>
+          <w:b/>
+        </w:rPr>
+        <w:t>trace</w:t>
+      </w:r>
+      <w:r>
+        <w:rPr>
+          <w:b w:val="0"/>
+        </w:rPr>
+        <w:t>/test and limitations. Progress ticks and quiz selections alone do not establish mastery.</w:t>
+      </w:r>
+    </w:p>
+    <w:p>
+      <w:pPr>
+        <w:pStyle w:val="Heading1"/>
+      </w:pPr>
+      <w:r>
+        <w:t>09. Visual concept journey</w:t>
+      </w:r>
+    </w:p>
+    <w:p>
+      <w:r>
+        <w:t>Show one Forward passes by hand graphic at a time, request a prediction and discuss its trace before the independent assessment.</w:t>
+      </w:r>
+    </w:p>
+    <w:p>
+      <w:pPr>
+        <w:spacing w:line="336" w:lineRule="auto" w:after="180"/>
+      </w:pPr>
+      <w:r>
+        <w:rPr>
+          <w:b w:val="0"/>
+        </w:rPr>
+        <w:t xml:space="preserve">Use one picture at a time. Hide a worked result before asking for a </w:t>
+      </w:r>
+      <w:r>
+        <w:rPr>
+          <w:b/>
+        </w:rPr>
+        <w:t>prediction</w:t>
+      </w:r>
+      <w:r>
+        <w:rPr>
+          <w:b w:val="0"/>
+        </w:rPr>
+        <w:t>, then reveal it for feedback. These are supported teaching cases; retain the separate independent assessment for a fresh first attempt.</w:t>
+      </w:r>
+    </w:p>
+    <w:p>
+      <w:pPr>
+        <w:pStyle w:val="Heading3"/>
+      </w:pPr>
+      <w:r>
+        <w:t>01. Forward passes by hand: the case</w:t>
+      </w:r>
+    </w:p>
+    <w:p>
+      <w:r>
+        <w:drawing>
+          <wp:inline xmlns:a="http://schemas.openxmlformats.org/drawingml/2006/main" xmlns:pic="http://schemas.openxmlformats.org/drawingml/2006/picture">
+            <wp:extent cx="5486400" cy="2840736"/>
+            <wp:docPr id="2" name="Picture 2" descr="Audit a forward pass by writing every value at its correct stage. Supplied facts: Toy scalar network z=2x-1, h=ReLU(z), y=-h+4. Trace x=0 and x=2. All inputs and outcomes in this worked example are invented classroom data; no real model run is claimed."/>
+            <wp:cNvGraphicFramePr>
+              <a:graphicFrameLocks noChangeAspect="1"/>
+            </wp:cNvGraphicFramePr>
+            <a:graphic>
+              <a:graphicData uri="http://schemas.openxmlformats.org/drawingml/2006/picture">
+                <pic:pic>
+                  <pic:nvPicPr>
+                    <pic:cNvPr id="0" name="academy-story-ai-5-6-01.png"/>
+                    <pic:cNvPicPr/>
+                  </pic:nvPicPr>
+                  <pic:blipFill>
+                    <a:blip r:embed="rId10"/>
+                    <a:stretch>
+                      <a:fillRect/>
+                    </a:stretch>
+                  </pic:blipFill>
+                  <pic:spPr>
+                    <a:xfrm>
+                      <a:off x="0" y="0"/>
+                      <a:ext cx="5486400" cy="2840736"/>
+                    </a:xfrm>
+                    <a:prstGeom prst="rect"/>
+                  </pic:spPr>
+                </pic:pic>
+              </a:graphicData>
+            </a:graphic>
+          </wp:inline>
+        </w:drawing>
+      </w:r>
+    </w:p>
+    <w:p>
+      <w:pPr>
+        <w:spacing w:line="336" w:lineRule="auto" w:after="180"/>
+      </w:pPr>
+      <w:r>
+        <w:rPr>
+          <w:b w:val="0"/>
+        </w:rPr>
+        <w:t xml:space="preserve">Audit a forward pass by writing every value at its correct stage. Supplied facts: Toy scalar network z=2x-1, h=ReLU(z), y=-h+4. </w:t>
+      </w:r>
+      <w:r>
+        <w:rPr>
+          <w:b/>
+        </w:rPr>
+        <w:t>Trace</w:t>
+      </w:r>
+      <w:r>
+        <w:rPr>
+          <w:b w:val="0"/>
+        </w:rPr>
+        <w:t xml:space="preserve"> x=0 and x=2.</w:t>
+      </w:r>
+    </w:p>
+    <w:p>
+      <w:pPr>
+        <w:spacing w:line="336" w:lineRule="auto" w:after="180"/>
+      </w:pPr>
+      <w:r>
+        <w:rPr>
+          <w:b w:val="0"/>
+        </w:rPr>
+        <w:t xml:space="preserve">All </w:t>
+      </w:r>
+      <w:r>
+        <w:rPr>
+          <w:b/>
+        </w:rPr>
+        <w:t>input</w:t>
+      </w:r>
+      <w:r>
+        <w:rPr>
+          <w:b w:val="0"/>
+        </w:rPr>
+        <w:t>s and outcomes in this worked example are invented classroom data; no real model run is claimed.</w:t>
+      </w:r>
+    </w:p>
+    <w:p>
+      <w:pPr>
+        <w:spacing w:line="336" w:lineRule="auto" w:after="180"/>
+        <w:shd w:fill="F5F1FB"/>
+      </w:pPr>
+      <w:r>
+        <w:rPr>
+          <w:b w:val="0"/>
+        </w:rPr>
+        <w:t>Point to the given fact that matters most. Explain why it matters.</w:t>
+      </w:r>
+    </w:p>
+    <w:p>
+      <w:pPr>
+        <w:pStyle w:val="Heading3"/>
+      </w:pPr>
+      <w:r>
+        <w:t>Discuss while showing the picture</w:t>
+      </w:r>
+    </w:p>
+    <w:p>
+      <w:pPr>
+        <w:spacing w:line="336" w:lineRule="auto" w:after="180"/>
+        <w:shd w:fill="F1F6F8"/>
+      </w:pPr>
+      <w:r>
+        <w:rPr>
+          <w:b w:val="0"/>
+        </w:rPr>
+        <w:t>Teacher prompt: Point to the given fact that matters most. Explain why it matters. Ask learners to describe one label or arrow in ordinary words. Use the adjacent transcript if the image is difficult to see.</w:t>
+      </w:r>
+    </w:p>
+    <w:p>
+      <w:pPr>
+        <w:pStyle w:val="Heading3"/>
+      </w:pPr>
+      <w:r>
+        <w:t>02. Follow the deciding steps</w:t>
+      </w:r>
+    </w:p>
+    <w:p>
+      <w:r>
+        <w:drawing>
+          <wp:inline xmlns:a="http://schemas.openxmlformats.org/drawingml/2006/main" xmlns:pic="http://schemas.openxmlformats.org/drawingml/2006/picture">
+            <wp:extent cx="5486400" cy="3182112"/>
+            <wp:docPr id="3" name="Picture 3" descr="Preactivation: At x=0, z=-1; at x=2, z=3. → Activation: At x=0, h=0; at x=2, h=3. → Output: Outputs are4 and 1 respectively."/>
+            <wp:cNvGraphicFramePr>
+              <a:graphicFrameLocks noChangeAspect="1"/>
+            </wp:cNvGraphicFramePr>
+            <a:graphic>
+              <a:graphicData uri="http://schemas.openxmlformats.org/drawingml/2006/picture">
+                <pic:pic>
+                  <pic:nvPicPr>
+                    <pic:cNvPr id="0" name="academy-story-ai-5-6-02.png"/>
+                    <pic:cNvPicPr/>
+                  </pic:nvPicPr>
+                  <pic:blipFill>
+                    <a:blip r:embed="rId11"/>
+                    <a:stretch>
+                      <a:fillRect/>
+                    </a:stretch>
+                  </pic:blipFill>
+                  <pic:spPr>
+                    <a:xfrm>
+                      <a:off x="0" y="0"/>
+                      <a:ext cx="5486400" cy="3182112"/>
+                    </a:xfrm>
+                    <a:prstGeom prst="rect"/>
+                  </pic:spPr>
+                </pic:pic>
+              </a:graphicData>
+            </a:graphic>
+          </wp:inline>
+        </w:drawing>
+      </w:r>
+    </w:p>
+    <w:p>
+      <w:pPr>
+        <w:spacing w:line="336" w:lineRule="auto" w:after="180"/>
+      </w:pPr>
+      <w:r>
+        <w:rPr>
+          <w:b/>
+        </w:rPr>
+        <w:t>Preactivation</w:t>
+      </w:r>
+      <w:r>
+        <w:rPr>
+          <w:b w:val="0"/>
+        </w:rPr>
+        <w:t xml:space="preserve">: At x=0, z=-1; at x=2, z=3. → Activation: At x=0, h=0; at x=2, h=3. → </w:t>
+      </w:r>
+      <w:r>
+        <w:rPr>
+          <w:b/>
+        </w:rPr>
+        <w:t>Output</w:t>
+      </w:r>
+      <w:r>
+        <w:rPr>
+          <w:b w:val="0"/>
+        </w:rPr>
+        <w:t xml:space="preserve">: </w:t>
+      </w:r>
+      <w:r>
+        <w:rPr>
+          <w:b/>
+        </w:rPr>
+        <w:t>Output</w:t>
+      </w:r>
+      <w:r>
+        <w:rPr>
+          <w:b w:val="0"/>
+        </w:rPr>
+        <w:t>s are4 and 1 respectively.</w:t>
+      </w:r>
+    </w:p>
+    <w:p>
+      <w:pPr>
+        <w:spacing w:line="336" w:lineRule="auto" w:after="180"/>
+        <w:shd w:fill="F5F1FB"/>
+      </w:pPr>
+      <w:r>
+        <w:rPr>
+          <w:b w:val="0"/>
+        </w:rPr>
+        <w:t xml:space="preserve">Point to each numbered stage and explain which recorded </w:t>
+      </w:r>
+      <w:r>
+        <w:rPr>
+          <w:b/>
+        </w:rPr>
+        <w:t>input</w:t>
+      </w:r>
+      <w:r>
+        <w:rPr>
+          <w:b w:val="0"/>
+        </w:rPr>
+        <w:t xml:space="preserve"> it uses.</w:t>
+      </w:r>
+    </w:p>
+    <w:p>
+      <w:pPr>
+        <w:pStyle w:val="Heading3"/>
+      </w:pPr>
+      <w:r>
+        <w:t>Discuss while showing the picture</w:t>
+      </w:r>
+    </w:p>
+    <w:p>
+      <w:pPr>
+        <w:spacing w:line="336" w:lineRule="auto" w:after="180"/>
+        <w:shd w:fill="F1F6F8"/>
+      </w:pPr>
+      <w:r>
+        <w:rPr>
+          <w:b w:val="0"/>
+        </w:rPr>
+        <w:t xml:space="preserve">Teacher prompt: Point to each numbered stage and explain which recorded </w:t>
+      </w:r>
+      <w:r>
+        <w:rPr>
+          <w:b/>
+        </w:rPr>
+        <w:t>input</w:t>
+      </w:r>
+      <w:r>
+        <w:rPr>
+          <w:b w:val="0"/>
+        </w:rPr>
+        <w:t xml:space="preserve"> it uses. Ask learners to describe one label or arrow in ordinary words. Use the adjacent transcript if the image is difficult to see.</w:t>
+      </w:r>
+    </w:p>
+    <w:p>
+      <w:pPr>
+        <w:pStyle w:val="Heading3"/>
+      </w:pPr>
+      <w:r>
+        <w:t>03. Correct a trace from the earliest error</w:t>
+      </w:r>
+    </w:p>
+    <w:p>
+      <w:r>
+        <w:drawing>
+          <wp:inline xmlns:a="http://schemas.openxmlformats.org/drawingml/2006/main" xmlns:pic="http://schemas.openxmlformats.org/drawingml/2006/picture">
+            <wp:extent cx="5486400" cy="2834640"/>
+            <wp:docPr id="4" name="Picture 4" descr="Correct a trace from the earliest error. Scores | [-1, 2] | [-1, 2]. ReLU activations | [0, 2] | [-1, 2]. Output | -3 | -4"/>
+            <wp:cNvGraphicFramePr>
+              <a:graphicFrameLocks noChangeAspect="1"/>
+            </wp:cNvGraphicFramePr>
+            <a:graphic>
+              <a:graphicData uri="http://schemas.openxmlformats.org/drawingml/2006/picture">
+                <pic:pic>
+                  <pic:nvPicPr>
+                    <pic:cNvPr id="0" name="academy-story-ai-5-6-03.png"/>
+                    <pic:cNvPicPr/>
+                  </pic:nvPicPr>
+                  <pic:blipFill>
+                    <a:blip r:embed="rId12"/>
+                    <a:stretch>
+                      <a:fillRect/>
+                    </a:stretch>
+                  </pic:blipFill>
+                  <pic:spPr>
+                    <a:xfrm>
+                      <a:off x="0" y="0"/>
+                      <a:ext cx="5486400" cy="2834640"/>
+                    </a:xfrm>
+                    <a:prstGeom prst="rect"/>
+                  </pic:spPr>
+                </pic:pic>
+              </a:graphicData>
+            </a:graphic>
+          </wp:inline>
+        </w:drawing>
+      </w:r>
+    </w:p>
+    <w:p>
+      <w:pPr>
+        <w:spacing w:line="336" w:lineRule="auto" w:after="180"/>
+      </w:pPr>
+      <w:r>
+        <w:rPr>
+          <w:b w:val="0"/>
+        </w:rPr>
+        <w:t xml:space="preserve">Correct a </w:t>
+      </w:r>
+      <w:r>
+        <w:rPr>
+          <w:b/>
+        </w:rPr>
+        <w:t>trace</w:t>
+      </w:r>
+      <w:r>
+        <w:rPr>
+          <w:b w:val="0"/>
+        </w:rPr>
+        <w:t xml:space="preserve"> from the earliest error. Scores | [-1, 2] | [-1, 2]. ReLU activations | [0, 2] | [-1, 2]. </w:t>
+      </w:r>
+      <w:r>
+        <w:rPr>
+          <w:b/>
+        </w:rPr>
+        <w:t>Output</w:t>
+      </w:r>
+      <w:r>
+        <w:rPr>
+          <w:b w:val="0"/>
+        </w:rPr>
+        <w:t xml:space="preserve"> | -3 | -4</w:t>
+      </w:r>
+    </w:p>
+    <w:p>
+      <w:pPr>
+        <w:spacing w:line="336" w:lineRule="auto" w:after="180"/>
+        <w:shd w:fill="F5F1FB"/>
+      </w:pPr>
+      <w:r>
+        <w:rPr>
+          <w:b w:val="0"/>
+        </w:rPr>
+        <w:t>Read the labels and values. Explain the relationship the model shows.</w:t>
+      </w:r>
+    </w:p>
+    <w:p>
+      <w:pPr>
+        <w:pStyle w:val="Heading3"/>
+      </w:pPr>
+      <w:r>
+        <w:t>Discuss while showing the picture</w:t>
+      </w:r>
+    </w:p>
+    <w:p>
+      <w:pPr>
+        <w:spacing w:line="336" w:lineRule="auto" w:after="180"/>
+        <w:shd w:fill="F1F6F8"/>
+      </w:pPr>
+      <w:r>
+        <w:rPr>
+          <w:b w:val="0"/>
+        </w:rPr>
+        <w:t>Teacher prompt: Read the labels and values. Explain the relationship the model shows. Ask learners to describe one label or arrow in ordinary words. Use the adjacent transcript if the image is difficult to see.</w:t>
+      </w:r>
+    </w:p>
+    <w:p>
+      <w:pPr>
+        <w:pStyle w:val="Heading3"/>
+      </w:pPr>
+      <w:r>
+        <w:t>04. Change one thing. Trace what follows.</w:t>
+      </w:r>
+    </w:p>
+    <w:p>
+      <w:r>
+        <w:drawing>
+          <wp:inline xmlns:a="http://schemas.openxmlformats.org/drawingml/2006/main" xmlns:pic="http://schemas.openxmlformats.org/drawingml/2006/picture">
+            <wp:extent cx="5486400" cy="3026664"/>
+            <wp:docPr id="5" name="Picture 5" descr="Original case: Outputs are4 and 1 respectively. Changed condition: A submitted x = 0 trace uses h=-1 and y = 5. Expected result: Its first error is retaining the negative value after ReLU; correct h = 0 gives y = 4. Reason: ReLU(-1)=0, so the output must use0, not the earlier preactivation."/>
+            <wp:cNvGraphicFramePr>
+              <a:graphicFrameLocks noChangeAspect="1"/>
+            </wp:cNvGraphicFramePr>
+            <a:graphic>
+              <a:graphicData uri="http://schemas.openxmlformats.org/drawingml/2006/picture">
+                <pic:pic>
+                  <pic:nvPicPr>
+                    <pic:cNvPr id="0" name="academy-story-ai-5-6-04.png"/>
+                    <pic:cNvPicPr/>
+                  </pic:nvPicPr>
+                  <pic:blipFill>
+                    <a:blip r:embed="rId13"/>
+                    <a:stretch>
+                      <a:fillRect/>
+                    </a:stretch>
+                  </pic:blipFill>
+                  <pic:spPr>
+                    <a:xfrm>
+                      <a:off x="0" y="0"/>
+                      <a:ext cx="5486400" cy="3026664"/>
+                    </a:xfrm>
+                    <a:prstGeom prst="rect"/>
+                  </pic:spPr>
+                </pic:pic>
+              </a:graphicData>
+            </a:graphic>
+          </wp:inline>
+        </w:drawing>
+      </w:r>
+    </w:p>
+    <w:p>
+      <w:pPr>
+        <w:spacing w:line="336" w:lineRule="auto" w:after="180"/>
+      </w:pPr>
+      <w:r>
+        <w:rPr>
+          <w:b w:val="0"/>
+        </w:rPr>
+        <w:t xml:space="preserve">Original case: </w:t>
+      </w:r>
+      <w:r>
+        <w:rPr>
+          <w:b/>
+        </w:rPr>
+        <w:t>Output</w:t>
+      </w:r>
+      <w:r>
+        <w:rPr>
+          <w:b w:val="0"/>
+        </w:rPr>
+        <w:t xml:space="preserve">s are4 and 1 respectively. Changed condition: A submitted x = 0 </w:t>
+      </w:r>
+      <w:r>
+        <w:rPr>
+          <w:b/>
+        </w:rPr>
+        <w:t>trace</w:t>
+      </w:r>
+      <w:r>
+        <w:rPr>
+          <w:b w:val="0"/>
+        </w:rPr>
+        <w:t xml:space="preserve"> uses h=-1 and y = 5. Expected result: Its first error is retaining the negative value after ReLU; correct h = 0 gives y = 4.</w:t>
+      </w:r>
+    </w:p>
+    <w:p>
+      <w:pPr>
+        <w:spacing w:line="336" w:lineRule="auto" w:after="180"/>
+      </w:pPr>
+      <w:r>
+        <w:rPr>
+          <w:b w:val="0"/>
+        </w:rPr>
+        <w:t xml:space="preserve">Reason: ReLU(-1)=0, so the </w:t>
+      </w:r>
+      <w:r>
+        <w:rPr>
+          <w:b/>
+        </w:rPr>
+        <w:t>output</w:t>
+      </w:r>
+      <w:r>
+        <w:rPr>
+          <w:b w:val="0"/>
+        </w:rPr>
+        <w:t xml:space="preserve"> must use0, not the earlier </w:t>
+      </w:r>
+      <w:r>
+        <w:rPr>
+          <w:b/>
+        </w:rPr>
+        <w:t>preactivation</w:t>
+      </w:r>
+      <w:r>
+        <w:rPr>
+          <w:b w:val="0"/>
+        </w:rPr>
+        <w:t>.</w:t>
+      </w:r>
+    </w:p>
+    <w:p>
+      <w:pPr>
+        <w:spacing w:line="336" w:lineRule="auto" w:after="180"/>
+        <w:shd w:fill="F5F1FB"/>
+      </w:pPr>
+      <w:r>
+        <w:rPr>
+          <w:b w:val="0"/>
+        </w:rPr>
+        <w:t>Predict before checking the worked changed-case result. Name what changed and what the supplied facts allow you to conclude.</w:t>
+      </w:r>
+    </w:p>
+    <w:p>
+      <w:pPr>
+        <w:pStyle w:val="Heading3"/>
+      </w:pPr>
+      <w:r>
+        <w:t>Discuss while showing the picture</w:t>
+      </w:r>
+    </w:p>
+    <w:p>
+      <w:pPr>
+        <w:spacing w:line="336" w:lineRule="auto" w:after="180"/>
+        <w:shd w:fill="F1F6F8"/>
+      </w:pPr>
+      <w:r>
+        <w:rPr>
+          <w:b w:val="0"/>
+        </w:rPr>
+        <w:t>Teacher prompt: Predict before checking the worked changed-case result. Name what changed and what the supplied facts allow you to conclude. Ask learners to describe one label or arrow in ordinary words.</w:t>
+      </w:r>
+    </w:p>
+    <w:p>
+      <w:pPr>
+        <w:spacing w:line="336" w:lineRule="auto" w:after="180"/>
+        <w:shd w:fill="F1F6F8"/>
+      </w:pPr>
+      <w:r>
+        <w:rPr>
+          <w:b w:val="0"/>
+        </w:rPr>
+        <w:t xml:space="preserve">Use the adjacent transcript if the image is difficult to see. Changed-case reasoning: ReLU(-1)=0, so the </w:t>
+      </w:r>
+      <w:r>
+        <w:rPr>
+          <w:b/>
+        </w:rPr>
+        <w:t>output</w:t>
+      </w:r>
+      <w:r>
+        <w:rPr>
+          <w:b w:val="0"/>
+        </w:rPr>
+        <w:t xml:space="preserve"> must use0, not the earlier </w:t>
+      </w:r>
+      <w:r>
+        <w:rPr>
+          <w:b/>
+        </w:rPr>
+        <w:t>preactivation</w:t>
+      </w:r>
+      <w:r>
+        <w:rPr>
+          <w:b w:val="0"/>
+        </w:rPr>
+        <w:t>.</w:t>
+      </w:r>
+    </w:p>
+    <w:p>
+      <w:pPr>
+        <w:pStyle w:val="Heading3"/>
+      </w:pPr>
+      <w:r>
+        <w:t>05. Connect the explanation to its limit</w:t>
+      </w:r>
+    </w:p>
+    <w:p>
+      <w:r>
+        <w:drawing>
+          <wp:inline xmlns:a="http://schemas.openxmlformats.org/drawingml/2006/main" xmlns:pic="http://schemas.openxmlformats.org/drawingml/2006/picture">
+            <wp:extent cx="5486400" cy="2834640"/>
+            <wp:docPr id="6" name="Picture 6" descr="A forward pass applies a fixed network to an input; it does not update weights. Keep the preactivation z, activated value h and final output y in separate trace columns. For zero, ReLU changes minus one to zero. Using the earlier minus one in the output layer is the first error, even if later arithmetic follows that mistaken value correctly. Limit: A correct forward trace verifies this declared computation; it does not show that the parameter choices solve a useful task."/>
+            <wp:cNvGraphicFramePr>
+              <a:graphicFrameLocks noChangeAspect="1"/>
+            </wp:cNvGraphicFramePr>
+            <a:graphic>
+              <a:graphicData uri="http://schemas.openxmlformats.org/drawingml/2006/picture">
+                <pic:pic>
+                  <pic:nvPicPr>
+                    <pic:cNvPr id="0" name="academy-story-ai-5-6-05.png"/>
+                    <pic:cNvPicPr/>
+                  </pic:nvPicPr>
+                  <pic:blipFill>
+                    <a:blip r:embed="rId14"/>
+                    <a:stretch>
+                      <a:fillRect/>
+                    </a:stretch>
+                  </pic:blipFill>
+                  <pic:spPr>
+                    <a:xfrm>
+                      <a:off x="0" y="0"/>
+                      <a:ext cx="5486400" cy="2834640"/>
+                    </a:xfrm>
+                    <a:prstGeom prst="rect"/>
+                  </pic:spPr>
+                </pic:pic>
+              </a:graphicData>
+            </a:graphic>
+          </wp:inline>
+        </w:drawing>
+      </w:r>
+    </w:p>
+    <w:p>
+      <w:pPr>
+        <w:spacing w:line="336" w:lineRule="auto" w:after="180"/>
+      </w:pPr>
+      <w:r>
+        <w:rPr>
+          <w:b w:val="0"/>
+        </w:rPr>
+        <w:t xml:space="preserve">A forward pass applies a fixed network to an </w:t>
+      </w:r>
+      <w:r>
+        <w:rPr>
+          <w:b/>
+        </w:rPr>
+        <w:t>input</w:t>
+      </w:r>
+      <w:r>
+        <w:rPr>
+          <w:b w:val="0"/>
+        </w:rPr>
+        <w:t xml:space="preserve">; it does not update weights. Keep the </w:t>
+      </w:r>
+      <w:r>
+        <w:rPr>
+          <w:b/>
+        </w:rPr>
+        <w:t>preactivation</w:t>
+      </w:r>
+      <w:r>
+        <w:rPr>
+          <w:b w:val="0"/>
+        </w:rPr>
+        <w:t xml:space="preserve"> z, activated value h and final </w:t>
+      </w:r>
+      <w:r>
+        <w:rPr>
+          <w:b/>
+        </w:rPr>
+        <w:t>output</w:t>
+      </w:r>
+      <w:r>
+        <w:rPr>
+          <w:b w:val="0"/>
+        </w:rPr>
+        <w:t xml:space="preserve"> y in separate </w:t>
+      </w:r>
+      <w:r>
+        <w:rPr>
+          <w:b/>
+        </w:rPr>
+        <w:t>trace</w:t>
+      </w:r>
+      <w:r>
+        <w:rPr>
+          <w:b w:val="0"/>
+        </w:rPr>
+        <w:t xml:space="preserve"> columns. For zero, ReLU changes minus one to zero.</w:t>
+      </w:r>
+    </w:p>
+    <w:p>
+      <w:pPr>
+        <w:spacing w:line="336" w:lineRule="auto" w:after="180"/>
+      </w:pPr>
+      <w:r>
+        <w:rPr>
+          <w:b w:val="0"/>
+        </w:rPr>
+        <w:t xml:space="preserve">Using the earlier minus one in the </w:t>
+      </w:r>
+      <w:r>
+        <w:rPr>
+          <w:b/>
+        </w:rPr>
+        <w:t>output</w:t>
+      </w:r>
+      <w:r>
+        <w:rPr>
+          <w:b w:val="0"/>
+        </w:rPr>
+        <w:t xml:space="preserve"> layer is the first error, even if later arithmetic follows that mistaken value correctly.</w:t>
+      </w:r>
+    </w:p>
+    <w:p>
+      <w:pPr>
+        <w:spacing w:line="336" w:lineRule="auto" w:after="180"/>
+      </w:pPr>
+      <w:r>
+        <w:rPr>
+          <w:b w:val="0"/>
+        </w:rPr>
+        <w:t xml:space="preserve">Limit: A correct forward </w:t>
+      </w:r>
+      <w:r>
+        <w:rPr>
+          <w:b/>
+        </w:rPr>
+        <w:t>trace</w:t>
+      </w:r>
+      <w:r>
+        <w:rPr>
+          <w:b w:val="0"/>
+        </w:rPr>
+        <w:t xml:space="preserve"> verifies this declared computation; it does not show that the parameter choices solve a useful task.</w:t>
+      </w:r>
+    </w:p>
+    <w:p>
+      <w:pPr>
+        <w:spacing w:line="336" w:lineRule="auto" w:after="180"/>
+        <w:shd w:fill="F5F1FB"/>
+      </w:pPr>
+      <w:r>
+        <w:rPr>
+          <w:b w:val="0"/>
+        </w:rPr>
+        <w:t>Explain the case, then point to a limit on the claim.</w:t>
+      </w:r>
+    </w:p>
+    <w:p>
+      <w:pPr>
+        <w:pStyle w:val="Heading3"/>
+      </w:pPr>
+      <w:r>
+        <w:t>Discuss while showing the picture</w:t>
+      </w:r>
+    </w:p>
+    <w:p>
+      <w:pPr>
+        <w:spacing w:line="336" w:lineRule="auto" w:after="180"/>
+        <w:shd w:fill="F1F6F8"/>
+      </w:pPr>
+      <w:r>
+        <w:rPr>
+          <w:b w:val="0"/>
+        </w:rPr>
+        <w:t>Teacher prompt: Explain the case, then point to a limit on the claim. Ask learners to describe one label or arrow in ordinary words. Use the adjacent transcript if the image is difficult to see.</w:t>
+      </w:r>
+    </w:p>
+    <w:p>
+      <w:pPr>
+        <w:spacing w:line="336" w:lineRule="auto" w:after="180"/>
+        <w:shd w:fill="F1F6F8"/>
+      </w:pPr>
+      <w:r>
+        <w:rPr>
+          <w:b w:val="0"/>
+        </w:rPr>
+        <w:t xml:space="preserve">Keep the stated scope: A correct forward </w:t>
+      </w:r>
+      <w:r>
+        <w:rPr>
+          <w:b/>
+        </w:rPr>
+        <w:t>trace</w:t>
+      </w:r>
+      <w:r>
+        <w:rPr>
+          <w:b w:val="0"/>
+        </w:rPr>
+        <w:t xml:space="preserve"> verifies this declared computation; it does not show that the parameter choices solve a useful task.</w:t>
+      </w:r>
+    </w:p>
+    <w:p>
+      <w:pPr>
+        <w:pStyle w:val="Heading3"/>
+      </w:pPr>
+      <w:r>
+        <w:t>06. Make the idea visible in your project</w:t>
+      </w:r>
+    </w:p>
+    <w:p>
+      <w:r>
+        <w:drawing>
+          <wp:inline xmlns:a="http://schemas.openxmlformats.org/drawingml/2006/main" xmlns:pic="http://schemas.openxmlformats.org/drawingml/2006/picture">
+            <wp:extent cx="5486400" cy="3681984"/>
+            <wp:docPr id="7" name="Picture 7" descr="For your Image-pattern Network Investigation, save the input, procedure, observed result and limitation of this check. Label this worked example as practice; use a different, previously unreviewed case when checking independent understanding. Draw your input, deciding step, result and limit. Supported question: Why should feedback identify h before correcting only y? Point to the relevant step in the picture, then write the changed result and the rule or evidence that supports it."/>
+            <wp:cNvGraphicFramePr>
+              <a:graphicFrameLocks noChangeAspect="1"/>
+            </wp:cNvGraphicFramePr>
+            <a:graphic>
+              <a:graphicData uri="http://schemas.openxmlformats.org/drawingml/2006/picture">
+                <pic:pic>
+                  <pic:nvPicPr>
+                    <pic:cNvPr id="0" name="academy-story-ai-5-6-06.png"/>
+                    <pic:cNvPicPr/>
+                  </pic:nvPicPr>
+                  <pic:blipFill>
+                    <a:blip r:embed="rId15"/>
+                    <a:stretch>
+                      <a:fillRect/>
+                    </a:stretch>
+                  </pic:blipFill>
+                  <pic:spPr>
+                    <a:xfrm>
+                      <a:off x="0" y="0"/>
+                      <a:ext cx="5486400" cy="3681984"/>
+                    </a:xfrm>
+                    <a:prstGeom prst="rect"/>
+                  </pic:spPr>
+                </pic:pic>
+              </a:graphicData>
+            </a:graphic>
+          </wp:inline>
+        </w:drawing>
+      </w:r>
+    </w:p>
+    <w:p>
+      <w:pPr>
+        <w:spacing w:line="336" w:lineRule="auto" w:after="180"/>
+      </w:pPr>
+      <w:r>
+        <w:rPr>
+          <w:b w:val="0"/>
+        </w:rPr>
+        <w:t xml:space="preserve">For your Image-pattern Network Investigation, save the </w:t>
+      </w:r>
+      <w:r>
+        <w:rPr>
+          <w:b/>
+        </w:rPr>
+        <w:t>input</w:t>
+      </w:r>
+      <w:r>
+        <w:rPr>
+          <w:b w:val="0"/>
+        </w:rPr>
+        <w:t>, procedure, observed result and limitation of this check.</w:t>
+      </w:r>
+    </w:p>
+    <w:p>
+      <w:pPr>
+        <w:spacing w:line="336" w:lineRule="auto" w:after="180"/>
+      </w:pPr>
+      <w:r>
+        <w:rPr>
+          <w:b w:val="0"/>
+        </w:rPr>
+        <w:t xml:space="preserve">Label this worked example as practice; use a different, previously unreviewed case when checking independent understanding. Draw your </w:t>
+      </w:r>
+      <w:r>
+        <w:rPr>
+          <w:b/>
+        </w:rPr>
+        <w:t>input</w:t>
+      </w:r>
+      <w:r>
+        <w:rPr>
+          <w:b w:val="0"/>
+        </w:rPr>
+        <w:t>, deciding step, result and limit.</w:t>
+      </w:r>
+    </w:p>
+    <w:p>
+      <w:pPr>
+        <w:spacing w:line="336" w:lineRule="auto" w:after="180"/>
+      </w:pPr>
+      <w:r>
+        <w:rPr>
+          <w:b w:val="0"/>
+        </w:rPr>
+        <w:t xml:space="preserve">Supported question: Why should feedback identify h before correcting only y? Point to the relevant step in the picture, then write the changed result and the rule or </w:t>
+      </w:r>
+      <w:r>
+        <w:rPr>
+          <w:b/>
+        </w:rPr>
+        <w:t>evidence</w:t>
+      </w:r>
+      <w:r>
+        <w:rPr>
+          <w:b w:val="0"/>
+        </w:rPr>
+        <w:t xml:space="preserve"> that supports it.</w:t>
+      </w:r>
+    </w:p>
+    <w:p>
+      <w:pPr>
+        <w:spacing w:line="336" w:lineRule="auto" w:after="180"/>
+        <w:shd w:fill="F5F1FB"/>
+      </w:pPr>
+      <w:r>
+        <w:rPr>
+          <w:b w:val="0"/>
+        </w:rPr>
+        <w:t xml:space="preserve">Draw your project </w:t>
+      </w:r>
+      <w:r>
+        <w:rPr>
+          <w:b/>
+        </w:rPr>
+        <w:t>trace</w:t>
+      </w:r>
+      <w:r>
+        <w:rPr>
+          <w:b w:val="0"/>
+        </w:rPr>
+        <w:t xml:space="preserve"> and justify the deciding step using </w:t>
+      </w:r>
+      <w:r>
+        <w:rPr>
+          <w:b/>
+        </w:rPr>
+        <w:t>evidence</w:t>
+      </w:r>
+      <w:r>
+        <w:rPr>
+          <w:b w:val="0"/>
+        </w:rPr>
+        <w:t>.</w:t>
+      </w:r>
+    </w:p>
+    <w:p>
+      <w:pPr>
+        <w:pStyle w:val="Heading3"/>
+      </w:pPr>
+      <w:r>
+        <w:t>Discuss while showing the picture</w:t>
+      </w:r>
+    </w:p>
+    <w:p>
+      <w:pPr>
+        <w:spacing w:line="336" w:lineRule="auto" w:after="180"/>
+        <w:shd w:fill="F1F6F8"/>
+      </w:pPr>
+      <w:r>
+        <w:rPr>
+          <w:b w:val="0"/>
+        </w:rPr>
+        <w:t xml:space="preserve">Teacher prompt: Draw your project </w:t>
+      </w:r>
+      <w:r>
+        <w:rPr>
+          <w:b/>
+        </w:rPr>
+        <w:t>trace</w:t>
+      </w:r>
+      <w:r>
+        <w:rPr>
+          <w:b w:val="0"/>
+        </w:rPr>
+        <w:t xml:space="preserve"> and justify the deciding step using </w:t>
+      </w:r>
+      <w:r>
+        <w:rPr>
+          <w:b/>
+        </w:rPr>
+        <w:t>evidence</w:t>
+      </w:r>
+      <w:r>
+        <w:rPr>
+          <w:b w:val="0"/>
+        </w:rPr>
+        <w:t>. Ask learners to describe one label or arrow in ordinary words. Use the adjacent transcript if the image is difficult to see.</w:t>
+      </w:r>
+    </w:p>
+    <w:p>
+      <w:pPr>
+        <w:spacing w:line="336" w:lineRule="auto" w:after="180"/>
+        <w:shd w:fill="F1F6F8"/>
+      </w:pPr>
+      <w:r>
+        <w:rPr>
+          <w:b w:val="0"/>
+        </w:rPr>
+        <w:t xml:space="preserve">Supported practice key: The incorrect </w:t>
+      </w:r>
+      <w:r>
+        <w:rPr>
+          <w:b/>
+        </w:rPr>
+        <w:t>output</w:t>
+      </w:r>
+      <w:r>
+        <w:rPr>
+          <w:b w:val="0"/>
+        </w:rPr>
+        <w:t xml:space="preserve"> follows from the first unsupported activation step. Repairing h teaches the </w:t>
+      </w:r>
+      <w:r>
+        <w:rPr>
+          <w:b/>
+        </w:rPr>
+        <w:t>mechanism</w:t>
+      </w:r>
+      <w:r>
+        <w:rPr>
+          <w:b w:val="0"/>
+        </w:rPr>
+        <w:t xml:space="preserve"> and prevents repeating the same error elsewhere.</w:t>
+      </w:r>
+    </w:p>
+    <w:p>
+      <w:pPr>
+        <w:spacing w:line="336" w:lineRule="auto" w:after="180"/>
+        <w:shd w:fill="F1F6F8"/>
+      </w:pPr>
+      <w:r>
+        <w:rPr>
+          <w:b w:val="0"/>
+        </w:rPr>
+        <w:t xml:space="preserve">Changed-case check: Its first error is retaining the negative value after ReLU; correct h = 0 gives y = 4. ReLU(-1)=0, so the </w:t>
+      </w:r>
+      <w:r>
+        <w:rPr>
+          <w:b/>
+        </w:rPr>
+        <w:t>output</w:t>
+      </w:r>
+      <w:r>
+        <w:rPr>
+          <w:b w:val="0"/>
+        </w:rPr>
+        <w:t xml:space="preserve"> must use0, not the earlier </w:t>
+      </w:r>
+      <w:r>
+        <w:rPr>
+          <w:b/>
+        </w:rPr>
+        <w:t>preactivation</w:t>
+      </w:r>
+      <w:r>
+        <w:rPr>
+          <w:b w:val="0"/>
+        </w:rPr>
+        <w:t>.</w:t>
       </w:r>
     </w:p>
     <w:sectPr>

--- a/downloads/teacher/ai-5-week-06.docx
+++ b/downloads/teacher/ai-5-week-06.docx
@@ -137,7 +137,7 @@
           </w:tcPr>
           <w:p>
             <w:r>
-              <w:t>Sections 1–6; record the brief recall in the workbook.</w:t>
+              <w:t>Use Your mission, Notice the evidence, See how it works, Words that unlock the idea and Follow a worked example; record recall in the workbook.</w:t>
             </w:r>
           </w:p>
         </w:tc>
@@ -169,7 +169,7 @@
           </w:tcPr>
           <w:p>
             <w:r>
-              <w:t>Sections 7–10; use the matching workbook W2 and misconception check.</w:t>
+              <w:t>Use Find and repair a mistake, Practise together and Build your understanding; use the matching workbook W2 and Individual reasoning check.</w:t>
             </w:r>
           </w:p>
         </w:tc>
@@ -201,7 +201,7 @@
           </w:tcPr>
           <w:p>
             <w:r>
-              <w:t>Sections 9 and 11–14. Give extra time to finish the full task set; use Section 15 when the week includes a coding lab.</w:t>
+              <w:t>Use Run the investigation, Connect your project and Try a new case independently. Allow extra time for the full task set. When code is supplied, use the examples in See how it works or Follow a worked example and the browser lab in Supported practice, repair and portfolio.</w:t>
             </w:r>
           </w:p>
         </w:tc>
@@ -375,7 +375,7 @@
         <w:rPr>
           <w:b w:val="0"/>
         </w:rPr>
-        <w:t>Use two 45-minute sessions to build a habit of recording intermediate values. Students should identify the first disagreement, then propagate the correction.</w:t>
+        <w:t>For the compact alternative schedule, use two 45-minute sessions to build a habit of recording intermediate values. Students should identify the first disagreement, then propagate the correction.</w:t>
       </w:r>
     </w:p>
     <w:p>
@@ -1600,7 +1600,7 @@
         <w:drawing>
           <wp:inline xmlns:a="http://schemas.openxmlformats.org/drawingml/2006/main" xmlns:pic="http://schemas.openxmlformats.org/drawingml/2006/picture">
             <wp:extent cx="5486400" cy="5145314"/>
-            <wp:docPr id="1" name="Picture 1" descr="Forward passes by hand. Preactivation: At x=0, z=-1; at x=2, z=3.. Activation: At x=0, h=0; at x=2, h=3.. Output: Outputs are4 and 1 respectively."/>
+            <wp:docPr id="1" name="Picture 1" descr="Forward passes by hand. Preactivation: At x=0, z=-1; at x=2, z=3.. Activation: At x=0, h=0; at x=2, h=3.. Output: Outputs are 4 and 1 respectively."/>
             <wp:cNvGraphicFramePr>
               <a:graphicFrameLocks noChangeAspect="1"/>
             </wp:cNvGraphicFramePr>
@@ -1735,7 +1735,7 @@
           </w:tcPr>
           <w:p>
             <w:r>
-              <w:t>Outputs are4 and 1 respectively.</w:t>
+              <w:t>Outputs are 4 and 1 respectively.</w:t>
             </w:r>
           </w:p>
         </w:tc>
@@ -1981,7 +1981,7 @@
         <w:rPr>
           <w:b w:val="0"/>
         </w:rPr>
-        <w:t xml:space="preserve"> must use0, not the earlier </w:t>
+        <w:t xml:space="preserve"> must use 0, not the earlier </w:t>
       </w:r>
       <w:r>
         <w:rPr>
@@ -2291,7 +2291,7 @@
         <w:rPr>
           <w:b w:val="0"/>
         </w:rPr>
-        <w:t xml:space="preserve">Use the worked example in Sections 3 and 6. Collect a </w:t>
+        <w:t xml:space="preserve">Use See how it works and Follow a worked example. Collect a </w:t>
       </w:r>
       <w:r>
         <w:rPr>
@@ -2661,7 +2661,7 @@
         <w:rPr>
           <w:b w:val="0"/>
         </w:rPr>
-        <w:t xml:space="preserve"> must use0, not the earlier </w:t>
+        <w:t xml:space="preserve"> must use 0, not the earlier </w:t>
       </w:r>
       <w:r>
         <w:rPr>
@@ -2696,7 +2696,7 @@
         <w:rPr>
           <w:b w:val="0"/>
         </w:rPr>
-        <w:t xml:space="preserve"> must use0, not the earlier </w:t>
+        <w:t xml:space="preserve"> must use 0, not the earlier </w:t>
       </w:r>
       <w:r>
         <w:rPr>
@@ -2824,7 +2824,7 @@
         <w:rPr>
           <w:b w:val="0"/>
         </w:rPr>
-        <w:t xml:space="preserve">Use Section 9 for the </w:t>
+        <w:t xml:space="preserve">Use Run the investigation for the </w:t>
       </w:r>
       <w:r>
         <w:rPr>
@@ -4329,7 +4329,7 @@
           </w:tcPr>
           <w:p>
             <w:r>
-              <w:t>Sections 1–6; record the brief recall in the workbook.</w:t>
+              <w:t>Use Your mission, Notice the evidence, See how it works, Words that unlock the idea and Follow a worked example; record recall in the workbook.</w:t>
             </w:r>
           </w:p>
         </w:tc>
@@ -4361,7 +4361,7 @@
           </w:tcPr>
           <w:p>
             <w:r>
-              <w:t>Sections 7–10; use the matching workbook W2 and misconception check.</w:t>
+              <w:t>Use Find and repair a mistake, Practise together and Build your understanding; use the matching workbook W2 and Individual reasoning check.</w:t>
             </w:r>
           </w:p>
         </w:tc>
@@ -4393,7 +4393,7 @@
           </w:tcPr>
           <w:p>
             <w:r>
-              <w:t>Sections 9 and 11–14. Give extra time to finish the full task set; use Section 15 when the week includes a coding lab.</w:t>
+              <w:t>Use Run the investigation, Connect your project and Try a new case independently. Allow extra time for the full task set. When code is supplied, use the examples in See how it works or Follow a worked example and the browser lab in Supported practice, repair and portfolio.</w:t>
             </w:r>
           </w:p>
         </w:tc>
@@ -4617,7 +4617,7 @@
         <w:rPr>
           <w:b w:val="0"/>
         </w:rPr>
-        <w:t xml:space="preserve"> must use0, not the earlier </w:t>
+        <w:t xml:space="preserve"> must use 0, not the earlier </w:t>
       </w:r>
       <w:r>
         <w:rPr>
@@ -5178,7 +5178,7 @@
         <w:drawing>
           <wp:inline xmlns:a="http://schemas.openxmlformats.org/drawingml/2006/main" xmlns:pic="http://schemas.openxmlformats.org/drawingml/2006/picture">
             <wp:extent cx="5486400" cy="3182112"/>
-            <wp:docPr id="3" name="Picture 3" descr="Preactivation: At x=0, z=-1; at x=2, z=3. → Activation: At x=0, h=0; at x=2, h=3. → Output: Outputs are4 and 1 respectively."/>
+            <wp:docPr id="3" name="Picture 3" descr="Preactivation: At x=0, z=-1; at x=2, z=3. → Activation: At x=0, h=0; at x=2, h=3. → Output: Outputs are 4 and 1 respectively."/>
             <wp:cNvGraphicFramePr>
               <a:graphicFrameLocks noChangeAspect="1"/>
             </wp:cNvGraphicFramePr>
@@ -5247,7 +5247,7 @@
         <w:rPr>
           <w:b w:val="0"/>
         </w:rPr>
-        <w:t>s are4 and 1 respectively.</w:t>
+        <w:t>s are 4 and 1 respectively.</w:t>
       </w:r>
     </w:p>
     <w:p>
@@ -5430,7 +5430,7 @@
         <w:drawing>
           <wp:inline xmlns:a="http://schemas.openxmlformats.org/drawingml/2006/main" xmlns:pic="http://schemas.openxmlformats.org/drawingml/2006/picture">
             <wp:extent cx="5486400" cy="3026664"/>
-            <wp:docPr id="5" name="Picture 5" descr="Original case: Outputs are4 and 1 respectively. Changed condition: A submitted x = 0 trace uses h=-1 and y = 5. Expected result: Its first error is retaining the negative value after ReLU; correct h = 0 gives y = 4. Reason: ReLU(-1)=0, so the output must use0, not the earlier preactivation."/>
+            <wp:docPr id="5" name="Picture 5" descr="Original case: Outputs are 4 and 1 respectively. Changed condition: A submitted x = 0 trace uses h=-1 and y = 5. Expected result: Its first error is retaining the negative value after ReLU; correct h = 0 gives y = 4. Reason: ReLU(-1)=0, so the output must use 0, not the earlier preactivation."/>
             <wp:cNvGraphicFramePr>
               <a:graphicFrameLocks noChangeAspect="1"/>
             </wp:cNvGraphicFramePr>
@@ -5481,7 +5481,7 @@
         <w:rPr>
           <w:b w:val="0"/>
         </w:rPr>
-        <w:t xml:space="preserve">s are4 and 1 respectively. Changed condition: A submitted x = 0 </w:t>
+        <w:t xml:space="preserve">s are 4 and 1 respectively. Changed condition: A submitted x = 0 </w:t>
       </w:r>
       <w:r>
         <w:rPr>
@@ -5516,7 +5516,7 @@
         <w:rPr>
           <w:b w:val="0"/>
         </w:rPr>
-        <w:t xml:space="preserve"> must use0, not the earlier </w:t>
+        <w:t xml:space="preserve"> must use 0, not the earlier </w:t>
       </w:r>
       <w:r>
         <w:rPr>
@@ -5584,7 +5584,7 @@
         <w:rPr>
           <w:b w:val="0"/>
         </w:rPr>
-        <w:t xml:space="preserve"> must use0, not the earlier </w:t>
+        <w:t xml:space="preserve"> must use 0, not the earlier </w:t>
       </w:r>
       <w:r>
         <w:rPr>
@@ -6054,7 +6054,7 @@
         <w:rPr>
           <w:b w:val="0"/>
         </w:rPr>
-        <w:t xml:space="preserve"> must use0, not the earlier </w:t>
+        <w:t xml:space="preserve"> must use 0, not the earlier </w:t>
       </w:r>
       <w:r>
         <w:rPr>

--- a/downloads/teacher/ai-5-week-06.docx
+++ b/downloads/teacher/ai-5-week-06.docx
@@ -25,20 +25,38 @@
         <w:pStyle w:val="Heading1"/>
       </w:pPr>
       <w:r>
-        <w:t>01. Prepare the purpose, prerequisites and materials</w:t>
+        <w:t>Make debugging explainable rather than cosmetic.</w:t>
       </w:r>
     </w:p>
     <w:p>
       <w:r>
-        <w:t>Prepare Forward passes by hand: check the target, prerequisites, resources and adaptable teaching schedule.</w:t>
+        <w:t>Supply submitted traces and independent correct intermediates;choose asymmetric and negative-score checks,not only final agreement.</w:t>
       </w:r>
     </w:p>
     <w:p>
-      <w:pPr>
-        <w:pStyle w:val="Heading3"/>
-      </w:pPr>
-      <w:r>
-        <w:t>Teach the learning cycle</w:t>
+      <w:r>
+        <w:t>Assess first-error identification,correct descendants and remaining evidence limits using checked keys.</w:t>
+      </w:r>
+    </w:p>
+    <w:p>
+      <w:pPr>
+        <w:pStyle w:val="Heading1"/>
+      </w:pPr>
+      <w:r>
+        <w:t>01. Prepare the connected mathematical investigation</w:t>
+      </w:r>
+    </w:p>
+    <w:p>
+      <w:r>
+        <w:t>Keep explanation,shared practice and independent evidence distinct.</w:t>
+      </w:r>
+    </w:p>
+    <w:p>
+      <w:pPr>
+        <w:pStyle w:val="Heading2"/>
+      </w:pPr>
+      <w:r>
+        <w:t>Target and main teaching plan</w:t>
       </w:r>
     </w:p>
     <w:p>
@@ -243,18 +261,21 @@
     </w:p>
     <w:p>
       <w:pPr>
-        <w:pStyle w:val="Heading3"/>
-      </w:pPr>
-      <w:r>
-        <w:t>Retrieval answer guidance</w:t>
+        <w:pStyle w:val="Heading2"/>
+      </w:pPr>
+      <w:r>
+        <w:t>Preparation and prerequisite</w:t>
       </w:r>
     </w:p>
     <w:p>
       <w:pPr>
-        <w:pStyle w:val="Heading3"/>
-      </w:pPr>
-      <w:r>
-        <w:t>Composing layers</w:t>
+        <w:spacing w:line="336" w:lineRule="auto" w:after="180"/>
+      </w:pPr>
+      <w:r>
+        <w:rPr>
+          <w:b w:val="0"/>
+        </w:rPr>
+        <w:t>Printed lesson and workbook; paper and pencil</w:t>
       </w:r>
     </w:p>
     <w:p>
@@ -265,7 +286,7 @@
         <w:rPr>
           <w:b w:val="0"/>
         </w:rPr>
-        <w:t>Without opening the old lesson, explain one key idea from Composing layers. Give an example and a mistake that the idea helps you avoid.</w:t>
+        <w:t>Calculator and optional local Python 3 editor; no packages or AI accounts needed</w:t>
       </w:r>
     </w:p>
     <w:p>
@@ -276,31 +297,7 @@
         <w:rPr>
           <w:b w:val="0"/>
         </w:rPr>
-        <w:t xml:space="preserve">Look for: </w:t>
-      </w:r>
-      <w:r>
-        <w:rPr>
-          <w:b/>
-        </w:rPr>
-        <w:t>Trace</w:t>
-      </w:r>
-      <w:r>
-        <w:rPr>
-          <w:b w:val="0"/>
-        </w:rPr>
-        <w:t xml:space="preserve"> how one layer supplies the next layer </w:t>
-      </w:r>
-      <w:r>
-        <w:rPr>
-          <w:b/>
-        </w:rPr>
-        <w:t>input</w:t>
-      </w:r>
-      <w:r>
-        <w:rPr>
-          <w:b w:val="0"/>
-        </w:rPr>
-        <w:t>s</w:t>
+        <w:t>Use the fictional examples supplied; prepare the fresh retry before class</w:t>
       </w:r>
     </w:p>
     <w:p>
@@ -311,15 +308,27 @@
         <w:rPr>
           <w:b w:val="0"/>
         </w:rPr>
-        <w:t>Reference example, not the only acceptable wording: Teacher explanation: Scores are -2 and 2; activations are 0 and 2; y = 0 - 2 + 1 = -1.</w:t>
+        <w:t xml:space="preserve">It receives the ordered hidden activation vector, rather than the original </w:t>
+      </w:r>
+      <w:r>
+        <w:rPr>
+          <w:b/>
+        </w:rPr>
+        <w:t>input</w:t>
+      </w:r>
+      <w:r>
+        <w:rPr>
+          <w:b w:val="0"/>
+        </w:rPr>
+        <w:t xml:space="preserve"> or the scores before activation.</w:t>
       </w:r>
     </w:p>
     <w:p>
       <w:pPr>
-        <w:pStyle w:val="Heading3"/>
-      </w:pPr>
-      <w:r>
-        <w:t>Bias terms and decision boundaries</w:t>
+        <w:pStyle w:val="Heading2"/>
+      </w:pPr>
+      <w:r>
+        <w:t>Opening retrieval</w:t>
       </w:r>
     </w:p>
     <w:p>
@@ -330,7 +339,7 @@
         <w:rPr>
           <w:b w:val="0"/>
         </w:rPr>
-        <w:t>Without opening the old lesson, explain one key idea from Bias terms and decision boundaries. Give an example and a mistake that the idea helps you avoid.</w:t>
+        <w:t>Without opening the old lesson, explain one key idea from Composing layers. Give an example and a mistake that the idea helps you avoid.</w:t>
       </w:r>
     </w:p>
     <w:p>
@@ -341,7 +350,31 @@
         <w:rPr>
           <w:b w:val="0"/>
         </w:rPr>
-        <w:t>Look for: Calculate a weighted score with a bias term</w:t>
+        <w:t xml:space="preserve">Look for: </w:t>
+      </w:r>
+      <w:r>
+        <w:rPr>
+          <w:b/>
+        </w:rPr>
+        <w:t>Trace</w:t>
+      </w:r>
+      <w:r>
+        <w:rPr>
+          <w:b w:val="0"/>
+        </w:rPr>
+        <w:t xml:space="preserve"> how one layer supplies the next layer </w:t>
+      </w:r>
+      <w:r>
+        <w:rPr>
+          <w:b/>
+        </w:rPr>
+        <w:t>input</w:t>
+      </w:r>
+      <w:r>
+        <w:rPr>
+          <w:b w:val="0"/>
+        </w:rPr>
+        <w:t>s</w:t>
       </w:r>
     </w:p>
     <w:p>
@@ -352,19 +385,7 @@
         <w:rPr>
           <w:b w:val="0"/>
         </w:rPr>
-        <w:t xml:space="preserve">Reference example, not the only acceptable wording: Teacher explanation: Weighted sum 10 - 4 = 6; bias -3; score 3; </w:t>
-      </w:r>
-      <w:r>
-        <w:rPr>
-          <w:b/>
-        </w:rPr>
-        <w:t>prediction</w:t>
-      </w:r>
-      <w:r>
-        <w:rPr>
-          <w:b w:val="0"/>
-        </w:rPr>
-        <w:t xml:space="preserve"> 1. Add the bias once after summing.</w:t>
+        <w:t>Reference example, not the only acceptable wording: Teacher explanation: Scores are -2 and 2; activations are 0 and 2; y = 0 - 2 + 1 = -1.</w:t>
       </w:r>
     </w:p>
     <w:p>
@@ -375,7 +396,7 @@
         <w:rPr>
           <w:b w:val="0"/>
         </w:rPr>
-        <w:t>For the compact alternative schedule, use two 45-minute sessions to build a habit of recording intermediate values. Students should identify the first disagreement, then propagate the correction.</w:t>
+        <w:t>Without opening the old lesson, explain one key idea from Bias terms and decision boundaries. Give an example and a mistake that the idea helps you avoid.</w:t>
       </w:r>
     </w:p>
     <w:p>
@@ -386,50 +407,38 @@
         <w:rPr>
           <w:b w:val="0"/>
         </w:rPr>
-        <w:t xml:space="preserve">Do not award full credit for a correct final value supported by an incorrect </w:t>
-      </w:r>
-      <w:r>
-        <w:rPr>
-          <w:b/>
-        </w:rPr>
-        <w:t>trace</w:t>
-      </w:r>
-      <w:r>
-        <w:rPr>
-          <w:b w:val="0"/>
-        </w:rPr>
-        <w:t>.</w:t>
+        <w:t>Look for: Calculate a weighted score with a bias term</w:t>
       </w:r>
     </w:p>
     <w:p>
       <w:pPr>
-        <w:pStyle w:val="Heading3"/>
-      </w:pPr>
-      <w:r>
-        <w:t>Outcomes</w:t>
+        <w:spacing w:line="336" w:lineRule="auto" w:after="180"/>
+      </w:pPr>
+      <w:r>
+        <w:rPr>
+          <w:b w:val="0"/>
+        </w:rPr>
+        <w:t xml:space="preserve">Reference example, not the only acceptable wording: Teacher explanation: Weighted sum 10 - 4 = 6; bias -3; score 3; </w:t>
+      </w:r>
+      <w:r>
+        <w:rPr>
+          <w:b/>
+        </w:rPr>
+        <w:t>prediction</w:t>
+      </w:r>
+      <w:r>
+        <w:rPr>
+          <w:b w:val="0"/>
+        </w:rPr>
+        <w:t xml:space="preserve"> 1. Add the bias once after summing.</w:t>
       </w:r>
     </w:p>
     <w:p>
       <w:pPr>
-        <w:spacing w:line="336" w:lineRule="auto" w:after="180"/>
-      </w:pPr>
-      <w:r>
-        <w:rPr>
-          <w:b w:val="0"/>
-        </w:rPr>
-        <w:t xml:space="preserve">Record scores and activations in </w:t>
-      </w:r>
-      <w:r>
-        <w:rPr>
-          <w:b/>
-        </w:rPr>
-        <w:t>dependency</w:t>
-      </w:r>
-      <w:r>
-        <w:rPr>
-          <w:b w:val="0"/>
-        </w:rPr>
-        <w:t xml:space="preserve"> order</w:t>
+        <w:pStyle w:val="Heading2"/>
+      </w:pPr>
+      <w:r>
+        <w:t>Pictured end goal</w:t>
       </w:r>
     </w:p>
     <w:p>
@@ -440,48 +449,27 @@
         <w:rPr>
           <w:b w:val="0"/>
         </w:rPr>
-        <w:t xml:space="preserve">Locate the first incorrect value in a forward </w:t>
+        <w:t xml:space="preserve">By the end, I can explain forward passes by hand using a </w:t>
       </w:r>
       <w:r>
         <w:rPr>
           <w:b/>
         </w:rPr>
         <w:t>trace</w:t>
+      </w:r>
+      <w:r>
+        <w:rPr>
+          <w:b w:val="0"/>
+        </w:rPr>
+        <w:t>d example and a stated limitation.</w:t>
       </w:r>
     </w:p>
     <w:p>
       <w:pPr>
-        <w:spacing w:line="336" w:lineRule="auto" w:after="180"/>
-      </w:pPr>
-      <w:r>
-        <w:rPr>
-          <w:b w:val="0"/>
-        </w:rPr>
-        <w:t xml:space="preserve">Separate a final </w:t>
-      </w:r>
-      <w:r>
-        <w:rPr>
-          <w:b/>
-        </w:rPr>
-        <w:t>output</w:t>
-      </w:r>
-      <w:r>
-        <w:rPr>
-          <w:b w:val="0"/>
-        </w:rPr>
-        <w:t xml:space="preserve"> from </w:t>
-      </w:r>
-      <w:r>
-        <w:rPr>
-          <w:b/>
-        </w:rPr>
-        <w:t>evidence</w:t>
-      </w:r>
-      <w:r>
-        <w:rPr>
-          <w:b w:val="0"/>
-        </w:rPr>
-        <w:t xml:space="preserve"> of model accuracy</w:t>
+        <w:pStyle w:val="Heading2"/>
+      </w:pPr>
+      <w:r>
+        <w:t>Earlier wording, alternatives and picture transcripts · reference / check after trying</w:t>
       </w:r>
     </w:p>
     <w:p>
@@ -489,48 +477,42 @@
         <w:pStyle w:val="Heading3"/>
       </w:pPr>
       <w:r>
-        <w:t>Preparation</w:t>
+        <w:t>Teach the learning cycle</w:t>
       </w:r>
     </w:p>
     <w:p>
       <w:pPr>
-        <w:spacing w:line="336" w:lineRule="auto" w:after="180"/>
-      </w:pPr>
-      <w:r>
-        <w:rPr>
-          <w:b w:val="0"/>
-        </w:rPr>
-        <w:t>Printed lesson and workbook; paper and pencil</w:t>
+        <w:pStyle w:val="Heading3"/>
+      </w:pPr>
+      <w:r>
+        <w:t>Retrieval answer guidance</w:t>
       </w:r>
     </w:p>
     <w:p>
       <w:pPr>
-        <w:spacing w:line="336" w:lineRule="auto" w:after="180"/>
-      </w:pPr>
-      <w:r>
-        <w:rPr>
-          <w:b w:val="0"/>
-        </w:rPr>
-        <w:t>Calculator and optional local Python 3 editor; no packages or AI accounts needed</w:t>
+        <w:pStyle w:val="Heading3"/>
+      </w:pPr>
+      <w:r>
+        <w:t>Composing layers</w:t>
       </w:r>
     </w:p>
     <w:p>
       <w:pPr>
-        <w:spacing w:line="336" w:lineRule="auto" w:after="180"/>
-      </w:pPr>
-      <w:r>
-        <w:rPr>
-          <w:b w:val="0"/>
-        </w:rPr>
-        <w:t>Use the fictional examples supplied; prepare the fresh retry before class</w:t>
+        <w:pStyle w:val="Heading3"/>
+      </w:pPr>
+      <w:r>
+        <w:t>Bias terms and decision boundaries</w:t>
       </w:r>
     </w:p>
     <w:p>
       <w:pPr>
-        <w:pStyle w:val="Heading3"/>
-      </w:pPr>
-      <w:r>
-        <w:t>Prerequisite answer</w:t>
+        <w:spacing w:line="336" w:lineRule="auto" w:after="180"/>
+      </w:pPr>
+      <w:r>
+        <w:rPr>
+          <w:b w:val="0"/>
+        </w:rPr>
+        <w:t>For the compact alternative schedule, use two 45-minute sessions to build a habit of recording intermediate values. Students should identify the first disagreement, then propagate the correction.</w:t>
       </w:r>
     </w:p>
     <w:p>
@@ -541,19 +523,19 @@
         <w:rPr>
           <w:b w:val="0"/>
         </w:rPr>
-        <w:t xml:space="preserve">It receives the ordered hidden activation vector, rather than the original </w:t>
+        <w:t xml:space="preserve">Do not award full credit for a correct final value supported by an incorrect </w:t>
       </w:r>
       <w:r>
         <w:rPr>
           <w:b/>
         </w:rPr>
-        <w:t>input</w:t>
+        <w:t>trace</w:t>
       </w:r>
       <w:r>
         <w:rPr>
           <w:b w:val="0"/>
         </w:rPr>
-        <w:t xml:space="preserve"> or the scores before activation.</w:t>
+        <w:t>.</w:t>
       </w:r>
     </w:p>
     <w:p>
@@ -561,7 +543,7 @@
         <w:pStyle w:val="Heading3"/>
       </w:pPr>
       <w:r>
-        <w:t>End goal for the pictorial case</w:t>
+        <w:t>Outcomes</w:t>
       </w:r>
     </w:p>
     <w:p>
@@ -572,19 +554,19 @@
         <w:rPr>
           <w:b w:val="0"/>
         </w:rPr>
-        <w:t xml:space="preserve">By the end, I can explain forward passes by hand using a </w:t>
+        <w:t xml:space="preserve">Record scores and activations in </w:t>
       </w:r>
       <w:r>
         <w:rPr>
           <w:b/>
         </w:rPr>
-        <w:t>trace</w:t>
+        <w:t>dependency</w:t>
       </w:r>
       <w:r>
         <w:rPr>
           <w:b w:val="0"/>
         </w:rPr>
-        <w:t>d example and a stated limitation.</w:t>
+        <w:t xml:space="preserve"> order</w:t>
       </w:r>
     </w:p>
     <w:p>
@@ -595,20 +577,56 @@
         <w:rPr>
           <w:b w:val="0"/>
         </w:rPr>
-        <w:t>This added worked case illustrates the week’s main idea. Retain all original and connected topics; schedule its practice within the teaching cycle.</w:t>
+        <w:t xml:space="preserve">Locate the first incorrect value in a forward </w:t>
+      </w:r>
+      <w:r>
+        <w:rPr>
+          <w:b/>
+        </w:rPr>
+        <w:t>trace</w:t>
       </w:r>
     </w:p>
     <w:p>
       <w:pPr>
-        <w:pStyle w:val="Heading1"/>
-      </w:pPr>
-      <w:r>
-        <w:t>02. Explain and model the mechanism</w:t>
+        <w:spacing w:line="336" w:lineRule="auto" w:after="180"/>
+      </w:pPr>
+      <w:r>
+        <w:rPr>
+          <w:b w:val="0"/>
+        </w:rPr>
+        <w:t xml:space="preserve">Separate a final </w:t>
+      </w:r>
+      <w:r>
+        <w:rPr>
+          <w:b/>
+        </w:rPr>
+        <w:t>output</w:t>
+      </w:r>
+      <w:r>
+        <w:rPr>
+          <w:b w:val="0"/>
+        </w:rPr>
+        <w:t xml:space="preserve"> from </w:t>
+      </w:r>
+      <w:r>
+        <w:rPr>
+          <w:b/>
+        </w:rPr>
+        <w:t>evidence</w:t>
+      </w:r>
+      <w:r>
+        <w:rPr>
+          <w:b w:val="0"/>
+        </w:rPr>
+        <w:t xml:space="preserve"> of model accuracy</w:t>
       </w:r>
     </w:p>
     <w:p>
-      <w:r>
-        <w:t>Model Forward passes by hand using the supplied case, labelled mechanism and reasoning. Make the scope of each conclusion explicit.</w:t>
+      <w:pPr>
+        <w:pStyle w:val="Heading3"/>
+      </w:pPr>
+      <w:r>
+        <w:t>Preparation</w:t>
       </w:r>
     </w:p>
     <w:p>
@@ -616,54 +634,15 @@
         <w:pStyle w:val="Heading3"/>
       </w:pPr>
       <w:r>
-        <w:t>Explain Forward passes by hand · 1</w:t>
+        <w:t>Prerequisite answer</w:t>
       </w:r>
     </w:p>
     <w:p>
       <w:pPr>
-        <w:spacing w:line="336" w:lineRule="auto" w:after="180"/>
-      </w:pPr>
-      <w:r>
-        <w:rPr>
-          <w:b w:val="0"/>
-        </w:rPr>
-        <w:t>Use a new one-</w:t>
-      </w:r>
-      <w:r>
-        <w:rPr>
-          <w:b/>
-        </w:rPr>
-        <w:t>input</w:t>
-      </w:r>
-      <w:r>
-        <w:rPr>
-          <w:b w:val="0"/>
-        </w:rPr>
-        <w:t xml:space="preserve"> network with two hidden units. Its scores are z1 = 2x - 1 and z2 = -x + 2. Apply ReLU to obtain h1 and h2. The </w:t>
-      </w:r>
-      <w:r>
-        <w:rPr>
-          <w:b/>
-        </w:rPr>
-        <w:t>output</w:t>
-      </w:r>
-      <w:r>
-        <w:rPr>
-          <w:b w:val="0"/>
-        </w:rPr>
-        <w:t xml:space="preserve"> is y = h1 - 2h2 + 1. Parameters stay fixed while the </w:t>
-      </w:r>
-      <w:r>
-        <w:rPr>
-          <w:b/>
-        </w:rPr>
-        <w:t>input</w:t>
-      </w:r>
-      <w:r>
-        <w:rPr>
-          <w:b w:val="0"/>
-        </w:rPr>
-        <w:t xml:space="preserve"> changes.</w:t>
+        <w:pStyle w:val="Heading3"/>
+      </w:pPr>
+      <w:r>
+        <w:t>End goal for the pictorial case</w:t>
       </w:r>
     </w:p>
     <w:p>
@@ -674,112 +653,28 @@
         <w:rPr>
           <w:b w:val="0"/>
         </w:rPr>
-        <w:t xml:space="preserve">The </w:t>
-      </w:r>
-      <w:r>
-        <w:rPr>
-          <w:b/>
-        </w:rPr>
-        <w:t>input</w:t>
-      </w:r>
-      <w:r>
-        <w:rPr>
-          <w:b w:val="0"/>
-        </w:rPr>
-        <w:t xml:space="preserve"> x is an abstract number; these are arithmetic examples, not measurements of children.</w:t>
+        <w:t>This added worked case illustrates the week’s main idea. Retain all original and connected topics; schedule its practice within the teaching cycle.</w:t>
       </w:r>
     </w:p>
     <w:p>
       <w:pPr>
-        <w:spacing w:line="336" w:lineRule="auto" w:after="180"/>
-      </w:pPr>
-      <w:r>
-        <w:rPr>
-          <w:b w:val="0"/>
-        </w:rPr>
-        <w:t xml:space="preserve">A forward pass evaluates this network in </w:t>
-      </w:r>
-      <w:r>
-        <w:rPr>
-          <w:b/>
-        </w:rPr>
-        <w:t>dependency</w:t>
-      </w:r>
-      <w:r>
-        <w:rPr>
-          <w:b w:val="0"/>
-        </w:rPr>
-        <w:t xml:space="preserve"> order. Compute both scores from x, then both activations, then the </w:t>
-      </w:r>
-      <w:r>
-        <w:rPr>
-          <w:b/>
-        </w:rPr>
-        <w:t>output</w:t>
-      </w:r>
-      <w:r>
-        <w:rPr>
-          <w:b w:val="0"/>
-        </w:rPr>
-        <w:t xml:space="preserve"> contributions h1 and -2h2, and finally add bias 1.</w:t>
+        <w:pStyle w:val="Heading1"/>
+      </w:pPr>
+      <w:r>
+        <w:t>02. Teach dependency-order debugging with complete expectations</w:t>
       </w:r>
     </w:p>
     <w:p>
-      <w:pPr>
-        <w:spacing w:line="336" w:lineRule="auto" w:after="180"/>
-      </w:pPr>
-      <w:r>
-        <w:rPr>
-          <w:b w:val="0"/>
-        </w:rPr>
-        <w:t xml:space="preserve">A </w:t>
-      </w:r>
-      <w:r>
-        <w:rPr>
-          <w:b/>
-        </w:rPr>
-        <w:t>trace</w:t>
-      </w:r>
-      <w:r>
-        <w:rPr>
-          <w:b w:val="0"/>
-        </w:rPr>
-        <w:t xml:space="preserve"> table makes an omitted bias or a sign error easier to locate than a final answer alone.</w:t>
+      <w:r>
+        <w:t>Keep the two-unit main network and scalar picture formulas separate.</w:t>
       </w:r>
     </w:p>
     <w:p>
       <w:pPr>
-        <w:spacing w:line="336" w:lineRule="auto" w:after="180"/>
-      </w:pPr>
-      <w:r>
-        <w:rPr>
-          <w:b w:val="0"/>
-        </w:rPr>
-        <w:t xml:space="preserve">At x = 1 the </w:t>
-      </w:r>
-      <w:r>
-        <w:rPr>
-          <w:b/>
-        </w:rPr>
-        <w:t>output</w:t>
-      </w:r>
-      <w:r>
-        <w:rPr>
-          <w:b w:val="0"/>
-        </w:rPr>
-        <w:t xml:space="preserve"> is exactly zero. If we later declare class 1 for y &gt;= 0, equality belongs to class 1. Applying ReLU in the hidden layer does not make the final </w:t>
-      </w:r>
-      <w:r>
-        <w:rPr>
-          <w:b/>
-        </w:rPr>
-        <w:t>output</w:t>
-      </w:r>
-      <w:r>
-        <w:rPr>
-          <w:b w:val="0"/>
-        </w:rPr>
-        <w:t xml:space="preserve"> nonnegative.</w:t>
+        <w:pStyle w:val="Heading2"/>
+      </w:pPr>
+      <w:r>
+        <w:t>Main explanation,full trace and guided key</w:t>
       </w:r>
     </w:p>
     <w:p>
@@ -790,31 +685,43 @@
         <w:rPr>
           <w:b w:val="0"/>
         </w:rPr>
-        <w:t xml:space="preserve">For x = 0, the first score is -1, which ReLU changes to 0. The second score is 2, which ReLU leaves at 2. Therefore y = 0 - 4 + 1 = -3. Negative </w:t>
+        <w:t>Use a new one-</w:t>
       </w:r>
       <w:r>
         <w:rPr>
           <w:b/>
         </w:rPr>
+        <w:t>input</w:t>
+      </w:r>
+      <w:r>
+        <w:rPr>
+          <w:b w:val="0"/>
+        </w:rPr>
+        <w:t xml:space="preserve"> network with two hidden units. Its scores are z1 = 2x - 1 and z2 = -x + 2. Apply ReLU to obtain h1 and h2. The </w:t>
+      </w:r>
+      <w:r>
+        <w:rPr>
+          <w:b/>
+        </w:rPr>
         <w:t>output</w:t>
       </w:r>
       <w:r>
         <w:rPr>
           <w:b w:val="0"/>
         </w:rPr>
-        <w:t xml:space="preserve"> is allowed because this </w:t>
+        <w:t xml:space="preserve"> is y = h1 - 2h2 + 1. Parameters stay fixed while the </w:t>
       </w:r>
       <w:r>
         <w:rPr>
           <w:b/>
         </w:rPr>
-        <w:t>output</w:t>
+        <w:t>input</w:t>
       </w:r>
       <w:r>
         <w:rPr>
           <w:b w:val="0"/>
         </w:rPr>
-        <w:t xml:space="preserve"> layer uses identity.</w:t>
+        <w:t xml:space="preserve"> changes.</w:t>
       </w:r>
     </w:p>
     <w:p>
@@ -825,7 +732,7 @@
         <w:rPr>
           <w:b w:val="0"/>
         </w:rPr>
-        <w:t xml:space="preserve">This optional Python uses only numeric </w:t>
+        <w:t xml:space="preserve">The </w:t>
       </w:r>
       <w:r>
         <w:rPr>
@@ -837,7 +744,7 @@
         <w:rPr>
           <w:b w:val="0"/>
         </w:rPr>
-        <w:t>s. Compare every returned component against the table.</w:t>
+        <w:t xml:space="preserve"> x is an abstract number; these are arithmetic examples, not measurements of children.</w:t>
       </w:r>
     </w:p>
     <w:p>
@@ -848,7 +755,1258 @@
         <w:rPr>
           <w:b w:val="0"/>
         </w:rPr>
+        <w:t xml:space="preserve">A forward pass evaluates this network in </w:t>
+      </w:r>
+      <w:r>
+        <w:rPr>
+          <w:b/>
+        </w:rPr>
+        <w:t>dependency</w:t>
+      </w:r>
+      <w:r>
+        <w:rPr>
+          <w:b w:val="0"/>
+        </w:rPr>
+        <w:t xml:space="preserve"> order. Compute both scores from x, then both activations, then the </w:t>
+      </w:r>
+      <w:r>
+        <w:rPr>
+          <w:b/>
+        </w:rPr>
+        <w:t>output</w:t>
+      </w:r>
+      <w:r>
+        <w:rPr>
+          <w:b w:val="0"/>
+        </w:rPr>
+        <w:t xml:space="preserve"> contributions h1 and -2h2, and finally add bias 1.</w:t>
+      </w:r>
+    </w:p>
+    <w:p>
+      <w:pPr>
+        <w:spacing w:line="336" w:lineRule="auto" w:after="180"/>
+      </w:pPr>
+      <w:r>
+        <w:rPr>
+          <w:b w:val="0"/>
+        </w:rPr>
+        <w:t xml:space="preserve">A </w:t>
+      </w:r>
+      <w:r>
+        <w:rPr>
+          <w:b/>
+        </w:rPr>
+        <w:t>trace</w:t>
+      </w:r>
+      <w:r>
+        <w:rPr>
+          <w:b w:val="0"/>
+        </w:rPr>
+        <w:t xml:space="preserve"> table makes an omitted bias or a sign error easier to locate than a final answer alone.</w:t>
+      </w:r>
+    </w:p>
+    <w:p>
+      <w:pPr>
+        <w:spacing w:line="336" w:lineRule="auto" w:after="180"/>
+      </w:pPr>
+      <w:r>
+        <w:rPr>
+          <w:b w:val="0"/>
+        </w:rPr>
+        <w:t xml:space="preserve">At x = 1 the </w:t>
+      </w:r>
+      <w:r>
+        <w:rPr>
+          <w:b/>
+        </w:rPr>
+        <w:t>output</w:t>
+      </w:r>
+      <w:r>
+        <w:rPr>
+          <w:b w:val="0"/>
+        </w:rPr>
+        <w:t xml:space="preserve"> is exactly zero. If we later declare class 1 for y &gt;= 0, equality belongs to class 1. Applying ReLU in the hidden layer does not make the final </w:t>
+      </w:r>
+      <w:r>
+        <w:rPr>
+          <w:b/>
+        </w:rPr>
+        <w:t>output</w:t>
+      </w:r>
+      <w:r>
+        <w:rPr>
+          <w:b w:val="0"/>
+        </w:rPr>
+        <w:t xml:space="preserve"> nonnegative.</w:t>
+      </w:r>
+    </w:p>
+    <w:p>
+      <w:pPr>
+        <w:spacing w:line="336" w:lineRule="auto" w:after="180"/>
+      </w:pPr>
+      <w:r>
+        <w:rPr>
+          <w:b w:val="0"/>
+        </w:rPr>
+        <w:t xml:space="preserve">For x = 0, the first score is -1, which ReLU changes to 0. The second score is 2, which ReLU leaves at 2. Therefore y = 0 - 4 + 1 = -3. Negative </w:t>
+      </w:r>
+      <w:r>
+        <w:rPr>
+          <w:b/>
+        </w:rPr>
+        <w:t>output</w:t>
+      </w:r>
+      <w:r>
+        <w:rPr>
+          <w:b w:val="0"/>
+        </w:rPr>
+        <w:t xml:space="preserve"> is allowed because this </w:t>
+      </w:r>
+      <w:r>
+        <w:rPr>
+          <w:b/>
+        </w:rPr>
+        <w:t>output</w:t>
+      </w:r>
+      <w:r>
+        <w:rPr>
+          <w:b w:val="0"/>
+        </w:rPr>
+        <w:t xml:space="preserve"> layer uses identity.</w:t>
+      </w:r>
+    </w:p>
+    <w:p>
+      <w:pPr>
+        <w:spacing w:line="336" w:lineRule="auto" w:after="180"/>
+      </w:pPr>
+      <w:r>
+        <w:rPr>
+          <w:b w:val="0"/>
+        </w:rPr>
+        <w:t xml:space="preserve">This optional Python uses only numeric </w:t>
+      </w:r>
+      <w:r>
+        <w:rPr>
+          <w:b/>
+        </w:rPr>
+        <w:t>input</w:t>
+      </w:r>
+      <w:r>
+        <w:rPr>
+          <w:b w:val="0"/>
+        </w:rPr>
+        <w:t>s. Compare every returned component against the table.</w:t>
+      </w:r>
+    </w:p>
+    <w:p>
+      <w:pPr>
+        <w:spacing w:line="336" w:lineRule="auto" w:after="180"/>
+      </w:pPr>
+      <w:r>
+        <w:rPr>
+          <w:b w:val="0"/>
+        </w:rPr>
         <w:t>The same code being run twice is a repeatability check; comparing it with a separately calculated expectation is a stronger check of correctness.</w:t>
+      </w:r>
+    </w:p>
+    <w:tbl>
+      <w:tblPr>
+        <w:tblStyle w:val="LightShading-Accent1"/>
+        <w:tblW w:type="auto" w:w="0"/>
+        <w:tblLook w:firstColumn="1" w:firstRow="1" w:lastColumn="0" w:lastRow="0" w:noHBand="0" w:noVBand="1" w:val="04A0"/>
+      </w:tblPr>
+      <w:tblGrid>
+        <w:gridCol w:w="1461"/>
+        <w:gridCol w:w="1461"/>
+        <w:gridCol w:w="1461"/>
+        <w:gridCol w:w="1461"/>
+        <w:gridCol w:w="1461"/>
+        <w:gridCol w:w="1461"/>
+        <w:gridCol w:w="1461"/>
+      </w:tblGrid>
+      <w:tr>
+        <w:trPr>
+          <w:tblHeader/>
+        </w:trPr>
+        <w:tc>
+          <w:tcPr>
+            <w:tcW w:type="dxa" w:w="1461"/>
+          </w:tcPr>
+          <w:p>
+            <w:r>
+              <w:t>Main x</w:t>
+            </w:r>
+          </w:p>
+        </w:tc>
+        <w:tc>
+          <w:tcPr>
+            <w:tcW w:type="dxa" w:w="1461"/>
+          </w:tcPr>
+          <w:p>
+            <w:r>
+              <w:t>z1=2x−1</w:t>
+            </w:r>
+          </w:p>
+        </w:tc>
+        <w:tc>
+          <w:tcPr>
+            <w:tcW w:type="dxa" w:w="1461"/>
+          </w:tcPr>
+          <w:p>
+            <w:r>
+              <w:t>z2=−x+2</w:t>
+            </w:r>
+          </w:p>
+        </w:tc>
+        <w:tc>
+          <w:tcPr>
+            <w:tcW w:type="dxa" w:w="1461"/>
+          </w:tcPr>
+          <w:p>
+            <w:r>
+              <w:t>h1=ReLU(z1)</w:t>
+            </w:r>
+          </w:p>
+        </w:tc>
+        <w:tc>
+          <w:tcPr>
+            <w:tcW w:type="dxa" w:w="1461"/>
+          </w:tcPr>
+          <w:p>
+            <w:r>
+              <w:t>h2=ReLU(z2)</w:t>
+            </w:r>
+          </w:p>
+        </w:tc>
+        <w:tc>
+          <w:tcPr>
+            <w:tcW w:type="dxa" w:w="1461"/>
+          </w:tcPr>
+          <w:p>
+            <w:r>
+              <w:t>Output contributions h1 /−2h2 /bias</w:t>
+            </w:r>
+          </w:p>
+        </w:tc>
+        <w:tc>
+          <w:tcPr>
+            <w:tcW w:type="dxa" w:w="1461"/>
+          </w:tcPr>
+          <w:p>
+            <w:r>
+              <w:t>y</w:t>
+            </w:r>
+          </w:p>
+        </w:tc>
+      </w:tr>
+      <w:tr>
+        <w:tc>
+          <w:tcPr>
+            <w:tcW w:type="dxa" w:w="1461"/>
+          </w:tcPr>
+          <w:p>
+            <w:r>
+              <w:t>0</w:t>
+            </w:r>
+          </w:p>
+        </w:tc>
+        <w:tc>
+          <w:tcPr>
+            <w:tcW w:type="dxa" w:w="1461"/>
+          </w:tcPr>
+          <w:p>
+            <w:r>
+              <w:t>-1</w:t>
+            </w:r>
+          </w:p>
+        </w:tc>
+        <w:tc>
+          <w:tcPr>
+            <w:tcW w:type="dxa" w:w="1461"/>
+          </w:tcPr>
+          <w:p>
+            <w:r>
+              <w:t>2</w:t>
+            </w:r>
+          </w:p>
+        </w:tc>
+        <w:tc>
+          <w:tcPr>
+            <w:tcW w:type="dxa" w:w="1461"/>
+          </w:tcPr>
+          <w:p>
+            <w:r>
+              <w:t>0</w:t>
+            </w:r>
+          </w:p>
+        </w:tc>
+        <w:tc>
+          <w:tcPr>
+            <w:tcW w:type="dxa" w:w="1461"/>
+          </w:tcPr>
+          <w:p>
+            <w:r>
+              <w:t>2</w:t>
+            </w:r>
+          </w:p>
+        </w:tc>
+        <w:tc>
+          <w:tcPr>
+            <w:tcW w:type="dxa" w:w="1461"/>
+          </w:tcPr>
+          <w:p>
+            <w:r>
+              <w:t>0 /−4 /+1</w:t>
+            </w:r>
+          </w:p>
+        </w:tc>
+        <w:tc>
+          <w:tcPr>
+            <w:tcW w:type="dxa" w:w="1461"/>
+          </w:tcPr>
+          <w:p>
+            <w:r>
+              <w:t>-3</w:t>
+            </w:r>
+          </w:p>
+        </w:tc>
+      </w:tr>
+      <w:tr>
+        <w:tc>
+          <w:tcPr>
+            <w:tcW w:type="dxa" w:w="1461"/>
+          </w:tcPr>
+          <w:p>
+            <w:r>
+              <w:t>0.5</w:t>
+            </w:r>
+          </w:p>
+        </w:tc>
+        <w:tc>
+          <w:tcPr>
+            <w:tcW w:type="dxa" w:w="1461"/>
+          </w:tcPr>
+          <w:p>
+            <w:r>
+              <w:t>0</w:t>
+            </w:r>
+          </w:p>
+        </w:tc>
+        <w:tc>
+          <w:tcPr>
+            <w:tcW w:type="dxa" w:w="1461"/>
+          </w:tcPr>
+          <w:p>
+            <w:r>
+              <w:t>1.5</w:t>
+            </w:r>
+          </w:p>
+        </w:tc>
+        <w:tc>
+          <w:tcPr>
+            <w:tcW w:type="dxa" w:w="1461"/>
+          </w:tcPr>
+          <w:p>
+            <w:r>
+              <w:t>0</w:t>
+            </w:r>
+          </w:p>
+        </w:tc>
+        <w:tc>
+          <w:tcPr>
+            <w:tcW w:type="dxa" w:w="1461"/>
+          </w:tcPr>
+          <w:p>
+            <w:r>
+              <w:t>1.5</w:t>
+            </w:r>
+          </w:p>
+        </w:tc>
+        <w:tc>
+          <w:tcPr>
+            <w:tcW w:type="dxa" w:w="1461"/>
+          </w:tcPr>
+          <w:p>
+            <w:r>
+              <w:t>0 /−3 /+1</w:t>
+            </w:r>
+          </w:p>
+        </w:tc>
+        <w:tc>
+          <w:tcPr>
+            <w:tcW w:type="dxa" w:w="1461"/>
+          </w:tcPr>
+          <w:p>
+            <w:r>
+              <w:t>-2</w:t>
+            </w:r>
+          </w:p>
+        </w:tc>
+      </w:tr>
+      <w:tr>
+        <w:tc>
+          <w:tcPr>
+            <w:tcW w:type="dxa" w:w="1461"/>
+          </w:tcPr>
+          <w:p>
+            <w:r>
+              <w:t>1</w:t>
+            </w:r>
+          </w:p>
+        </w:tc>
+        <w:tc>
+          <w:tcPr>
+            <w:tcW w:type="dxa" w:w="1461"/>
+          </w:tcPr>
+          <w:p>
+            <w:r>
+              <w:t>1</w:t>
+            </w:r>
+          </w:p>
+        </w:tc>
+        <w:tc>
+          <w:tcPr>
+            <w:tcW w:type="dxa" w:w="1461"/>
+          </w:tcPr>
+          <w:p>
+            <w:r>
+              <w:t>1</w:t>
+            </w:r>
+          </w:p>
+        </w:tc>
+        <w:tc>
+          <w:tcPr>
+            <w:tcW w:type="dxa" w:w="1461"/>
+          </w:tcPr>
+          <w:p>
+            <w:r>
+              <w:t>1</w:t>
+            </w:r>
+          </w:p>
+        </w:tc>
+        <w:tc>
+          <w:tcPr>
+            <w:tcW w:type="dxa" w:w="1461"/>
+          </w:tcPr>
+          <w:p>
+            <w:r>
+              <w:t>1</w:t>
+            </w:r>
+          </w:p>
+        </w:tc>
+        <w:tc>
+          <w:tcPr>
+            <w:tcW w:type="dxa" w:w="1461"/>
+          </w:tcPr>
+          <w:p>
+            <w:r>
+              <w:t>1 /−2 /+1</w:t>
+            </w:r>
+          </w:p>
+        </w:tc>
+        <w:tc>
+          <w:tcPr>
+            <w:tcW w:type="dxa" w:w="1461"/>
+          </w:tcPr>
+          <w:p>
+            <w:r>
+              <w:t>0</w:t>
+            </w:r>
+          </w:p>
+        </w:tc>
+      </w:tr>
+      <w:tr>
+        <w:tc>
+          <w:tcPr>
+            <w:tcW w:type="dxa" w:w="1461"/>
+          </w:tcPr>
+          <w:p>
+            <w:r>
+              <w:t>2</w:t>
+            </w:r>
+          </w:p>
+        </w:tc>
+        <w:tc>
+          <w:tcPr>
+            <w:tcW w:type="dxa" w:w="1461"/>
+          </w:tcPr>
+          <w:p>
+            <w:r>
+              <w:t>3</w:t>
+            </w:r>
+          </w:p>
+        </w:tc>
+        <w:tc>
+          <w:tcPr>
+            <w:tcW w:type="dxa" w:w="1461"/>
+          </w:tcPr>
+          <w:p>
+            <w:r>
+              <w:t>0</w:t>
+            </w:r>
+          </w:p>
+        </w:tc>
+        <w:tc>
+          <w:tcPr>
+            <w:tcW w:type="dxa" w:w="1461"/>
+          </w:tcPr>
+          <w:p>
+            <w:r>
+              <w:t>3</w:t>
+            </w:r>
+          </w:p>
+        </w:tc>
+        <w:tc>
+          <w:tcPr>
+            <w:tcW w:type="dxa" w:w="1461"/>
+          </w:tcPr>
+          <w:p>
+            <w:r>
+              <w:t>0</w:t>
+            </w:r>
+          </w:p>
+        </w:tc>
+        <w:tc>
+          <w:tcPr>
+            <w:tcW w:type="dxa" w:w="1461"/>
+          </w:tcPr>
+          <w:p>
+            <w:r>
+              <w:t>3 /0 /+1</w:t>
+            </w:r>
+          </w:p>
+        </w:tc>
+        <w:tc>
+          <w:tcPr>
+            <w:tcW w:type="dxa" w:w="1461"/>
+          </w:tcPr>
+          <w:p>
+            <w:r>
+              <w:t>4</w:t>
+            </w:r>
+          </w:p>
+        </w:tc>
+      </w:tr>
+      <w:tr>
+        <w:tc>
+          <w:tcPr>
+            <w:tcW w:type="dxa" w:w="1461"/>
+          </w:tcPr>
+          <w:p>
+            <w:r>
+              <w:t>3</w:t>
+            </w:r>
+          </w:p>
+        </w:tc>
+        <w:tc>
+          <w:tcPr>
+            <w:tcW w:type="dxa" w:w="1461"/>
+          </w:tcPr>
+          <w:p>
+            <w:r>
+              <w:t>5</w:t>
+            </w:r>
+          </w:p>
+        </w:tc>
+        <w:tc>
+          <w:tcPr>
+            <w:tcW w:type="dxa" w:w="1461"/>
+          </w:tcPr>
+          <w:p>
+            <w:r>
+              <w:t>-1</w:t>
+            </w:r>
+          </w:p>
+        </w:tc>
+        <w:tc>
+          <w:tcPr>
+            <w:tcW w:type="dxa" w:w="1461"/>
+          </w:tcPr>
+          <w:p>
+            <w:r>
+              <w:t>5</w:t>
+            </w:r>
+          </w:p>
+        </w:tc>
+        <w:tc>
+          <w:tcPr>
+            <w:tcW w:type="dxa" w:w="1461"/>
+          </w:tcPr>
+          <w:p>
+            <w:r>
+              <w:t>0</w:t>
+            </w:r>
+          </w:p>
+        </w:tc>
+        <w:tc>
+          <w:tcPr>
+            <w:tcW w:type="dxa" w:w="1461"/>
+          </w:tcPr>
+          <w:p>
+            <w:r>
+              <w:t>5 /0 /+1</w:t>
+            </w:r>
+          </w:p>
+        </w:tc>
+        <w:tc>
+          <w:tcPr>
+            <w:tcW w:type="dxa" w:w="1461"/>
+          </w:tcPr>
+          <w:p>
+            <w:r>
+              <w:t>6</w:t>
+            </w:r>
+          </w:p>
+        </w:tc>
+      </w:tr>
+    </w:tbl>
+    <w:p>
+      <w:pPr>
+        <w:spacing w:line="336" w:lineRule="auto" w:after="180"/>
+      </w:pPr>
+      <w:r>
+        <w:rPr>
+          <w:b w:val="0"/>
+        </w:rPr>
+        <w:t>Guided: x = 2 gives z = [3, 0], h = [3, 0], y = 4; the zero score remains zero. Exit: no; final agreement can hide compensating errors.</w:t>
+      </w:r>
+    </w:p>
+    <w:p>
+      <w:pPr>
+        <w:spacing w:line="336" w:lineRule="auto" w:after="180"/>
+      </w:pPr>
+      <w:r>
+        <w:rPr>
+          <w:b w:val="0"/>
+        </w:rPr>
+        <w:t xml:space="preserve">Retain correct intermediate expectations and varied regression cases, not only the single final </w:t>
+      </w:r>
+      <w:r>
+        <w:rPr>
+          <w:b/>
+        </w:rPr>
+        <w:t>output</w:t>
+      </w:r>
+      <w:r>
+        <w:rPr>
+          <w:b w:val="0"/>
+        </w:rPr>
+        <w:t>.</w:t>
+      </w:r>
+    </w:p>
+    <w:p>
+      <w:pPr>
+        <w:pStyle w:val="Heading2"/>
+      </w:pPr>
+      <w:r>
+        <w:t>Complete main correct/submitted comparison</w:t>
+      </w:r>
+    </w:p>
+    <w:tbl>
+      <w:tblPr>
+        <w:tblStyle w:val="LightShading-Accent1"/>
+        <w:tblW w:type="auto" w:w="0"/>
+        <w:tblLook w:firstColumn="1" w:firstRow="1" w:lastColumn="0" w:lastRow="0" w:noHBand="0" w:noVBand="1" w:val="04A0"/>
+      </w:tblPr>
+      <w:tblGrid>
+        <w:gridCol w:w="2556"/>
+        <w:gridCol w:w="2556"/>
+        <w:gridCol w:w="2556"/>
+        <w:gridCol w:w="2556"/>
+      </w:tblGrid>
+      <w:tr>
+        <w:trPr>
+          <w:tblHeader/>
+        </w:trPr>
+        <w:tc>
+          <w:tcPr>
+            <w:tcW w:type="dxa" w:w="2556"/>
+          </w:tcPr>
+          <w:p>
+            <w:r>
+              <w:t>Main model x0 stage</w:t>
+            </w:r>
+          </w:p>
+        </w:tc>
+        <w:tc>
+          <w:tcPr>
+            <w:tcW w:type="dxa" w:w="2556"/>
+          </w:tcPr>
+          <w:p>
+            <w:r>
+              <w:t>Correct trace</w:t>
+            </w:r>
+          </w:p>
+        </w:tc>
+        <w:tc>
+          <w:tcPr>
+            <w:tcW w:type="dxa" w:w="2556"/>
+          </w:tcPr>
+          <w:p>
+            <w:r>
+              <w:t>Submitted missing-ReLU trace</w:t>
+            </w:r>
+          </w:p>
+        </w:tc>
+        <w:tc>
+          <w:tcPr>
+            <w:tcW w:type="dxa" w:w="2556"/>
+          </w:tcPr>
+          <w:p>
+            <w:r>
+              <w:t>Earliest difference?</w:t>
+            </w:r>
+          </w:p>
+        </w:tc>
+      </w:tr>
+      <w:tr>
+        <w:tc>
+          <w:tcPr>
+            <w:tcW w:type="dxa" w:w="2556"/>
+          </w:tcPr>
+          <w:p>
+            <w:r>
+              <w:t>Scores z</w:t>
+            </w:r>
+          </w:p>
+        </w:tc>
+        <w:tc>
+          <w:tcPr>
+            <w:tcW w:type="dxa" w:w="2556"/>
+          </w:tcPr>
+          <w:p>
+            <w:r>
+              <w:t>[−1, 2]</w:t>
+            </w:r>
+          </w:p>
+        </w:tc>
+        <w:tc>
+          <w:tcPr>
+            <w:tcW w:type="dxa" w:w="2556"/>
+          </w:tcPr>
+          <w:p>
+            <w:r>
+              <w:t>[−1, 2]</w:t>
+            </w:r>
+          </w:p>
+        </w:tc>
+        <w:tc>
+          <w:tcPr>
+            <w:tcW w:type="dxa" w:w="2556"/>
+          </w:tcPr>
+          <w:p>
+            <w:r>
+              <w:t>No</w:t>
+            </w:r>
+          </w:p>
+        </w:tc>
+      </w:tr>
+      <w:tr>
+        <w:tc>
+          <w:tcPr>
+            <w:tcW w:type="dxa" w:w="2556"/>
+          </w:tcPr>
+          <w:p>
+            <w:r>
+              <w:t>Hidden activations h</w:t>
+            </w:r>
+          </w:p>
+        </w:tc>
+        <w:tc>
+          <w:tcPr>
+            <w:tcW w:type="dxa" w:w="2556"/>
+          </w:tcPr>
+          <w:p>
+            <w:r>
+              <w:t>[0, 2]</w:t>
+            </w:r>
+          </w:p>
+        </w:tc>
+        <w:tc>
+          <w:tcPr>
+            <w:tcW w:type="dxa" w:w="2556"/>
+          </w:tcPr>
+          <w:p>
+            <w:r>
+              <w:t>[−1, 2]</w:t>
+            </w:r>
+          </w:p>
+        </w:tc>
+        <w:tc>
+          <w:tcPr>
+            <w:tcW w:type="dxa" w:w="2556"/>
+          </w:tcPr>
+          <w:p>
+            <w:r>
+              <w:t>Yes:negative first score was not clipped</w:t>
+            </w:r>
+          </w:p>
+        </w:tc>
+      </w:tr>
+      <w:tr>
+        <w:tc>
+          <w:tcPr>
+            <w:tcW w:type="dxa" w:w="2556"/>
+          </w:tcPr>
+          <w:p>
+            <w:r>
+              <w:t>Output y=h1−2h2+1</w:t>
+            </w:r>
+          </w:p>
+        </w:tc>
+        <w:tc>
+          <w:tcPr>
+            <w:tcW w:type="dxa" w:w="2556"/>
+          </w:tcPr>
+          <w:p>
+            <w:r>
+              <w:t>-3</w:t>
+            </w:r>
+          </w:p>
+        </w:tc>
+        <w:tc>
+          <w:tcPr>
+            <w:tcW w:type="dxa" w:w="2556"/>
+          </w:tcPr>
+          <w:p>
+            <w:r>
+              <w:t>-4</w:t>
+            </w:r>
+          </w:p>
+        </w:tc>
+        <w:tc>
+          <w:tcPr>
+            <w:tcW w:type="dxa" w:w="2556"/>
+          </w:tcPr>
+          <w:p>
+            <w:r>
+              <w:t>Later consequence; recompute after h repair</w:t>
+            </w:r>
+          </w:p>
+        </w:tc>
+      </w:tr>
+    </w:tbl>
+    <w:p>
+      <w:pPr>
+        <w:pStyle w:val="Heading2"/>
+      </w:pPr>
+      <w:r>
+        <w:t>Complete scalar picture facts and scope</w:t>
+      </w:r>
+    </w:p>
+    <w:p>
+      <w:pPr>
+        <w:spacing w:line="336" w:lineRule="auto" w:after="180"/>
+      </w:pPr>
+      <w:r>
+        <w:rPr>
+          <w:b w:val="0"/>
+        </w:rPr>
+        <w:t>Audit a forward pass by writing every value at its correct stage.</w:t>
+      </w:r>
+    </w:p>
+    <w:p>
+      <w:pPr>
+        <w:spacing w:line="336" w:lineRule="auto" w:after="180"/>
+      </w:pPr>
+      <w:r>
+        <w:rPr>
+          <w:b w:val="0"/>
+        </w:rPr>
+        <w:t xml:space="preserve">Toy scalar network z=2x-1, h=ReLU(z), y=-h+4. </w:t>
+      </w:r>
+      <w:r>
+        <w:rPr>
+          <w:b/>
+        </w:rPr>
+        <w:t>Trace</w:t>
+      </w:r>
+      <w:r>
+        <w:rPr>
+          <w:b w:val="0"/>
+        </w:rPr>
+        <w:t xml:space="preserve"> x=0 and x=2.</w:t>
+      </w:r>
+    </w:p>
+    <w:p>
+      <w:pPr>
+        <w:spacing w:line="336" w:lineRule="auto" w:after="180"/>
+      </w:pPr>
+      <w:r>
+        <w:rPr>
+          <w:b w:val="0"/>
+        </w:rPr>
+        <w:t xml:space="preserve">All </w:t>
+      </w:r>
+      <w:r>
+        <w:rPr>
+          <w:b/>
+        </w:rPr>
+        <w:t>input</w:t>
+      </w:r>
+      <w:r>
+        <w:rPr>
+          <w:b w:val="0"/>
+        </w:rPr>
+        <w:t>s and outcomes in this worked example are invented classroom data; no real model run is claimed.</w:t>
+      </w:r>
+    </w:p>
+    <w:p>
+      <w:pPr>
+        <w:spacing w:line="336" w:lineRule="auto" w:after="180"/>
+      </w:pPr>
+      <w:r>
+        <w:rPr>
+          <w:b w:val="0"/>
+        </w:rPr>
+        <w:t>The picture is a separate scalar-hidden model:z=2x−1, h=ReLU(z), y=−h+4. At x0, z−1, h0, y4; at x2, z3, h3, y1. The submitted x0 trace h−1, y5 first fails at activation because ReLU(−1)=0. Its final arithmetic follows the wrong h; repair h and then y. The main model has two hidden units and output y=h1−2h2+1, so its x0 output is−3, not 4. Keep the formula beside each trace.</w:t>
+      </w:r>
+    </w:p>
+    <w:p>
+      <w:pPr>
+        <w:pStyle w:val="Heading2"/>
+      </w:pPr>
+      <w:r>
+        <w:t>Trace the activation error and its consequence</w:t>
+      </w:r>
+    </w:p>
+    <w:p>
+      <w:r>
+        <w:drawing>
+          <wp:inline xmlns:a="http://schemas.openxmlformats.org/drawingml/2006/main" xmlns:pic="http://schemas.openxmlformats.org/drawingml/2006/picture">
+            <wp:extent cx="5486400" cy="3182112"/>
+            <wp:docPr id="1" name="Picture 1" descr="Preactivation: At x=0, z=-1; at x=2, z=3. → Activation: At x=0, h=0; at x=2, h=3. → Output: Outputs are 4 and 1 respectively."/>
+            <wp:cNvGraphicFramePr>
+              <a:graphicFrameLocks noChangeAspect="1"/>
+            </wp:cNvGraphicFramePr>
+            <a:graphic>
+              <a:graphicData uri="http://schemas.openxmlformats.org/drawingml/2006/picture">
+                <pic:pic>
+                  <pic:nvPicPr>
+                    <pic:cNvPr id="0" name="academy-story-ai-5-6-02.png"/>
+                    <pic:cNvPicPr/>
+                  </pic:nvPicPr>
+                  <pic:blipFill>
+                    <a:blip r:embed="rId9"/>
+                    <a:stretch>
+                      <a:fillRect/>
+                    </a:stretch>
+                  </pic:blipFill>
+                  <pic:spPr>
+                    <a:xfrm>
+                      <a:off x="0" y="0"/>
+                      <a:ext cx="5486400" cy="3182112"/>
+                    </a:xfrm>
+                    <a:prstGeom prst="rect"/>
+                  </pic:spPr>
+                </pic:pic>
+              </a:graphicData>
+            </a:graphic>
+          </wp:inline>
+        </w:drawing>
+      </w:r>
+    </w:p>
+    <w:p>
+      <w:pPr>
+        <w:pStyle w:val="Heading3"/>
+      </w:pPr>
+      <w:r>
+        <w:t>Read the picture one step at a time</w:t>
+      </w:r>
+    </w:p>
+    <w:tbl>
+      <w:tblPr>
+        <w:tblStyle w:val="LightShading-Accent1"/>
+        <w:tblW w:type="auto" w:w="0"/>
+        <w:tblLook w:firstColumn="1" w:firstRow="1" w:lastColumn="0" w:lastRow="0" w:noHBand="0" w:noVBand="1" w:val="04A0"/>
+      </w:tblPr>
+      <w:tblGrid>
+        <w:gridCol w:w="5112"/>
+        <w:gridCol w:w="5112"/>
+      </w:tblGrid>
+      <w:tr>
+        <w:trPr>
+          <w:tblHeader/>
+        </w:trPr>
+        <w:tc>
+          <w:tcPr>
+            <w:tcW w:type="dxa" w:w="5112"/>
+          </w:tcPr>
+          <w:p>
+            <w:r>
+              <w:t>Step</w:t>
+            </w:r>
+          </w:p>
+        </w:tc>
+        <w:tc>
+          <w:tcPr>
+            <w:tcW w:type="dxa" w:w="5112"/>
+          </w:tcPr>
+          <w:p>
+            <w:r>
+              <w:t>What happens and why</w:t>
+            </w:r>
+          </w:p>
+        </w:tc>
+      </w:tr>
+      <w:tr>
+        <w:tc>
+          <w:tcPr>
+            <w:tcW w:type="dxa" w:w="5112"/>
+          </w:tcPr>
+          <w:p>
+            <w:r>
+              <w:t>1. Preactivation</w:t>
+            </w:r>
+          </w:p>
+        </w:tc>
+        <w:tc>
+          <w:tcPr>
+            <w:tcW w:type="dxa" w:w="5112"/>
+          </w:tcPr>
+          <w:p>
+            <w:r>
+              <w:t>At x=0, z=-1; at x=2, z=3.</w:t>
+            </w:r>
+          </w:p>
+        </w:tc>
+      </w:tr>
+      <w:tr>
+        <w:tc>
+          <w:tcPr>
+            <w:tcW w:type="dxa" w:w="5112"/>
+          </w:tcPr>
+          <w:p>
+            <w:r>
+              <w:t>2. Activation</w:t>
+            </w:r>
+          </w:p>
+        </w:tc>
+        <w:tc>
+          <w:tcPr>
+            <w:tcW w:type="dxa" w:w="5112"/>
+          </w:tcPr>
+          <w:p>
+            <w:r>
+              <w:t>At x=0, h=0; at x=2, h=3.</w:t>
+            </w:r>
+          </w:p>
+        </w:tc>
+      </w:tr>
+      <w:tr>
+        <w:tc>
+          <w:tcPr>
+            <w:tcW w:type="dxa" w:w="5112"/>
+          </w:tcPr>
+          <w:p>
+            <w:r>
+              <w:t>3. Output</w:t>
+            </w:r>
+          </w:p>
+        </w:tc>
+        <w:tc>
+          <w:tcPr>
+            <w:tcW w:type="dxa" w:w="5112"/>
+          </w:tcPr>
+          <w:p>
+            <w:r>
+              <w:t>Outputs are 4 and 1 respectively.</w:t>
+            </w:r>
+          </w:p>
+        </w:tc>
+      </w:tr>
+    </w:tbl>
+    <w:p>
+      <w:r>
+        <w:t>Match each pictured step to the supplied facts. This is a worked teaching case, not an independent assessment.</w:t>
+      </w:r>
+    </w:p>
+    <w:p>
+      <w:pPr>
+        <w:spacing w:line="336" w:lineRule="auto" w:after="180"/>
+      </w:pPr>
+      <w:r>
+        <w:rPr>
+          <w:b w:val="0"/>
+        </w:rPr>
+        <w:t xml:space="preserve">A forward pass applies a fixed network to an </w:t>
+      </w:r>
+      <w:r>
+        <w:rPr>
+          <w:b/>
+        </w:rPr>
+        <w:t>input</w:t>
+      </w:r>
+      <w:r>
+        <w:rPr>
+          <w:b w:val="0"/>
+        </w:rPr>
+        <w:t xml:space="preserve">; it does not update weights. Keep the </w:t>
+      </w:r>
+      <w:r>
+        <w:rPr>
+          <w:b/>
+        </w:rPr>
+        <w:t>preactivation</w:t>
+      </w:r>
+      <w:r>
+        <w:rPr>
+          <w:b w:val="0"/>
+        </w:rPr>
+        <w:t xml:space="preserve"> z, activated value h and final </w:t>
+      </w:r>
+      <w:r>
+        <w:rPr>
+          <w:b/>
+        </w:rPr>
+        <w:t>output</w:t>
+      </w:r>
+      <w:r>
+        <w:rPr>
+          <w:b w:val="0"/>
+        </w:rPr>
+        <w:t xml:space="preserve"> y in separate </w:t>
+      </w:r>
+      <w:r>
+        <w:rPr>
+          <w:b/>
+        </w:rPr>
+        <w:t>trace</w:t>
+      </w:r>
+      <w:r>
+        <w:rPr>
+          <w:b w:val="0"/>
+        </w:rPr>
+        <w:t xml:space="preserve"> columns. For zero, ReLU changes minus one to zero.</w:t>
+      </w:r>
+    </w:p>
+    <w:p>
+      <w:pPr>
+        <w:spacing w:line="336" w:lineRule="auto" w:after="180"/>
+      </w:pPr>
+      <w:r>
+        <w:rPr>
+          <w:b w:val="0"/>
+        </w:rPr>
+        <w:t xml:space="preserve">Using the earlier minus one in the </w:t>
+      </w:r>
+      <w:r>
+        <w:rPr>
+          <w:b/>
+        </w:rPr>
+        <w:t>output</w:t>
+      </w:r>
+      <w:r>
+        <w:rPr>
+          <w:b w:val="0"/>
+        </w:rPr>
+        <w:t xml:space="preserve"> layer is the first error, even if later arithmetic follows that mistaken value correctly.</w:t>
+      </w:r>
+    </w:p>
+    <w:p>
+      <w:pPr>
+        <w:spacing w:line="336" w:lineRule="auto" w:after="180"/>
+      </w:pPr>
+      <w:r>
+        <w:rPr>
+          <w:b w:val="0"/>
+        </w:rPr>
+        <w:t xml:space="preserve">A correct forward </w:t>
+      </w:r>
+      <w:r>
+        <w:rPr>
+          <w:b/>
+        </w:rPr>
+        <w:t>trace</w:t>
+      </w:r>
+      <w:r>
+        <w:rPr>
+          <w:b w:val="0"/>
+        </w:rPr>
+        <w:t xml:space="preserve"> verifies this declared computation; it does not show that the parameter choices solve a useful task.</w:t>
+      </w:r>
+    </w:p>
+    <w:p>
+      <w:pPr>
+        <w:spacing w:line="336" w:lineRule="auto" w:after="180"/>
+      </w:pPr>
+      <w:r>
+        <w:rPr>
+          <w:b w:val="0"/>
+        </w:rPr>
+        <w:t xml:space="preserve">Change: A submitted x = 0 </w:t>
+      </w:r>
+      <w:r>
+        <w:rPr>
+          <w:b/>
+        </w:rPr>
+        <w:t>trace</w:t>
+      </w:r>
+      <w:r>
+        <w:rPr>
+          <w:b w:val="0"/>
+        </w:rPr>
+        <w:t xml:space="preserve"> uses h=-1 and y = 5.</w:t>
+      </w:r>
+    </w:p>
+    <w:p>
+      <w:pPr>
+        <w:spacing w:line="336" w:lineRule="auto" w:after="180"/>
+      </w:pPr>
+      <w:r>
+        <w:rPr>
+          <w:b/>
+        </w:rPr>
+        <w:t>Prediction</w:t>
+      </w:r>
+      <w:r>
+        <w:rPr>
+          <w:b w:val="0"/>
+        </w:rPr>
+        <w:t>: Its first error is retaining the negative value after ReLU; correct h = 0 gives y = 4.</w:t>
+      </w:r>
+    </w:p>
+    <w:p>
+      <w:pPr>
+        <w:spacing w:line="336" w:lineRule="auto" w:after="180"/>
+      </w:pPr>
+      <w:r>
+        <w:rPr>
+          <w:b w:val="0"/>
+        </w:rPr>
+        <w:t xml:space="preserve">Reason: ReLU(-1)=0, so the </w:t>
+      </w:r>
+      <w:r>
+        <w:rPr>
+          <w:b/>
+        </w:rPr>
+        <w:t>output</w:t>
+      </w:r>
+      <w:r>
+        <w:rPr>
+          <w:b w:val="0"/>
+        </w:rPr>
+        <w:t xml:space="preserve"> must use 0, not the earlier </w:t>
+      </w:r>
+      <w:r>
+        <w:rPr>
+          <w:b/>
+        </w:rPr>
+        <w:t>preactivation</w:t>
+      </w:r>
+      <w:r>
+        <w:rPr>
+          <w:b w:val="0"/>
+        </w:rPr>
+        <w:t>.</w:t>
+      </w:r>
+    </w:p>
+    <w:p>
+      <w:pPr>
+        <w:pStyle w:val="Heading2"/>
+      </w:pPr>
+      <w:r>
+        <w:t>Earlier wording, alternatives and picture transcripts · reference / check after trying</w:t>
       </w:r>
     </w:p>
     <w:tbl>
@@ -1133,40 +2291,6 @@
     </w:p>
     <w:p>
       <w:pPr>
-        <w:spacing w:line="336" w:lineRule="auto" w:after="180"/>
-      </w:pPr>
-      <w:r>
-        <w:rPr>
-          <w:b w:val="0"/>
-        </w:rPr>
-        <w:t>Guided: x = 2 gives z = [3, 0], h = [3, 0], y = 4; the zero score remains zero. Exit: no; final agreement can hide compensating errors.</w:t>
-      </w:r>
-    </w:p>
-    <w:p>
-      <w:pPr>
-        <w:spacing w:line="336" w:lineRule="auto" w:after="180"/>
-      </w:pPr>
-      <w:r>
-        <w:rPr>
-          <w:b w:val="0"/>
-        </w:rPr>
-        <w:t xml:space="preserve">Retain correct intermediate expectations and varied regression cases, not only the single final </w:t>
-      </w:r>
-      <w:r>
-        <w:rPr>
-          <w:b/>
-        </w:rPr>
-        <w:t>output</w:t>
-      </w:r>
-      <w:r>
-        <w:rPr>
-          <w:b w:val="0"/>
-        </w:rPr>
-        <w:t>.</w:t>
-      </w:r>
-    </w:p>
-    <w:p>
-      <w:pPr>
         <w:pStyle w:val="Heading3"/>
       </w:pPr>
       <w:r>
@@ -1514,85 +2638,10 @@
     </w:p>
     <w:p>
       <w:pPr>
-        <w:spacing w:line="336" w:lineRule="auto" w:after="180"/>
-      </w:pPr>
-      <w:r>
-        <w:rPr>
-          <w:b w:val="0"/>
-        </w:rPr>
-        <w:t>Audit a forward pass by writing every value at its correct stage.</w:t>
-      </w:r>
-    </w:p>
-    <w:p>
-      <w:pPr>
         <w:pStyle w:val="Heading3"/>
       </w:pPr>
       <w:r>
         <w:t>The facts we will use</w:t>
-      </w:r>
-    </w:p>
-    <w:p>
-      <w:pPr>
-        <w:pStyle w:val="Heading3"/>
-      </w:pPr>
-      <w:r>
-        <w:t>Supplied facts</w:t>
-      </w:r>
-    </w:p>
-    <w:p>
-      <w:pPr>
-        <w:spacing w:line="336" w:lineRule="auto" w:after="180"/>
-        <w:shd w:fill="F1F6FC"/>
-      </w:pPr>
-      <w:r>
-        <w:rPr>
-          <w:b w:val="0"/>
-        </w:rPr>
-        <w:t xml:space="preserve">Toy scalar network z=2x-1, h=ReLU(z), y=-h+4. </w:t>
-      </w:r>
-      <w:r>
-        <w:rPr>
-          <w:b/>
-        </w:rPr>
-        <w:t>Trace</w:t>
-      </w:r>
-      <w:r>
-        <w:rPr>
-          <w:b w:val="0"/>
-        </w:rPr>
-        <w:t xml:space="preserve"> x=0 and x=2.</w:t>
-      </w:r>
-    </w:p>
-    <w:p>
-      <w:pPr>
-        <w:pStyle w:val="Heading3"/>
-      </w:pPr>
-      <w:r>
-        <w:t>Supplied facts</w:t>
-      </w:r>
-    </w:p>
-    <w:p>
-      <w:pPr>
-        <w:spacing w:line="336" w:lineRule="auto" w:after="180"/>
-        <w:shd w:fill="F1F6FC"/>
-      </w:pPr>
-      <w:r>
-        <w:rPr>
-          <w:b w:val="0"/>
-        </w:rPr>
-        <w:t xml:space="preserve">All </w:t>
-      </w:r>
-      <w:r>
-        <w:rPr>
-          <w:b/>
-        </w:rPr>
-        <w:t>input</w:t>
-      </w:r>
-      <w:r>
-        <w:rPr>
-          <w:b w:val="0"/>
-        </w:rPr>
-        <w:t>s and outcomes in this worked example are invented classroom data; no real model run is claimed.</w:t>
       </w:r>
     </w:p>
     <w:p>
@@ -1600,7 +2649,7 @@
         <w:drawing>
           <wp:inline xmlns:a="http://schemas.openxmlformats.org/drawingml/2006/main" xmlns:pic="http://schemas.openxmlformats.org/drawingml/2006/picture">
             <wp:extent cx="5486400" cy="5145314"/>
-            <wp:docPr id="1" name="Picture 1" descr="Forward passes by hand. Preactivation: At x=0, z=-1; at x=2, z=3.. Activation: At x=0, h=0; at x=2, h=3.. Output: Outputs are 4 and 1 respectively."/>
+            <wp:docPr id="2" name="Picture 2" descr="Forward passes by hand. Preactivation: At x=0, z=-1; at x=2, z=3.. Activation: At x=0, h=0; at x=2, h=3.. Output: Outputs are 4 and 1 respectively."/>
             <wp:cNvGraphicFramePr>
               <a:graphicFrameLocks noChangeAspect="1"/>
             </wp:cNvGraphicFramePr>
@@ -1612,7 +2661,7 @@
                     <pic:cNvPicPr/>
                   </pic:nvPicPr>
                   <pic:blipFill>
-                    <a:blip r:embed="rId9"/>
+                    <a:blip r:embed="rId10"/>
                     <a:stretch>
                       <a:fillRect/>
                     </a:stretch>
@@ -1636,114 +2685,7 @@
         <w:pStyle w:val="Heading3"/>
       </w:pPr>
       <w:r>
-        <w:t>Read the picture one step at a time</w:t>
-      </w:r>
-    </w:p>
-    <w:tbl>
-      <w:tblPr>
-        <w:tblStyle w:val="LightShading-Accent1"/>
-        <w:tblW w:type="auto" w:w="0"/>
-        <w:tblLook w:firstColumn="1" w:firstRow="1" w:lastColumn="0" w:lastRow="0" w:noHBand="0" w:noVBand="1" w:val="04A0"/>
-      </w:tblPr>
-      <w:tblGrid>
-        <w:gridCol w:w="5112"/>
-        <w:gridCol w:w="5112"/>
-      </w:tblGrid>
-      <w:tr>
-        <w:trPr>
-          <w:tblHeader/>
-        </w:trPr>
-        <w:tc>
-          <w:tcPr>
-            <w:tcW w:type="dxa" w:w="5112"/>
-          </w:tcPr>
-          <w:p>
-            <w:r>
-              <w:t>Step</w:t>
-            </w:r>
-          </w:p>
-        </w:tc>
-        <w:tc>
-          <w:tcPr>
-            <w:tcW w:type="dxa" w:w="5112"/>
-          </w:tcPr>
-          <w:p>
-            <w:r>
-              <w:t>What happens and why</w:t>
-            </w:r>
-          </w:p>
-        </w:tc>
-      </w:tr>
-      <w:tr>
-        <w:tc>
-          <w:tcPr>
-            <w:tcW w:type="dxa" w:w="5112"/>
-          </w:tcPr>
-          <w:p>
-            <w:r>
-              <w:t>1. Preactivation</w:t>
-            </w:r>
-          </w:p>
-        </w:tc>
-        <w:tc>
-          <w:tcPr>
-            <w:tcW w:type="dxa" w:w="5112"/>
-          </w:tcPr>
-          <w:p>
-            <w:r>
-              <w:t>At x=0, z=-1; at x=2, z=3.</w:t>
-            </w:r>
-          </w:p>
-        </w:tc>
-      </w:tr>
-      <w:tr>
-        <w:tc>
-          <w:tcPr>
-            <w:tcW w:type="dxa" w:w="5112"/>
-          </w:tcPr>
-          <w:p>
-            <w:r>
-              <w:t>2. Activation</w:t>
-            </w:r>
-          </w:p>
-        </w:tc>
-        <w:tc>
-          <w:tcPr>
-            <w:tcW w:type="dxa" w:w="5112"/>
-          </w:tcPr>
-          <w:p>
-            <w:r>
-              <w:t>At x=0, h=0; at x=2, h=3.</w:t>
-            </w:r>
-          </w:p>
-        </w:tc>
-      </w:tr>
-      <w:tr>
-        <w:tc>
-          <w:tcPr>
-            <w:tcW w:type="dxa" w:w="5112"/>
-          </w:tcPr>
-          <w:p>
-            <w:r>
-              <w:t>3. Output</w:t>
-            </w:r>
-          </w:p>
-        </w:tc>
-        <w:tc>
-          <w:tcPr>
-            <w:tcW w:type="dxa" w:w="5112"/>
-          </w:tcPr>
-          <w:p>
-            <w:r>
-              <w:t>Outputs are 4 and 1 respectively.</w:t>
-            </w:r>
-          </w:p>
-        </w:tc>
-      </w:tr>
-    </w:tbl>
-    <w:p>
-      <w:r>
-        <w:t>Match each pictured step to the supplied facts. This is a worked teaching case, not an independent assessment.</w:t>
+        <w:t>Why this result follows</w:t>
       </w:r>
     </w:p>
     <w:p>
@@ -1751,7 +2693,7 @@
         <w:pStyle w:val="Heading3"/>
       </w:pPr>
       <w:r>
-        <w:t>Why this result follows</w:t>
+        <w:t>What this example does not establish</w:t>
       </w:r>
     </w:p>
     <w:p>
@@ -1759,217 +2701,205 @@
         <w:pStyle w:val="Heading3"/>
       </w:pPr>
       <w:r>
-        <w:t>Why the result follows</w:t>
+        <w:t>Change one thing in the pictured case</w:t>
       </w:r>
     </w:p>
     <w:p>
       <w:pPr>
-        <w:spacing w:line="336" w:lineRule="auto" w:after="180"/>
-        <w:shd w:fill="F1F6FC"/>
-      </w:pPr>
-      <w:r>
-        <w:rPr>
-          <w:b w:val="0"/>
-        </w:rPr>
-        <w:t xml:space="preserve">A forward pass applies a fixed network to an </w:t>
-      </w:r>
-      <w:r>
-        <w:rPr>
-          <w:b/>
-        </w:rPr>
-        <w:t>input</w:t>
-      </w:r>
-      <w:r>
-        <w:rPr>
-          <w:b w:val="0"/>
-        </w:rPr>
-        <w:t xml:space="preserve">; it does not update weights. Keep the </w:t>
-      </w:r>
-      <w:r>
-        <w:rPr>
-          <w:b/>
-        </w:rPr>
-        <w:t>preactivation</w:t>
-      </w:r>
-      <w:r>
-        <w:rPr>
-          <w:b w:val="0"/>
-        </w:rPr>
-        <w:t xml:space="preserve"> z, activated value h and final </w:t>
-      </w:r>
-      <w:r>
-        <w:rPr>
-          <w:b/>
-        </w:rPr>
-        <w:t>output</w:t>
-      </w:r>
-      <w:r>
-        <w:rPr>
-          <w:b w:val="0"/>
-        </w:rPr>
-        <w:t xml:space="preserve"> y in separate </w:t>
-      </w:r>
-      <w:r>
-        <w:rPr>
-          <w:b/>
-        </w:rPr>
-        <w:t>trace</w:t>
-      </w:r>
-      <w:r>
-        <w:rPr>
-          <w:b w:val="0"/>
-        </w:rPr>
-        <w:t xml:space="preserve"> columns. For zero, ReLU changes minus one to zero.</w:t>
+        <w:pStyle w:val="Heading3"/>
+      </w:pPr>
+      <w:r>
+        <w:t>Ask while showing the picture</w:t>
       </w:r>
     </w:p>
     <w:p>
       <w:pPr>
         <w:spacing w:line="336" w:lineRule="auto" w:after="180"/>
-        <w:shd w:fill="F1F6FC"/>
       </w:pPr>
       <w:r>
         <w:rPr>
           <w:b w:val="0"/>
         </w:rPr>
-        <w:t xml:space="preserve">Using the earlier minus one in the </w:t>
+        <w:t xml:space="preserve">Cover the result. Ask learners to name the </w:t>
       </w:r>
       <w:r>
         <w:rPr>
           <w:b/>
         </w:rPr>
-        <w:t>output</w:t>
+        <w:t>input</w:t>
       </w:r>
       <w:r>
         <w:rPr>
           <w:b w:val="0"/>
         </w:rPr>
-        <w:t xml:space="preserve"> layer is the first error, even if later arithmetic follows that mistaken value correctly.</w:t>
+        <w:t xml:space="preserve">s and predict the next step. Uncover one step, connect the icon to the actual procedure, and explain its </w:t>
+      </w:r>
+      <w:r>
+        <w:rPr>
+          <w:b/>
+        </w:rPr>
+        <w:t>evidence</w:t>
+      </w:r>
+      <w:r>
+        <w:rPr>
+          <w:b w:val="0"/>
+        </w:rPr>
+        <w:t>. Then change the supplied condition and compare.</w:t>
       </w:r>
     </w:p>
     <w:p>
       <w:pPr>
-        <w:pStyle w:val="Heading3"/>
-      </w:pPr>
-      <w:r>
-        <w:t>What this example does not establish</w:t>
+        <w:spacing w:line="336" w:lineRule="auto" w:after="180"/>
+      </w:pPr>
+      <w:r>
+        <w:rPr>
+          <w:b w:val="0"/>
+        </w:rPr>
+        <w:t>The picture is a representation; it does not document execution of a real AI model.</w:t>
       </w:r>
     </w:p>
     <w:p>
       <w:pPr>
-        <w:pStyle w:val="Heading3"/>
-      </w:pPr>
-      <w:r>
-        <w:t>Keep the stated limit</w:t>
+        <w:pStyle w:val="Heading1"/>
+      </w:pPr>
+      <w:r>
+        <w:t>03. Model a step,then remove help</w:t>
       </w:r>
     </w:p>
     <w:p>
-      <w:pPr>
-        <w:spacing w:line="336" w:lineRule="auto" w:after="180"/>
-        <w:shd w:fill="FFF5E6"/>
-      </w:pPr>
-      <w:r>
-        <w:rPr>
-          <w:b w:val="0"/>
-        </w:rPr>
-        <w:t xml:space="preserve">A correct forward </w:t>
-      </w:r>
-      <w:r>
-        <w:rPr>
-          <w:b/>
-        </w:rPr>
-        <w:t>trace</w:t>
-      </w:r>
-      <w:r>
-        <w:rPr>
-          <w:b w:val="0"/>
-        </w:rPr>
-        <w:t xml:space="preserve"> verifies this declared computation; it does not show that the parameter choices solve a useful task.</w:t>
+      <w:r>
+        <w:t>Collect each learner’s reasoning before showing a key.</w:t>
       </w:r>
     </w:p>
     <w:p>
       <w:pPr>
-        <w:pStyle w:val="Heading3"/>
-      </w:pPr>
-      <w:r>
-        <w:t>Change one thing in the pictured case</w:t>
+        <w:pStyle w:val="Heading2"/>
+      </w:pPr>
+      <w:r>
+        <w:t>Current completion task and checked reasoning</w:t>
       </w:r>
     </w:p>
     <w:p>
       <w:pPr>
-        <w:pStyle w:val="Heading3"/>
-      </w:pPr>
-      <w:r>
-        <w:t>Change one thing</w:t>
+        <w:spacing w:line="336" w:lineRule="auto" w:after="180"/>
+      </w:pPr>
+      <w:r>
+        <w:rPr>
+          <w:b w:val="0"/>
+        </w:rPr>
+        <w:t xml:space="preserve">Completion task: At x = 3 a </w:t>
+      </w:r>
+      <w:r>
+        <w:rPr>
+          <w:b/>
+        </w:rPr>
+        <w:t>trace</w:t>
+      </w:r>
+      <w:r>
+        <w:rPr>
+          <w:b w:val="0"/>
+        </w:rPr>
+        <w:t xml:space="preserve"> gives z = [5, -1], h = [5, 0] and y = 5. Identify the first incorrect stage and repair it.</w:t>
       </w:r>
     </w:p>
     <w:p>
       <w:pPr>
         <w:spacing w:line="336" w:lineRule="auto" w:after="180"/>
-        <w:shd w:fill="F5F1FB"/>
       </w:pPr>
       <w:r>
         <w:rPr>
           <w:b w:val="0"/>
         </w:rPr>
-        <w:t xml:space="preserve">Change: A submitted x = 0 </w:t>
+        <w:t xml:space="preserve">Teacher check: Teacher explanation: Scores and activations are correct. The </w:t>
       </w:r>
       <w:r>
         <w:rPr>
           <w:b/>
         </w:rPr>
-        <w:t>trace</w:t>
+        <w:t>output</w:t>
       </w:r>
       <w:r>
         <w:rPr>
           <w:b w:val="0"/>
         </w:rPr>
-        <w:t xml:space="preserve"> uses h=-1 and y = 5.</w:t>
+        <w:t xml:space="preserve"> omitted bias 1; y should be 6.</w:t>
       </w:r>
     </w:p>
     <w:p>
       <w:pPr>
-        <w:pStyle w:val="Heading3"/>
-      </w:pPr>
-      <w:r>
-        <w:t>Predicted result</w:t>
+        <w:spacing w:line="336" w:lineRule="auto" w:after="180"/>
+      </w:pPr>
+      <w:r>
+        <w:rPr>
+          <w:b w:val="0"/>
+        </w:rPr>
+        <w:t xml:space="preserve">Start by identifying the given </w:t>
+      </w:r>
+      <w:r>
+        <w:rPr>
+          <w:b/>
+        </w:rPr>
+        <w:t>input</w:t>
+      </w:r>
+      <w:r>
+        <w:rPr>
+          <w:b w:val="0"/>
+        </w:rPr>
+        <w:t xml:space="preserve">s together. Leave the intermediate steps blank. If needed, model one step, then withdraw that help on the next step. Move to a full </w:t>
+      </w:r>
+      <w:r>
+        <w:rPr>
+          <w:b/>
+        </w:rPr>
+        <w:t>trace</w:t>
+      </w:r>
+      <w:r>
+        <w:rPr>
+          <w:b w:val="0"/>
+        </w:rPr>
+        <w:t xml:space="preserve"> only when the partial </w:t>
+      </w:r>
+      <w:r>
+        <w:rPr>
+          <w:b/>
+        </w:rPr>
+        <w:t>trace</w:t>
+      </w:r>
+      <w:r>
+        <w:rPr>
+          <w:b w:val="0"/>
+        </w:rPr>
+        <w:t xml:space="preserve"> is understood.</w:t>
       </w:r>
     </w:p>
     <w:p>
       <w:pPr>
         <w:spacing w:line="336" w:lineRule="auto" w:after="180"/>
-        <w:shd w:fill="F1F6FC"/>
-      </w:pPr>
-      <w:r>
-        <w:rPr>
-          <w:b/>
-        </w:rPr>
-        <w:t>Prediction</w:t>
-      </w:r>
+      </w:pPr>
       <w:r>
         <w:rPr>
           <w:b w:val="0"/>
         </w:rPr>
-        <w:t>: Its first error is retaining the negative value after ReLU; correct h = 0 gives y = 4.</w:t>
+        <w:t>For partners, alternate explainer and checker; collect a response from every learner before discussion.</w:t>
       </w:r>
     </w:p>
     <w:p>
       <w:pPr>
-        <w:pStyle w:val="Heading3"/>
-      </w:pPr>
-      <w:r>
-        <w:t>Why the result follows</w:t>
+        <w:pStyle w:val="Heading2"/>
+      </w:pPr>
+      <w:r>
+        <w:t>Individual misconception check</w:t>
       </w:r>
     </w:p>
     <w:p>
       <w:pPr>
         <w:spacing w:line="336" w:lineRule="auto" w:after="180"/>
-        <w:shd w:fill="F1F6FC"/>
       </w:pPr>
       <w:r>
         <w:rPr>
           <w:b w:val="0"/>
         </w:rPr>
-        <w:t xml:space="preserve">Reason: ReLU(-1)=0, so the </w:t>
+        <w:t xml:space="preserve">Use the worked case for Forward passes by hand. Proposed explanation: “ReLU means the </w:t>
       </w:r>
       <w:r>
         <w:rPr>
@@ -1981,35 +2911,41 @@
         <w:rPr>
           <w:b w:val="0"/>
         </w:rPr>
-        <w:t xml:space="preserve"> must use 0, not the earlier </w:t>
-      </w:r>
-      <w:r>
-        <w:rPr>
-          <w:b/>
-        </w:rPr>
-        <w:t>preactivation</w:t>
-      </w:r>
-      <w:r>
-        <w:rPr>
-          <w:b w:val="0"/>
-        </w:rPr>
-        <w:t>.</w:t>
+        <w:t xml:space="preserve"> cannot be negative”. Decide whether this explanation is supported.</w:t>
       </w:r>
     </w:p>
     <w:p>
       <w:pPr>
-        <w:pStyle w:val="Heading3"/>
-      </w:pPr>
-      <w:r>
-        <w:t>Ask while showing the picture</w:t>
+        <w:spacing w:line="336" w:lineRule="auto" w:after="180"/>
+      </w:pPr>
+      <w:r>
+        <w:rPr>
+          <w:b w:val="0"/>
+        </w:rPr>
+        <w:t>Point to the step or supplied fact that decides; explain your repair if needed.</w:t>
       </w:r>
     </w:p>
     <w:p>
       <w:pPr>
-        <w:pStyle w:val="Heading3"/>
-      </w:pPr>
-      <w:r>
-        <w:t>Ask while showing the picture · 2</w:t>
+        <w:spacing w:line="336" w:lineRule="auto" w:after="180"/>
+      </w:pPr>
+      <w:r>
+        <w:rPr>
+          <w:b w:val="0"/>
+        </w:rPr>
+        <w:t xml:space="preserve">Expected correction: Only the hidden scores receive ReLU here. The </w:t>
+      </w:r>
+      <w:r>
+        <w:rPr>
+          <w:b/>
+        </w:rPr>
+        <w:t>output</w:t>
+      </w:r>
+      <w:r>
+        <w:rPr>
+          <w:b w:val="0"/>
+        </w:rPr>
+        <w:t xml:space="preserve"> formula can be negative.</w:t>
       </w:r>
     </w:p>
     <w:p>
@@ -2020,31 +2956,7 @@
         <w:rPr>
           <w:b w:val="0"/>
         </w:rPr>
-        <w:t xml:space="preserve">Cover the result. Ask learners to name the </w:t>
-      </w:r>
-      <w:r>
-        <w:rPr>
-          <w:b/>
-        </w:rPr>
-        <w:t>input</w:t>
-      </w:r>
-      <w:r>
-        <w:rPr>
-          <w:b w:val="0"/>
-        </w:rPr>
-        <w:t xml:space="preserve">s and predict the next step. Uncover one step, connect the icon to the actual procedure, and explain its </w:t>
-      </w:r>
-      <w:r>
-        <w:rPr>
-          <w:b/>
-        </w:rPr>
-        <w:t>evidence</w:t>
-      </w:r>
-      <w:r>
-        <w:rPr>
-          <w:b w:val="0"/>
-        </w:rPr>
-        <w:t>. Then change the supplied condition and compare.</w:t>
+        <w:t>Collect explanations, not only yes/no votes. If a misunderstanding is common, re-model the relevant step for the class.</w:t>
       </w:r>
     </w:p>
     <w:p>
@@ -2055,20 +2967,252 @@
         <w:rPr>
           <w:b w:val="0"/>
         </w:rPr>
-        <w:t>The picture is a representation; it does not document execution of a real AI model.</w:t>
+        <w:t>If it affects a few learners, give a short targeted group explanation while others solve a more demanding variation.</w:t>
       </w:r>
     </w:p>
     <w:p>
       <w:pPr>
-        <w:pStyle w:val="Heading1"/>
-      </w:pPr>
-      <w:r>
-        <w:t>03. Demonstrate and guide practice</w:t>
+        <w:pStyle w:val="Heading2"/>
+      </w:pPr>
+      <w:r>
+        <w:t>Pictured reasoning and changed case</w:t>
       </w:r>
     </w:p>
     <w:p>
-      <w:r>
-        <w:t>Demonstrate Forward passes by hand, reduce support deliberately and check individual reasoning before discussing answers.</w:t>
+      <w:pPr>
+        <w:spacing w:line="336" w:lineRule="auto" w:after="180"/>
+      </w:pPr>
+      <w:r>
+        <w:rPr>
+          <w:b w:val="0"/>
+        </w:rPr>
+        <w:t xml:space="preserve">Why should feedback identify h before correcting only y? Point to the relevant step in the picture, then write the changed result and the rule or </w:t>
+      </w:r>
+      <w:r>
+        <w:rPr>
+          <w:b/>
+        </w:rPr>
+        <w:t>evidence</w:t>
+      </w:r>
+      <w:r>
+        <w:rPr>
+          <w:b w:val="0"/>
+        </w:rPr>
+        <w:t xml:space="preserve"> that supports it.</w:t>
+      </w:r>
+    </w:p>
+    <w:p>
+      <w:pPr>
+        <w:spacing w:line="336" w:lineRule="auto" w:after="180"/>
+      </w:pPr>
+      <w:r>
+        <w:rPr>
+          <w:b w:val="0"/>
+        </w:rPr>
+        <w:t xml:space="preserve">The incorrect </w:t>
+      </w:r>
+      <w:r>
+        <w:rPr>
+          <w:b/>
+        </w:rPr>
+        <w:t>output</w:t>
+      </w:r>
+      <w:r>
+        <w:rPr>
+          <w:b w:val="0"/>
+        </w:rPr>
+        <w:t xml:space="preserve"> follows from the first unsupported activation step. Repairing h teaches the </w:t>
+      </w:r>
+      <w:r>
+        <w:rPr>
+          <w:b/>
+        </w:rPr>
+        <w:t>mechanism</w:t>
+      </w:r>
+      <w:r>
+        <w:rPr>
+          <w:b w:val="0"/>
+        </w:rPr>
+        <w:t xml:space="preserve"> and prevents repeating the same error elsewhere.</w:t>
+      </w:r>
+    </w:p>
+    <w:p>
+      <w:pPr>
+        <w:spacing w:line="336" w:lineRule="auto" w:after="180"/>
+      </w:pPr>
+      <w:r>
+        <w:rPr>
+          <w:b w:val="0"/>
+        </w:rPr>
+        <w:t xml:space="preserve">Changed-case check: Its first error is retaining the negative value after ReLU; correct h = 0 gives y = 4. ReLU(-1)=0, so the </w:t>
+      </w:r>
+      <w:r>
+        <w:rPr>
+          <w:b/>
+        </w:rPr>
+        <w:t>output</w:t>
+      </w:r>
+      <w:r>
+        <w:rPr>
+          <w:b w:val="0"/>
+        </w:rPr>
+        <w:t xml:space="preserve"> must use 0, not the earlier </w:t>
+      </w:r>
+      <w:r>
+        <w:rPr>
+          <w:b/>
+        </w:rPr>
+        <w:t>preactivation</w:t>
+      </w:r>
+      <w:r>
+        <w:rPr>
+          <w:b w:val="0"/>
+        </w:rPr>
+        <w:t>.</w:t>
+      </w:r>
+    </w:p>
+    <w:p>
+      <w:pPr>
+        <w:spacing w:line="336" w:lineRule="auto" w:after="180"/>
+      </w:pPr>
+      <w:r>
+        <w:rPr>
+          <w:b w:val="0"/>
+        </w:rPr>
+        <w:t xml:space="preserve">Changed-case reasoning: Its first error is retaining the negative value after ReLU; correct h = 0 gives y = 4. ReLU(-1)=0, so the </w:t>
+      </w:r>
+      <w:r>
+        <w:rPr>
+          <w:b/>
+        </w:rPr>
+        <w:t>output</w:t>
+      </w:r>
+      <w:r>
+        <w:rPr>
+          <w:b w:val="0"/>
+        </w:rPr>
+        <w:t xml:space="preserve"> must use 0, not the earlier </w:t>
+      </w:r>
+      <w:r>
+        <w:rPr>
+          <w:b/>
+        </w:rPr>
+        <w:t>preactivation</w:t>
+      </w:r>
+      <w:r>
+        <w:rPr>
+          <w:b w:val="0"/>
+        </w:rPr>
+        <w:t>.</w:t>
+      </w:r>
+    </w:p>
+    <w:p>
+      <w:pPr>
+        <w:spacing w:line="336" w:lineRule="auto" w:after="180"/>
+      </w:pPr>
+      <w:r>
+        <w:rPr>
+          <w:b w:val="0"/>
+        </w:rPr>
+        <w:t xml:space="preserve">Collect each learner’s explanation before discussion. Use the first missing connection between </w:t>
+      </w:r>
+      <w:r>
+        <w:rPr>
+          <w:b/>
+        </w:rPr>
+        <w:t>input</w:t>
+      </w:r>
+      <w:r>
+        <w:rPr>
+          <w:b w:val="0"/>
+        </w:rPr>
+        <w:t xml:space="preserve">, deciding step and result to choose support. This question is worked-case practice, not fresh mastery </w:t>
+      </w:r>
+      <w:r>
+        <w:rPr>
+          <w:b/>
+        </w:rPr>
+        <w:t>evidence</w:t>
+      </w:r>
+      <w:r>
+        <w:rPr>
+          <w:b w:val="0"/>
+        </w:rPr>
+        <w:t>.</w:t>
+      </w:r>
+    </w:p>
+    <w:p>
+      <w:pPr>
+        <w:pStyle w:val="Heading2"/>
+      </w:pPr>
+      <w:r>
+        <w:t>Accessible support and extension</w:t>
+      </w:r>
+    </w:p>
+    <w:p>
+      <w:pPr>
+        <w:spacing w:line="336" w:lineRule="auto" w:after="180"/>
+      </w:pPr>
+      <w:r>
+        <w:rPr>
+          <w:b w:val="0"/>
+        </w:rPr>
+        <w:t xml:space="preserve">Use See how it works and Follow a worked example. Collect a </w:t>
+      </w:r>
+      <w:r>
+        <w:rPr>
+          <w:b/>
+        </w:rPr>
+        <w:t>prediction</w:t>
+      </w:r>
+      <w:r>
+        <w:rPr>
+          <w:b w:val="0"/>
+        </w:rPr>
+        <w:t xml:space="preserve"> before revealing its result; ask the learner to point to each intermediate fact.</w:t>
+      </w:r>
+    </w:p>
+    <w:p>
+      <w:pPr>
+        <w:spacing w:line="336" w:lineRule="auto" w:after="180"/>
+      </w:pPr>
+      <w:r>
+        <w:rPr>
+          <w:b w:val="0"/>
+        </w:rPr>
+        <w:t xml:space="preserve">Provide blank </w:t>
+      </w:r>
+      <w:r>
+        <w:rPr>
+          <w:b/>
+        </w:rPr>
+        <w:t>trace</w:t>
+      </w:r>
+      <w:r>
+        <w:rPr>
+          <w:b w:val="0"/>
+        </w:rPr>
+        <w:t xml:space="preserve"> columns and allow a calculator for signed arithmetic. Extension: show that for 0.5 &lt;= x &lt;= 2 the lesson </w:t>
+      </w:r>
+      <w:r>
+        <w:rPr>
+          <w:b/>
+        </w:rPr>
+        <w:t>output</w:t>
+      </w:r>
+      <w:r>
+        <w:rPr>
+          <w:b w:val="0"/>
+        </w:rPr>
+        <w:t xml:space="preserve"> is 4x - 4; verify both endpoints without applying that expression outside its stated interval.</w:t>
+      </w:r>
+    </w:p>
+    <w:p>
+      <w:pPr>
+        <w:pStyle w:val="Heading2"/>
+      </w:pPr>
+      <w:r>
+        <w:t>Earlier wording, alternatives and picture transcripts · reference / check after trying</w:t>
       </w:r>
     </w:p>
     <w:tbl>
@@ -2285,60 +3429,18 @@
     </w:tbl>
     <w:p>
       <w:pPr>
-        <w:spacing w:line="336" w:lineRule="auto" w:after="180"/>
-      </w:pPr>
-      <w:r>
-        <w:rPr>
-          <w:b w:val="0"/>
-        </w:rPr>
-        <w:t xml:space="preserve">Use See how it works and Follow a worked example. Collect a </w:t>
-      </w:r>
-      <w:r>
-        <w:rPr>
-          <w:b/>
-        </w:rPr>
-        <w:t>prediction</w:t>
-      </w:r>
-      <w:r>
-        <w:rPr>
-          <w:b w:val="0"/>
-        </w:rPr>
-        <w:t xml:space="preserve"> before revealing its result; ask the learner to point to each intermediate fact.</w:t>
+        <w:pStyle w:val="Heading3"/>
+      </w:pPr>
+      <w:r>
+        <w:t>Reduce help deliberately</w:t>
       </w:r>
     </w:p>
     <w:p>
       <w:pPr>
-        <w:spacing w:line="336" w:lineRule="auto" w:after="180"/>
-      </w:pPr>
-      <w:r>
-        <w:rPr>
-          <w:b w:val="0"/>
-        </w:rPr>
-        <w:t xml:space="preserve">Provide blank </w:t>
-      </w:r>
-      <w:r>
-        <w:rPr>
-          <w:b/>
-        </w:rPr>
-        <w:t>trace</w:t>
-      </w:r>
-      <w:r>
-        <w:rPr>
-          <w:b w:val="0"/>
-        </w:rPr>
-        <w:t xml:space="preserve"> columns and allow a calculator for signed arithmetic. Extension: show that for 0.5 &lt;= x &lt;= 2 the lesson </w:t>
-      </w:r>
-      <w:r>
-        <w:rPr>
-          <w:b/>
-        </w:rPr>
-        <w:t>output</w:t>
-      </w:r>
-      <w:r>
-        <w:rPr>
-          <w:b w:val="0"/>
-        </w:rPr>
-        <w:t xml:space="preserve"> is 4x - 4; verify both endpoints without applying that expression outside its stated interval.</w:t>
+        <w:pStyle w:val="Heading3"/>
+      </w:pPr>
+      <w:r>
+        <w:t>Individual reasoning check</w:t>
       </w:r>
     </w:p>
     <w:p>
@@ -2346,7 +3448,7 @@
         <w:pStyle w:val="Heading3"/>
       </w:pPr>
       <w:r>
-        <w:t>Reduce help deliberately</w:t>
+        <w:t>Pictorial practice question</w:t>
       </w:r>
     </w:p>
     <w:p>
@@ -2354,63 +3456,28 @@
         <w:pStyle w:val="Heading3"/>
       </w:pPr>
       <w:r>
-        <w:t>Completion practice</w:t>
+        <w:t>Reasoned teacher answer</w:t>
       </w:r>
     </w:p>
     <w:p>
       <w:pPr>
-        <w:spacing w:line="336" w:lineRule="auto" w:after="180"/>
-        <w:shd w:fill="F5F1FB"/>
-      </w:pPr>
-      <w:r>
-        <w:rPr>
-          <w:b w:val="0"/>
-        </w:rPr>
-        <w:t xml:space="preserve">Completion task: At x = 3 a </w:t>
-      </w:r>
-      <w:r>
-        <w:rPr>
-          <w:b/>
-        </w:rPr>
-        <w:t>trace</w:t>
-      </w:r>
-      <w:r>
-        <w:rPr>
-          <w:b w:val="0"/>
-        </w:rPr>
-        <w:t xml:space="preserve"> gives z = [5, -1], h = [5, 0] and y = 5. Identify the first incorrect stage and repair it.</w:t>
+        <w:pStyle w:val="Heading1"/>
+      </w:pPr>
+      <w:r>
+        <w:t>04. Run the complete supplied investigation</w:t>
       </w:r>
     </w:p>
     <w:p>
-      <w:pPr>
-        <w:pStyle w:val="Heading3"/>
-      </w:pPr>
-      <w:r>
-        <w:t>Reasoning to listen for</w:t>
+      <w:r>
+        <w:t>Separate predictions,actual runs and paper traces.</w:t>
       </w:r>
     </w:p>
     <w:p>
       <w:pPr>
-        <w:spacing w:line="336" w:lineRule="auto" w:after="180"/>
-        <w:shd w:fill="F1F6FC"/>
-      </w:pPr>
-      <w:r>
-        <w:rPr>
-          <w:b w:val="0"/>
-        </w:rPr>
-        <w:t xml:space="preserve">Teacher check: Teacher explanation: Scores and activations are correct. The </w:t>
-      </w:r>
-      <w:r>
-        <w:rPr>
-          <w:b/>
-        </w:rPr>
-        <w:t>output</w:t>
-      </w:r>
-      <w:r>
-        <w:rPr>
-          <w:b w:val="0"/>
-        </w:rPr>
-        <w:t xml:space="preserve"> omitted bias 1; y should be 6.</w:t>
+        <w:pStyle w:val="Heading2"/>
+      </w:pPr>
+      <w:r>
+        <w:t>Complete inputs,expected results and limits</w:t>
       </w:r>
     </w:p>
     <w:p>
@@ -2421,62 +3488,50 @@
         <w:rPr>
           <w:b w:val="0"/>
         </w:rPr>
-        <w:t xml:space="preserve">Start by identifying the given </w:t>
-      </w:r>
-      <w:r>
-        <w:rPr>
-          <w:b/>
-        </w:rPr>
-        <w:t>input</w:t>
-      </w:r>
-      <w:r>
-        <w:rPr>
-          <w:b w:val="0"/>
-        </w:rPr>
-        <w:t xml:space="preserve">s together. Leave the intermediate steps blank. If needed, model one step, then withdraw that help on the next step. Move to a full </w:t>
-      </w:r>
-      <w:r>
-        <w:rPr>
-          <w:b/>
-        </w:rPr>
-        <w:t>trace</w:t>
-      </w:r>
-      <w:r>
-        <w:rPr>
-          <w:b w:val="0"/>
-        </w:rPr>
-        <w:t xml:space="preserve"> only when the partial </w:t>
-      </w:r>
-      <w:r>
-        <w:rPr>
-          <w:b/>
-        </w:rPr>
-        <w:t>trace</w:t>
-      </w:r>
-      <w:r>
-        <w:rPr>
-          <w:b w:val="0"/>
-        </w:rPr>
-        <w:t xml:space="preserve"> is understood.</w:t>
+        <w:t>Complete main submitted-trace keys:missing ReLU→h repair; omitted bias→y repair; wrong z2 sign→score and descendants repair; equal hidden values cannot detect swaps. Boundary expectations supplied. Independent x0:z[1, 2], h[1, 2], y1; x2:z[3, −2], h[3, 0], y3. First submitted x2 errorh2−2 rather than 0; correct all later values. Retain first attempt and varied regression cases.</w:t>
       </w:r>
     </w:p>
     <w:p>
       <w:pPr>
-        <w:spacing w:line="336" w:lineRule="auto" w:after="180"/>
-      </w:pPr>
-      <w:r>
-        <w:rPr>
-          <w:b w:val="0"/>
-        </w:rPr>
-        <w:t>For partners, alternate explainer and checker; collect a response from every learner before discussion.</w:t>
+        <w:pStyle w:val="Heading2"/>
+      </w:pPr>
+      <w:r>
+        <w:t>Diagnose the current misconceptions</w:t>
       </w:r>
     </w:p>
     <w:p>
       <w:pPr>
-        <w:pStyle w:val="Heading3"/>
-      </w:pPr>
-      <w:r>
-        <w:t>Individual reasoning check</w:t>
+        <w:spacing w:line="336" w:lineRule="auto" w:after="180"/>
+      </w:pPr>
+      <w:r>
+        <w:rPr>
+          <w:b w:val="0"/>
+        </w:rPr>
+        <w:t xml:space="preserve">ReLU means the </w:t>
+      </w:r>
+      <w:r>
+        <w:rPr>
+          <w:b/>
+        </w:rPr>
+        <w:t>output</w:t>
+      </w:r>
+      <w:r>
+        <w:rPr>
+          <w:b w:val="0"/>
+        </w:rPr>
+        <w:t xml:space="preserve"> cannot be negative: Only the hidden scores receive ReLU here. The </w:t>
+      </w:r>
+      <w:r>
+        <w:rPr>
+          <w:b/>
+        </w:rPr>
+        <w:t>output</w:t>
+      </w:r>
+      <w:r>
+        <w:rPr>
+          <w:b w:val="0"/>
+        </w:rPr>
+        <w:t xml:space="preserve"> formula can be negative.</w:t>
       </w:r>
     </w:p>
     <w:p>
@@ -2487,19 +3542,7 @@
         <w:rPr>
           <w:b w:val="0"/>
         </w:rPr>
-        <w:t xml:space="preserve">Use the worked case for Forward passes by hand. Proposed explanation: “ReLU means the </w:t>
-      </w:r>
-      <w:r>
-        <w:rPr>
-          <w:b/>
-        </w:rPr>
-        <w:t>output</w:t>
-      </w:r>
-      <w:r>
-        <w:rPr>
-          <w:b w:val="0"/>
-        </w:rPr>
-        <w:t xml:space="preserve"> cannot be negative”. Decide whether this explanation is supported.</w:t>
+        <w:t>Fix just the final number: Repair the earliest incorrect operation and recompute every dependent value.</w:t>
       </w:r>
     </w:p>
     <w:p>
@@ -2510,353 +3553,50 @@
         <w:rPr>
           <w:b w:val="0"/>
         </w:rPr>
-        <w:t>Point to the step or supplied fact that decides; explain your repair if needed.</w:t>
+        <w:t>One passing case proves the network: Cases with equal activations or positive scores can hide specific defects.</w:t>
       </w:r>
     </w:p>
     <w:p>
       <w:pPr>
-        <w:pStyle w:val="Heading3"/>
-      </w:pPr>
-      <w:r>
-        <w:t>Expected repair</w:t>
+        <w:spacing w:line="336" w:lineRule="auto" w:after="180"/>
+      </w:pPr>
+      <w:r>
+        <w:rPr>
+          <w:b w:val="0"/>
+        </w:rPr>
+        <w:t xml:space="preserve">Use Run the investigation for the </w:t>
+      </w:r>
+      <w:r>
+        <w:rPr>
+          <w:b/>
+        </w:rPr>
+        <w:t>evidence</w:t>
+      </w:r>
+      <w:r>
+        <w:rPr>
+          <w:b w:val="0"/>
+        </w:rPr>
+        <w:t xml:space="preserve"> ledger. Add a boundary or missing-</w:t>
+      </w:r>
+      <w:r>
+        <w:rPr>
+          <w:b/>
+        </w:rPr>
+        <w:t>input</w:t>
+      </w:r>
+      <w:r>
+        <w:rPr>
+          <w:b w:val="0"/>
+        </w:rPr>
+        <w:t xml:space="preserve"> case and record the expected response before checking. More successful repeats of one case do not establish wider coverage.</w:t>
       </w:r>
     </w:p>
     <w:p>
       <w:pPr>
-        <w:spacing w:line="336" w:lineRule="auto" w:after="180"/>
-        <w:shd w:fill="F1F6FC"/>
-      </w:pPr>
-      <w:r>
-        <w:rPr>
-          <w:b w:val="0"/>
-        </w:rPr>
-        <w:t xml:space="preserve">Expected correction: Only the hidden scores receive ReLU here. The </w:t>
-      </w:r>
-      <w:r>
-        <w:rPr>
-          <w:b/>
-        </w:rPr>
-        <w:t>output</w:t>
-      </w:r>
-      <w:r>
-        <w:rPr>
-          <w:b w:val="0"/>
-        </w:rPr>
-        <w:t xml:space="preserve"> formula can be negative.</w:t>
-      </w:r>
-    </w:p>
-    <w:p>
-      <w:pPr>
-        <w:spacing w:line="336" w:lineRule="auto" w:after="180"/>
-      </w:pPr>
-      <w:r>
-        <w:rPr>
-          <w:b w:val="0"/>
-        </w:rPr>
-        <w:t>Collect explanations, not only yes/no votes. If a misunderstanding is common, re-model the relevant step for the class.</w:t>
-      </w:r>
-    </w:p>
-    <w:p>
-      <w:pPr>
-        <w:spacing w:line="336" w:lineRule="auto" w:after="180"/>
-      </w:pPr>
-      <w:r>
-        <w:rPr>
-          <w:b w:val="0"/>
-        </w:rPr>
-        <w:t>If it affects a few learners, give a short targeted group explanation while others solve a more demanding variation.</w:t>
-      </w:r>
-    </w:p>
-    <w:p>
-      <w:pPr>
-        <w:pStyle w:val="Heading3"/>
-      </w:pPr>
-      <w:r>
-        <w:t>Pictorial practice question</w:t>
-      </w:r>
-    </w:p>
-    <w:p>
-      <w:pPr>
-        <w:spacing w:line="336" w:lineRule="auto" w:after="180"/>
-      </w:pPr>
-      <w:r>
-        <w:rPr>
-          <w:b w:val="0"/>
-        </w:rPr>
-        <w:t xml:space="preserve">Why should feedback identify h before correcting only y? Point to the relevant step in the picture, then write the changed result and the rule or </w:t>
-      </w:r>
-      <w:r>
-        <w:rPr>
-          <w:b/>
-        </w:rPr>
-        <w:t>evidence</w:t>
-      </w:r>
-      <w:r>
-        <w:rPr>
-          <w:b w:val="0"/>
-        </w:rPr>
-        <w:t xml:space="preserve"> that supports it.</w:t>
-      </w:r>
-    </w:p>
-    <w:p>
-      <w:pPr>
-        <w:pStyle w:val="Heading3"/>
-      </w:pPr>
-      <w:r>
-        <w:t>Reasoned teacher answer</w:t>
-      </w:r>
-    </w:p>
-    <w:p>
-      <w:pPr>
-        <w:spacing w:line="336" w:lineRule="auto" w:after="180"/>
-      </w:pPr>
-      <w:r>
-        <w:rPr>
-          <w:b w:val="0"/>
-        </w:rPr>
-        <w:t xml:space="preserve">The incorrect </w:t>
-      </w:r>
-      <w:r>
-        <w:rPr>
-          <w:b/>
-        </w:rPr>
-        <w:t>output</w:t>
-      </w:r>
-      <w:r>
-        <w:rPr>
-          <w:b w:val="0"/>
-        </w:rPr>
-        <w:t xml:space="preserve"> follows from the first unsupported activation step. Repairing h teaches the </w:t>
-      </w:r>
-      <w:r>
-        <w:rPr>
-          <w:b/>
-        </w:rPr>
-        <w:t>mechanism</w:t>
-      </w:r>
-      <w:r>
-        <w:rPr>
-          <w:b w:val="0"/>
-        </w:rPr>
-        <w:t xml:space="preserve"> and prevents repeating the same error elsewhere.</w:t>
-      </w:r>
-    </w:p>
-    <w:p>
-      <w:pPr>
-        <w:spacing w:line="336" w:lineRule="auto" w:after="180"/>
-      </w:pPr>
-      <w:r>
-        <w:rPr>
-          <w:b w:val="0"/>
-        </w:rPr>
-        <w:t xml:space="preserve">Changed-case check: Its first error is retaining the negative value after ReLU; correct h = 0 gives y = 4. ReLU(-1)=0, so the </w:t>
-      </w:r>
-      <w:r>
-        <w:rPr>
-          <w:b/>
-        </w:rPr>
-        <w:t>output</w:t>
-      </w:r>
-      <w:r>
-        <w:rPr>
-          <w:b w:val="0"/>
-        </w:rPr>
-        <w:t xml:space="preserve"> must use 0, not the earlier </w:t>
-      </w:r>
-      <w:r>
-        <w:rPr>
-          <w:b/>
-        </w:rPr>
-        <w:t>preactivation</w:t>
-      </w:r>
-      <w:r>
-        <w:rPr>
-          <w:b w:val="0"/>
-        </w:rPr>
-        <w:t>.</w:t>
-      </w:r>
-    </w:p>
-    <w:p>
-      <w:pPr>
-        <w:spacing w:line="336" w:lineRule="auto" w:after="180"/>
-      </w:pPr>
-      <w:r>
-        <w:rPr>
-          <w:b w:val="0"/>
-        </w:rPr>
-        <w:t xml:space="preserve">Changed-case reasoning: Its first error is retaining the negative value after ReLU; correct h = 0 gives y = 4. ReLU(-1)=0, so the </w:t>
-      </w:r>
-      <w:r>
-        <w:rPr>
-          <w:b/>
-        </w:rPr>
-        <w:t>output</w:t>
-      </w:r>
-      <w:r>
-        <w:rPr>
-          <w:b w:val="0"/>
-        </w:rPr>
-        <w:t xml:space="preserve"> must use 0, not the earlier </w:t>
-      </w:r>
-      <w:r>
-        <w:rPr>
-          <w:b/>
-        </w:rPr>
-        <w:t>preactivation</w:t>
-      </w:r>
-      <w:r>
-        <w:rPr>
-          <w:b w:val="0"/>
-        </w:rPr>
-        <w:t>.</w:t>
-      </w:r>
-    </w:p>
-    <w:p>
-      <w:pPr>
-        <w:spacing w:line="336" w:lineRule="auto" w:after="180"/>
-      </w:pPr>
-      <w:r>
-        <w:rPr>
-          <w:b w:val="0"/>
-        </w:rPr>
-        <w:t xml:space="preserve">Collect each learner’s explanation before discussion. Use the first missing connection between </w:t>
-      </w:r>
-      <w:r>
-        <w:rPr>
-          <w:b/>
-        </w:rPr>
-        <w:t>input</w:t>
-      </w:r>
-      <w:r>
-        <w:rPr>
-          <w:b w:val="0"/>
-        </w:rPr>
-        <w:t xml:space="preserve">, deciding step and result to choose support. This question is worked-case practice, not fresh mastery </w:t>
-      </w:r>
-      <w:r>
-        <w:rPr>
-          <w:b/>
-        </w:rPr>
-        <w:t>evidence</w:t>
-      </w:r>
-      <w:r>
-        <w:rPr>
-          <w:b w:val="0"/>
-        </w:rPr>
-        <w:t>.</w:t>
-      </w:r>
-    </w:p>
-    <w:p>
-      <w:pPr>
-        <w:pStyle w:val="Heading1"/>
-      </w:pPr>
-      <w:r>
-        <w:t>04. Run the investigation and diagnose misconceptions</w:t>
-      </w:r>
-    </w:p>
-    <w:p>
-      <w:r>
-        <w:t>Run the Forward passes by hand investigation and use the first unsupported step to choose a teaching response.</w:t>
-      </w:r>
-    </w:p>
-    <w:p>
-      <w:pPr>
-        <w:spacing w:line="336" w:lineRule="auto" w:after="180"/>
-      </w:pPr>
-      <w:r>
-        <w:rPr>
-          <w:b w:val="0"/>
-        </w:rPr>
-        <w:t xml:space="preserve">ReLU means the </w:t>
-      </w:r>
-      <w:r>
-        <w:rPr>
-          <w:b/>
-        </w:rPr>
-        <w:t>output</w:t>
-      </w:r>
-      <w:r>
-        <w:rPr>
-          <w:b w:val="0"/>
-        </w:rPr>
-        <w:t xml:space="preserve"> cannot be negative: Only the hidden scores receive ReLU here. The </w:t>
-      </w:r>
-      <w:r>
-        <w:rPr>
-          <w:b/>
-        </w:rPr>
-        <w:t>output</w:t>
-      </w:r>
-      <w:r>
-        <w:rPr>
-          <w:b w:val="0"/>
-        </w:rPr>
-        <w:t xml:space="preserve"> formula can be negative.</w:t>
-      </w:r>
-    </w:p>
-    <w:p>
-      <w:pPr>
-        <w:spacing w:line="336" w:lineRule="auto" w:after="180"/>
-      </w:pPr>
-      <w:r>
-        <w:rPr>
-          <w:b w:val="0"/>
-        </w:rPr>
-        <w:t>Fix just the final number: Repair the earliest incorrect operation and recompute every dependent value.</w:t>
-      </w:r>
-    </w:p>
-    <w:p>
-      <w:pPr>
-        <w:spacing w:line="336" w:lineRule="auto" w:after="180"/>
-      </w:pPr>
-      <w:r>
-        <w:rPr>
-          <w:b w:val="0"/>
-        </w:rPr>
-        <w:t>One passing case proves the network: Cases with equal activations or positive scores can hide specific defects.</w:t>
-      </w:r>
-    </w:p>
-    <w:p>
-      <w:pPr>
-        <w:spacing w:line="336" w:lineRule="auto" w:after="180"/>
-      </w:pPr>
-      <w:r>
-        <w:rPr>
-          <w:b w:val="0"/>
-        </w:rPr>
-        <w:t xml:space="preserve">Use Run the investigation for the </w:t>
-      </w:r>
-      <w:r>
-        <w:rPr>
-          <w:b/>
-        </w:rPr>
-        <w:t>evidence</w:t>
-      </w:r>
-      <w:r>
-        <w:rPr>
-          <w:b w:val="0"/>
-        </w:rPr>
-        <w:t xml:space="preserve"> ledger. Add a boundary or missing-</w:t>
-      </w:r>
-      <w:r>
-        <w:rPr>
-          <w:b/>
-        </w:rPr>
-        <w:t>input</w:t>
-      </w:r>
-      <w:r>
-        <w:rPr>
-          <w:b w:val="0"/>
-        </w:rPr>
-        <w:t xml:space="preserve"> case and record the expected response before checking. More successful repeats of one case do not establish wider coverage.</w:t>
-      </w:r>
-    </w:p>
-    <w:p>
-      <w:pPr>
-        <w:pStyle w:val="Heading3"/>
-      </w:pPr>
-      <w:r>
-        <w:t>Match the support to the first error</w:t>
+        <w:pStyle w:val="Heading2"/>
+      </w:pPr>
+      <w:r>
+        <w:t>Choose accessible support</w:t>
       </w:r>
     </w:p>
     <w:tbl>
@@ -3029,549 +3769,116 @@
     </w:p>
     <w:p>
       <w:pPr>
-        <w:pStyle w:val="Heading1"/>
-      </w:pPr>
-      <w:r>
-        <w:t>05. Assess and explain the answers</w:t>
+        <w:pStyle w:val="Heading2"/>
+      </w:pPr>
+      <w:r>
+        <w:t>Earlier wording, alternatives and picture transcripts · reference / check after trying</w:t>
       </w:r>
     </w:p>
     <w:p>
-      <w:r>
-        <w:t>Use the Forward passes by hand questions, teacher keys and criteria after the relevant attempts. Previously discussed cases are practice; protect the separately selected independent task.</w:t>
+      <w:pPr>
+        <w:pStyle w:val="Heading3"/>
+      </w:pPr>
+      <w:r>
+        <w:t>Match the support to the first error</w:t>
       </w:r>
     </w:p>
     <w:p>
       <w:pPr>
-        <w:pStyle w:val="Heading3"/>
-      </w:pPr>
-      <w:r>
-        <w:t>Guided and exit questions</w:t>
+        <w:pStyle w:val="Heading1"/>
+      </w:pPr>
+      <w:r>
+        <w:t>05. Assess the new schema or calculation transfer</w:t>
       </w:r>
     </w:p>
     <w:p>
-      <w:pPr>
-        <w:spacing w:line="336" w:lineRule="auto" w:after="180"/>
-      </w:pPr>
-      <w:r>
-        <w:rPr>
-          <w:b w:val="0"/>
-        </w:rPr>
-        <w:t>Guided: x = 2 gives z = [3, 0], h = [3, 0], y = 4; the zero score remains zero. Exit: no; final agreement can hide compensating errors.</w:t>
+      <w:r>
+        <w:t>Keep the selected answer private until after a first attempt.</w:t>
       </w:r>
     </w:p>
     <w:p>
       <w:pPr>
-        <w:spacing w:line="336" w:lineRule="auto" w:after="180"/>
-      </w:pPr>
-      <w:r>
-        <w:rPr>
-          <w:b w:val="0"/>
-        </w:rPr>
-        <w:t xml:space="preserve">Retain correct intermediate expectations and varied regression cases, not only the single final </w:t>
-      </w:r>
-      <w:r>
-        <w:rPr>
-          <w:b/>
-        </w:rPr>
-        <w:t>output</w:t>
-      </w:r>
-      <w:r>
-        <w:rPr>
-          <w:b w:val="0"/>
-        </w:rPr>
-        <w:t>.</w:t>
+        <w:pStyle w:val="Heading2"/>
+      </w:pPr>
+      <w:r>
+        <w:t>Selected independent task and checked answer</w:t>
       </w:r>
     </w:p>
     <w:p>
       <w:pPr>
-        <w:pStyle w:val="Heading3"/>
-      </w:pPr>
-      <w:r>
-        <w:t>W1 Complete a fresh row</w:t>
+        <w:spacing w:line="336" w:lineRule="auto" w:after="180"/>
+      </w:pPr>
+      <w:r>
+        <w:rPr>
+          <w:b w:val="0"/>
+        </w:rPr>
+        <w:t xml:space="preserve">Selected case: Use z1 = x + 1, z2 = 2 - 2x, h = ReLU(z) component by component, and y = 2h1 + h2 - 3. </w:t>
+      </w:r>
+      <w:r>
+        <w:rPr>
+          <w:b/>
+        </w:rPr>
+        <w:t>Trace</w:t>
+      </w:r>
+      <w:r>
+        <w:rPr>
+          <w:b w:val="0"/>
+        </w:rPr>
+        <w:t xml:space="preserve"> x = 0 and x = 2. A submitted x = 2 </w:t>
+      </w:r>
+      <w:r>
+        <w:rPr>
+          <w:b/>
+        </w:rPr>
+        <w:t>trace</w:t>
+      </w:r>
+      <w:r>
+        <w:rPr>
+          <w:b w:val="0"/>
+        </w:rPr>
+        <w:t xml:space="preserve"> uses h = [3, -2] and y = 1.</w:t>
       </w:r>
     </w:p>
     <w:p>
       <w:pPr>
-        <w:pStyle w:val="Heading3"/>
-      </w:pPr>
-      <w:r>
-        <w:t>Workbook question · W1</w:t>
+        <w:spacing w:line="336" w:lineRule="auto" w:after="180"/>
+      </w:pPr>
+      <w:r>
+        <w:rPr>
+          <w:b w:val="0"/>
+        </w:rPr>
+        <w:t>Find its first error and correct all later values.</w:t>
       </w:r>
     </w:p>
     <w:p>
       <w:pPr>
         <w:spacing w:line="336" w:lineRule="auto" w:after="180"/>
-        <w:shd w:fill="F5F1FB"/>
-      </w:pPr>
+      </w:pPr>
+      <w:r>
+        <w:rPr>
+          <w:b w:val="0"/>
+        </w:rPr>
+        <w:t xml:space="preserve">Teacher explanation: At 0: z = [1, 2], h = [1, 2], y = 1. At 2: z = [3, -2], h = [3, 0], y = 3. The first submitted error is h2 = -2 rather than 0; the corrected </w:t>
+      </w:r>
       <w:r>
         <w:rPr>
           <w:b/>
         </w:rPr>
-        <w:t>Trace</w:t>
+        <w:t>output</w:t>
       </w:r>
       <w:r>
         <w:rPr>
           <w:b w:val="0"/>
         </w:rPr>
-        <w:t xml:space="preserve"> x = -1 through the lesson network. Record z, h and y.</w:t>
+        <w:t xml:space="preserve"> is 3.</w:t>
       </w:r>
     </w:p>
     <w:p>
       <w:pPr>
-        <w:pStyle w:val="Heading3"/>
-      </w:pPr>
-      <w:r>
-        <w:t>Teacher reasoning · W1</w:t>
-      </w:r>
-    </w:p>
-    <w:p>
-      <w:pPr>
-        <w:spacing w:line="336" w:lineRule="auto" w:after="180"/>
-        <w:shd w:fill="F1F6FC"/>
-      </w:pPr>
-      <w:r>
-        <w:rPr>
-          <w:b w:val="0"/>
-        </w:rPr>
-        <w:t>Teacher explanation: z = [-3, 3], h = [0, 3], y = -5.</w:t>
-      </w:r>
-    </w:p>
-    <w:p>
-      <w:pPr>
-        <w:pStyle w:val="Heading3"/>
-      </w:pPr>
-      <w:r>
-        <w:t>W2 Locate a bias omission</w:t>
-      </w:r>
-    </w:p>
-    <w:p>
-      <w:pPr>
-        <w:pStyle w:val="Heading3"/>
-      </w:pPr>
-      <w:r>
-        <w:t>Workbook question · W2</w:t>
-      </w:r>
-    </w:p>
-    <w:p>
-      <w:pPr>
-        <w:spacing w:line="336" w:lineRule="auto" w:after="180"/>
-        <w:shd w:fill="F5F1FB"/>
-      </w:pPr>
-      <w:r>
-        <w:rPr>
-          <w:b w:val="0"/>
-        </w:rPr>
-        <w:t xml:space="preserve">At x = 3 a </w:t>
-      </w:r>
-      <w:r>
-        <w:rPr>
-          <w:b/>
-        </w:rPr>
-        <w:t>trace</w:t>
-      </w:r>
-      <w:r>
-        <w:rPr>
-          <w:b w:val="0"/>
-        </w:rPr>
-        <w:t xml:space="preserve"> gives z = [5, -1], h = [5, 0] and y = 5. Identify the first incorrect stage and repair it.</w:t>
-      </w:r>
-    </w:p>
-    <w:p>
-      <w:pPr>
-        <w:pStyle w:val="Heading3"/>
-      </w:pPr>
-      <w:r>
-        <w:t>Teacher reasoning · W2</w:t>
-      </w:r>
-    </w:p>
-    <w:p>
-      <w:pPr>
-        <w:spacing w:line="336" w:lineRule="auto" w:after="180"/>
-        <w:shd w:fill="F1F6FC"/>
-      </w:pPr>
-      <w:r>
-        <w:rPr>
-          <w:b w:val="0"/>
-        </w:rPr>
-        <w:t xml:space="preserve">Teacher explanation: Scores and activations are correct. The </w:t>
-      </w:r>
-      <w:r>
-        <w:rPr>
-          <w:b/>
-        </w:rPr>
-        <w:t>output</w:t>
-      </w:r>
-      <w:r>
-        <w:rPr>
-          <w:b w:val="0"/>
-        </w:rPr>
-        <w:t xml:space="preserve"> omitted bias 1; y should be 6.</w:t>
-      </w:r>
-    </w:p>
-    <w:p>
-      <w:pPr>
-        <w:pStyle w:val="Heading3"/>
-      </w:pPr>
-      <w:r>
-        <w:t>W3 Check both boundaries</w:t>
-      </w:r>
-    </w:p>
-    <w:p>
-      <w:pPr>
-        <w:pStyle w:val="Heading3"/>
-      </w:pPr>
-      <w:r>
-        <w:t>Workbook question · W3</w:t>
-      </w:r>
-    </w:p>
-    <w:p>
-      <w:pPr>
-        <w:spacing w:line="336" w:lineRule="auto" w:after="180"/>
-        <w:shd w:fill="F5F1FB"/>
-      </w:pPr>
-      <w:r>
-        <w:rPr>
-          <w:b/>
-        </w:rPr>
-        <w:t>Trace</w:t>
-      </w:r>
-      <w:r>
-        <w:rPr>
-          <w:b w:val="0"/>
-        </w:rPr>
-        <w:t xml:space="preserve"> x = 0.5 and x = 2. Which hidden score is zero in each case?</w:t>
-      </w:r>
-    </w:p>
-    <w:p>
-      <w:pPr>
-        <w:pStyle w:val="Heading3"/>
-      </w:pPr>
-      <w:r>
-        <w:t>Teacher reasoning · W3</w:t>
-      </w:r>
-    </w:p>
-    <w:p>
-      <w:pPr>
-        <w:spacing w:line="336" w:lineRule="auto" w:after="180"/>
-        <w:shd w:fill="F1F6FC"/>
-      </w:pPr>
-      <w:r>
-        <w:rPr>
-          <w:b w:val="0"/>
-        </w:rPr>
-        <w:t>Teacher explanation: At 0.5, z = [0, 1.5], h = [0, 1.5], y = -2. At 2, z = [3, 0], h = [3, 0], y = 4. Zero maps to zero under ReLU.</w:t>
-      </w:r>
-    </w:p>
-    <w:p>
-      <w:pPr>
-        <w:pStyle w:val="Heading3"/>
-      </w:pPr>
-      <w:r>
-        <w:t>W4 Audit a different network independently</w:t>
-      </w:r>
-    </w:p>
-    <w:p>
-      <w:pPr>
-        <w:pStyle w:val="Heading3"/>
-      </w:pPr>
-      <w:r>
-        <w:t>Workbook question · W4</w:t>
-      </w:r>
-    </w:p>
-    <w:p>
-      <w:pPr>
-        <w:spacing w:line="336" w:lineRule="auto" w:after="180"/>
-        <w:shd w:fill="F5F1FB"/>
-      </w:pPr>
-      <w:r>
-        <w:rPr>
-          <w:b w:val="0"/>
-        </w:rPr>
-        <w:t xml:space="preserve">Use z1 = x + 1, z2 = 2 - 2x, h = ReLU(z) component by component, and y = 2h1 + h2 - 3. </w:t>
-      </w:r>
-      <w:r>
-        <w:rPr>
-          <w:b/>
-        </w:rPr>
-        <w:t>Trace</w:t>
-      </w:r>
-      <w:r>
-        <w:rPr>
-          <w:b w:val="0"/>
-        </w:rPr>
-        <w:t xml:space="preserve"> x = 0 and x = 2. A submitted x = 2 </w:t>
-      </w:r>
-      <w:r>
-        <w:rPr>
-          <w:b/>
-        </w:rPr>
-        <w:t>trace</w:t>
-      </w:r>
-      <w:r>
-        <w:rPr>
-          <w:b w:val="0"/>
-        </w:rPr>
-        <w:t xml:space="preserve"> uses h = [3, -2] and y = 1. Find its first error and correct all later values.</w:t>
-      </w:r>
-    </w:p>
-    <w:p>
-      <w:pPr>
-        <w:pStyle w:val="Heading3"/>
-      </w:pPr>
-      <w:r>
-        <w:t>Teacher reasoning · W4</w:t>
-      </w:r>
-    </w:p>
-    <w:p>
-      <w:pPr>
-        <w:spacing w:line="336" w:lineRule="auto" w:after="180"/>
-        <w:shd w:fill="F1F6FC"/>
-      </w:pPr>
-      <w:r>
-        <w:rPr>
-          <w:b w:val="0"/>
-        </w:rPr>
-        <w:t xml:space="preserve">Teacher explanation: At 0: z = [1, 2], h = [1, 2], y = 1. At 2: z = [3, -2], h = [3, 0], y = 3. The first submitted error is h2 = -2 rather than 0; the corrected </w:t>
-      </w:r>
-      <w:r>
-        <w:rPr>
-          <w:b/>
-        </w:rPr>
-        <w:t>output</w:t>
-      </w:r>
-      <w:r>
-        <w:rPr>
-          <w:b w:val="0"/>
-        </w:rPr>
-        <w:t xml:space="preserve"> is 3.</w:t>
-      </w:r>
-    </w:p>
-    <w:p>
-      <w:pPr>
-        <w:pStyle w:val="Heading3"/>
-      </w:pPr>
-      <w:r>
-        <w:t>W5 Limit a passing test</w:t>
-      </w:r>
-    </w:p>
-    <w:p>
-      <w:pPr>
-        <w:pStyle w:val="Heading3"/>
-      </w:pPr>
-      <w:r>
-        <w:t>Workbook question · W5</w:t>
-      </w:r>
-    </w:p>
-    <w:p>
-      <w:pPr>
-        <w:spacing w:line="336" w:lineRule="auto" w:after="180"/>
-        <w:shd w:fill="F5F1FB"/>
-      </w:pPr>
-      <w:r>
-        <w:rPr>
-          <w:b w:val="0"/>
-        </w:rPr>
-        <w:t>Explain why testing only x = 1 in the lesson model may miss a hidden-order swap.</w:t>
-      </w:r>
-    </w:p>
-    <w:p>
-      <w:pPr>
-        <w:pStyle w:val="Heading3"/>
-      </w:pPr>
-      <w:r>
-        <w:t>Teacher reasoning · W5</w:t>
-      </w:r>
-    </w:p>
-    <w:p>
-      <w:pPr>
-        <w:spacing w:line="336" w:lineRule="auto" w:after="180"/>
-        <w:shd w:fill="F1F6FC"/>
-      </w:pPr>
-      <w:r>
-        <w:rPr>
-          <w:b w:val="0"/>
-        </w:rPr>
-        <w:t>Teacher explanation: Both hidden values equal 1, so exchanging them changes nothing. Use unequal hidden values, such as x = 0, and compare intermediate values as well as y.</w:t>
-      </w:r>
-    </w:p>
-    <w:p>
-      <w:pPr>
-        <w:pStyle w:val="Heading3"/>
-      </w:pPr>
-      <w:r>
-        <w:t>Independent assessment and fresh retry</w:t>
-      </w:r>
-    </w:p>
-    <w:p>
-      <w:pPr>
-        <w:pStyle w:val="Heading3"/>
-      </w:pPr>
-      <w:r>
-        <w:t>Teacher key · Independent assessment and fresh retry</w:t>
-      </w:r>
-    </w:p>
-    <w:p>
-      <w:pPr>
-        <w:spacing w:line="336" w:lineRule="auto" w:after="180"/>
-        <w:shd w:fill="F1F6FC"/>
-      </w:pPr>
-      <w:r>
-        <w:rPr>
-          <w:b w:val="0"/>
-        </w:rPr>
-        <w:t xml:space="preserve">Assess W4 for both full </w:t>
-      </w:r>
-      <w:r>
-        <w:rPr>
-          <w:b/>
-        </w:rPr>
-        <w:t>trace</w:t>
-      </w:r>
-      <w:r>
-        <w:rPr>
-          <w:b w:val="0"/>
-        </w:rPr>
-        <w:t xml:space="preserve">s and the activation error. Fresh retry: h = ReLU(x - 2), y = -3h + 2. For x = 1 and x = 4, </w:t>
-      </w:r>
-      <w:r>
-        <w:rPr>
-          <w:b/>
-        </w:rPr>
-        <w:t>preactivation</w:t>
-      </w:r>
-      <w:r>
-        <w:rPr>
-          <w:b w:val="0"/>
-        </w:rPr>
-        <w:t xml:space="preserve">s are -1 and 2, activations 0 and 2, </w:t>
-      </w:r>
-      <w:r>
-        <w:rPr>
-          <w:b/>
-        </w:rPr>
-        <w:t>output</w:t>
-      </w:r>
-      <w:r>
-        <w:rPr>
-          <w:b w:val="0"/>
-        </w:rPr>
-        <w:t>s 2 and -4.</w:t>
-      </w:r>
-    </w:p>
-    <w:p>
-      <w:pPr>
-        <w:spacing w:line="336" w:lineRule="auto" w:after="180"/>
-        <w:shd w:fill="F1F6FC"/>
-      </w:pPr>
-      <w:r>
-        <w:rPr>
-          <w:b w:val="0"/>
-        </w:rPr>
-        <w:t>A submitted x = 1 activation -1 is the first error, even if later arithmetic compensates.</w:t>
-      </w:r>
-    </w:p>
-    <w:p>
-      <w:pPr>
-        <w:pStyle w:val="Heading3"/>
-      </w:pPr>
-      <w:r>
-        <w:t>Assess independent transfer</w:t>
-      </w:r>
-    </w:p>
-    <w:p>
-      <w:pPr>
-        <w:pStyle w:val="Heading3"/>
-      </w:pPr>
-      <w:r>
-        <w:t>Independent question · withhold the key</w:t>
-      </w:r>
-    </w:p>
-    <w:p>
-      <w:pPr>
-        <w:spacing w:line="336" w:lineRule="auto" w:after="180"/>
-        <w:shd w:fill="F5F1FB"/>
-      </w:pPr>
-      <w:r>
-        <w:rPr>
-          <w:b w:val="0"/>
-        </w:rPr>
-        <w:t xml:space="preserve">Selected case: Use z1 = x + 1, z2 = 2 - 2x, h = ReLU(z) component by component, and y = 2h1 + h2 - 3. </w:t>
-      </w:r>
-      <w:r>
-        <w:rPr>
-          <w:b/>
-        </w:rPr>
-        <w:t>Trace</w:t>
-      </w:r>
-      <w:r>
-        <w:rPr>
-          <w:b w:val="0"/>
-        </w:rPr>
-        <w:t xml:space="preserve"> x = 0 and x = 2. A submitted x = 2 </w:t>
-      </w:r>
-      <w:r>
-        <w:rPr>
-          <w:b/>
-        </w:rPr>
-        <w:t>trace</w:t>
-      </w:r>
-      <w:r>
-        <w:rPr>
-          <w:b w:val="0"/>
-        </w:rPr>
-        <w:t xml:space="preserve"> uses h = [3, -2] and y = 1.</w:t>
-      </w:r>
-    </w:p>
-    <w:p>
-      <w:pPr>
-        <w:spacing w:line="336" w:lineRule="auto" w:after="180"/>
-        <w:shd w:fill="F5F1FB"/>
-      </w:pPr>
-      <w:r>
-        <w:rPr>
-          <w:b w:val="0"/>
-        </w:rPr>
-        <w:t>Find its first error and correct all later values.</w:t>
-      </w:r>
-    </w:p>
-    <w:p>
-      <w:pPr>
-        <w:pStyle w:val="Heading3"/>
-      </w:pPr>
-      <w:r>
-        <w:t>Selected case answer</w:t>
-      </w:r>
-    </w:p>
-    <w:p>
-      <w:pPr>
-        <w:pStyle w:val="Heading3"/>
-      </w:pPr>
-      <w:r>
-        <w:t>Teacher key · Selected case answer</w:t>
-      </w:r>
-    </w:p>
-    <w:p>
-      <w:pPr>
-        <w:spacing w:line="336" w:lineRule="auto" w:after="180"/>
-        <w:shd w:fill="F1F6FC"/>
-      </w:pPr>
-      <w:r>
-        <w:rPr>
-          <w:b w:val="0"/>
-        </w:rPr>
-        <w:t xml:space="preserve">Teacher explanation: At 0: z = [1, 2], h = [1, 2], y = 1. At 2: z = [3, -2], h = [3, 0], y = 3. The first submitted error is h2 = -2 rather than 0; the corrected </w:t>
-      </w:r>
-      <w:r>
-        <w:rPr>
-          <w:b/>
-        </w:rPr>
-        <w:t>output</w:t>
-      </w:r>
-      <w:r>
-        <w:rPr>
-          <w:b w:val="0"/>
-        </w:rPr>
-        <w:t xml:space="preserve"> is 3.</w:t>
+        <w:pStyle w:val="Heading2"/>
+      </w:pPr>
+      <w:r>
+        <w:t>Judge explanation,trace and limits</w:t>
       </w:r>
     </w:p>
     <w:tbl>
@@ -3678,66 +3985,67 @@
     </w:tbl>
     <w:p>
       <w:pPr>
-        <w:pStyle w:val="Heading3"/>
-      </w:pPr>
-      <w:r>
-        <w:t>Teacher key · Selected case answer</w:t>
+        <w:spacing w:line="336" w:lineRule="auto" w:after="180"/>
+      </w:pPr>
+      <w:r>
+        <w:rPr>
+          <w:b w:val="0"/>
+        </w:rPr>
+        <w:t xml:space="preserve">Record each dimension as not yet, with support, or independent. Accept a valid alternative procedure with a defensible </w:t>
+      </w:r>
+      <w:r>
+        <w:rPr>
+          <w:b/>
+        </w:rPr>
+        <w:t>trace</w:t>
+      </w:r>
+      <w:r>
+        <w:rPr>
+          <w:b w:val="0"/>
+        </w:rPr>
+        <w:t>.</w:t>
       </w:r>
     </w:p>
     <w:p>
       <w:pPr>
         <w:spacing w:line="336" w:lineRule="auto" w:after="180"/>
-        <w:shd w:fill="F1F6FC"/>
       </w:pPr>
       <w:r>
         <w:rPr>
           <w:b w:val="0"/>
         </w:rPr>
-        <w:t xml:space="preserve">Record each dimension as not yet, with support, or independent. Accept a valid alternative procedure with a defensible </w:t>
+        <w:t xml:space="preserve">Do not penalise an honestly recorded model failure if the learner correctly explains its </w:t>
       </w:r>
       <w:r>
         <w:rPr>
           <w:b/>
         </w:rPr>
-        <w:t>trace</w:t>
+        <w:t>evidence</w:t>
       </w:r>
       <w:r>
         <w:rPr>
           <w:b w:val="0"/>
         </w:rPr>
-        <w:t>.</w:t>
+        <w:t xml:space="preserve"> and limits.</w:t>
       </w:r>
     </w:p>
     <w:p>
       <w:pPr>
-        <w:spacing w:line="336" w:lineRule="auto" w:after="180"/>
-        <w:shd w:fill="F1F6FC"/>
-      </w:pPr>
-      <w:r>
-        <w:rPr>
-          <w:b w:val="0"/>
-        </w:rPr>
-        <w:t xml:space="preserve">Do not penalise an honestly recorded model failure if the learner correctly explains its </w:t>
-      </w:r>
-      <w:r>
-        <w:rPr>
-          <w:b/>
-        </w:rPr>
-        <w:t>evidence</w:t>
-      </w:r>
-      <w:r>
-        <w:rPr>
-          <w:b w:val="0"/>
-        </w:rPr>
-        <w:t xml:space="preserve"> and limits.</w:t>
+        <w:pStyle w:val="Heading2"/>
+      </w:pPr>
+      <w:r>
+        <w:t>Give one usable repair</w:t>
       </w:r>
     </w:p>
     <w:p>
       <w:pPr>
-        <w:pStyle w:val="Heading3"/>
-      </w:pPr>
-      <w:r>
-        <w:t>Feedback that the learner uses</w:t>
+        <w:spacing w:line="336" w:lineRule="auto" w:after="180"/>
+      </w:pPr>
+      <w:r>
+        <w:rPr>
+          <w:b w:val="0"/>
+        </w:rPr>
+        <w:t>Name the earliest unsupported step and give one action to repair it. Have the learner make that repair now and explain why. Then assess the relevant skill on a fresh, fully specified case.</w:t>
       </w:r>
     </w:p>
     <w:p>
@@ -3748,66 +4056,51 @@
         <w:rPr>
           <w:b w:val="0"/>
         </w:rPr>
-        <w:t>Name the earliest unsupported step and give one action to repair it. Have the learner make that repair now and explain why. Then assess the relevant skill on a fresh, fully specified case.</w:t>
+        <w:t>Confirm it was not previously practised with feedback; solve and check the new case before assigning it. A follow-up design prompt is a starting brief, not automatically an equivalent test.</w:t>
       </w:r>
     </w:p>
     <w:p>
       <w:pPr>
-        <w:spacing w:line="336" w:lineRule="auto" w:after="180"/>
-      </w:pPr>
-      <w:r>
-        <w:rPr>
-          <w:b w:val="0"/>
-        </w:rPr>
-        <w:t>Confirm it was not previously practised with feedback; solve and check the new case before assigning it. A follow-up design prompt is a starting brief, not automatically an equivalent test.</w:t>
+        <w:pStyle w:val="Heading2"/>
+      </w:pPr>
+      <w:r>
+        <w:t>W1 Complete a fresh row</w:t>
       </w:r>
     </w:p>
     <w:p>
       <w:pPr>
-        <w:pStyle w:val="Heading1"/>
-      </w:pPr>
-      <w:r>
-        <w:t>06. Connect the project, support and next lesson</w:t>
+        <w:spacing w:line="336" w:lineRule="auto" w:after="180"/>
+      </w:pPr>
+      <w:r>
+        <w:rPr>
+          <w:b/>
+        </w:rPr>
+        <w:t>Trace</w:t>
+      </w:r>
+      <w:r>
+        <w:rPr>
+          <w:b w:val="0"/>
+        </w:rPr>
+        <w:t xml:space="preserve"> x = -1 through the lesson network. Record z, h and y.</w:t>
       </w:r>
     </w:p>
     <w:p>
-      <w:r>
-        <w:t>Connect Forward passes by hand to Image-pattern Network Investigation, adapt support and plan a later changed-case check.</w:t>
+      <w:pPr>
+        <w:spacing w:line="336" w:lineRule="auto" w:after="180"/>
+      </w:pPr>
+      <w:r>
+        <w:rPr>
+          <w:b w:val="0"/>
+        </w:rPr>
+        <w:t>Teacher explanation: z = [-3, 3], h = [0, 3], y = -5.</w:t>
       </w:r>
     </w:p>
     <w:p>
       <w:pPr>
-        <w:spacing w:line="336" w:lineRule="auto" w:after="180"/>
-      </w:pPr>
-      <w:r>
-        <w:rPr>
-          <w:b w:val="0"/>
-        </w:rPr>
-        <w:t xml:space="preserve">Add a labelled forward passes by hand </w:t>
-      </w:r>
-      <w:r>
-        <w:rPr>
-          <w:b/>
-        </w:rPr>
-        <w:t>evidence</w:t>
-      </w:r>
-      <w:r>
-        <w:rPr>
-          <w:b w:val="0"/>
-        </w:rPr>
-        <w:t xml:space="preserve"> sheet to Image-pattern Network Investigation. Show how you can record scores and activations in </w:t>
-      </w:r>
-      <w:r>
-        <w:rPr>
-          <w:b/>
-        </w:rPr>
-        <w:t>dependency</w:t>
-      </w:r>
-      <w:r>
-        <w:rPr>
-          <w:b w:val="0"/>
-        </w:rPr>
-        <w:t xml:space="preserve"> order.</w:t>
+        <w:pStyle w:val="Heading2"/>
+      </w:pPr>
+      <w:r>
+        <w:t>W2 Locate a bias omission</w:t>
       </w:r>
     </w:p>
     <w:p>
@@ -3818,43 +4111,19 @@
         <w:rPr>
           <w:b w:val="0"/>
         </w:rPr>
-        <w:t xml:space="preserve">Use the supplied fictional case and keep its </w:t>
+        <w:t xml:space="preserve">At x = 3 a </w:t>
       </w:r>
       <w:r>
         <w:rPr>
           <w:b/>
         </w:rPr>
-        <w:t>input</w:t>
+        <w:t>trace</w:t>
       </w:r>
       <w:r>
         <w:rPr>
           <w:b w:val="0"/>
         </w:rPr>
-        <w:t xml:space="preserve">s, intermediate steps, calculation or </w:t>
-      </w:r>
-      <w:r>
-        <w:rPr>
-          <w:b/>
-        </w:rPr>
-        <w:t>prediction</w:t>
-      </w:r>
-      <w:r>
-        <w:rPr>
-          <w:b w:val="0"/>
-        </w:rPr>
-        <w:t xml:space="preserve">, and limitation. Connect this record to last week’s record; a matching answer without a </w:t>
-      </w:r>
-      <w:r>
-        <w:rPr>
-          <w:b/>
-        </w:rPr>
-        <w:t>trace</w:t>
-      </w:r>
-      <w:r>
-        <w:rPr>
-          <w:b w:val="0"/>
-        </w:rPr>
-        <w:t xml:space="preserve"> is insufficient.</w:t>
+        <w:t xml:space="preserve"> gives z = [5, -1], h = [5, 0] and y = 5. Identify the first incorrect stage and repair it.</w:t>
       </w:r>
     </w:p>
     <w:p>
@@ -3865,42 +4134,27 @@
         <w:rPr>
           <w:b w:val="0"/>
         </w:rPr>
-        <w:t xml:space="preserve">Provide blank </w:t>
+        <w:t xml:space="preserve">Teacher explanation: Scores and activations are correct. The </w:t>
       </w:r>
       <w:r>
         <w:rPr>
           <w:b/>
         </w:rPr>
-        <w:t>trace</w:t>
+        <w:t>output</w:t>
       </w:r>
       <w:r>
         <w:rPr>
           <w:b w:val="0"/>
         </w:rPr>
-        <w:t xml:space="preserve"> columns and allow a calculator for signed arithmetic. Extension: show that for 0.5 &lt;= x &lt;= 2 the lesson </w:t>
-      </w:r>
-      <w:r>
-        <w:rPr>
-          <w:b/>
-        </w:rPr>
-        <w:t>output</w:t>
-      </w:r>
-      <w:r>
-        <w:rPr>
-          <w:b w:val="0"/>
-        </w:rPr>
-        <w:t xml:space="preserve"> is 4x - 4; verify both endpoints without applying that expression outside its stated interval.</w:t>
+        <w:t xml:space="preserve"> omitted bias 1; y should be 6.</w:t>
       </w:r>
     </w:p>
     <w:p>
       <w:pPr>
-        <w:spacing w:line="336" w:lineRule="auto" w:after="180"/>
-      </w:pPr>
-      <w:r>
-        <w:rPr>
-          <w:b w:val="0"/>
-        </w:rPr>
-        <w:t>Week 7 names architectural choices and counts dense-layer parameters.</w:t>
+        <w:pStyle w:val="Heading2"/>
+      </w:pPr>
+      <w:r>
+        <w:t>W3 Check both boundaries</w:t>
       </w:r>
     </w:p>
     <w:p>
@@ -3909,17 +4163,496 @@
       </w:pPr>
       <w:r>
         <w:rPr>
+          <w:b/>
+        </w:rPr>
+        <w:t>Trace</w:t>
+      </w:r>
+      <w:r>
+        <w:rPr>
           <w:b w:val="0"/>
         </w:rPr>
-        <w:t>Retain the project ledger and assess a changed case after support. Check the relevant prerequisite before carrying this component forward.</w:t>
+        <w:t xml:space="preserve"> x = 0.5 and x = 2. Which hidden score is zero in each case?</w:t>
       </w:r>
     </w:p>
     <w:p>
       <w:pPr>
+        <w:spacing w:line="336" w:lineRule="auto" w:after="180"/>
+      </w:pPr>
+      <w:r>
+        <w:rPr>
+          <w:b w:val="0"/>
+        </w:rPr>
+        <w:t>Teacher explanation: At 0.5, z = [0, 1.5], h = [0, 1.5], y = -2. At 2, z = [3, 0], h = [3, 0], y = 4. Zero maps to zero under ReLU.</w:t>
+      </w:r>
+    </w:p>
+    <w:p>
+      <w:pPr>
+        <w:pStyle w:val="Heading2"/>
+      </w:pPr>
+      <w:r>
+        <w:t>W5 Limit a passing test</w:t>
+      </w:r>
+    </w:p>
+    <w:p>
+      <w:pPr>
+        <w:spacing w:line="336" w:lineRule="auto" w:after="180"/>
+      </w:pPr>
+      <w:r>
+        <w:rPr>
+          <w:b w:val="0"/>
+        </w:rPr>
+        <w:t>Explain why testing only x = 1 in the lesson model may miss a hidden-order swap.</w:t>
+      </w:r>
+    </w:p>
+    <w:p>
+      <w:pPr>
+        <w:spacing w:line="336" w:lineRule="auto" w:after="180"/>
+      </w:pPr>
+      <w:r>
+        <w:rPr>
+          <w:b w:val="0"/>
+        </w:rPr>
+        <w:t>Teacher explanation: Both hidden values equal 1, so exchanging them changes nothing. Use unequal hidden values, such as x = 0, and compare intermediate values as well as y.</w:t>
+      </w:r>
+    </w:p>
+    <w:p>
+      <w:pPr>
+        <w:pStyle w:val="Heading2"/>
+      </w:pPr>
+      <w:r>
+        <w:t>Earlier wording, alternatives and picture transcripts · reference / check after trying</w:t>
+      </w:r>
+    </w:p>
+    <w:p>
+      <w:pPr>
         <w:pStyle w:val="Heading3"/>
       </w:pPr>
       <w:r>
-        <w:t>Plan the delayed return</w:t>
+        <w:t>Guided and exit questions</w:t>
+      </w:r>
+    </w:p>
+    <w:p>
+      <w:pPr>
+        <w:spacing w:line="336" w:lineRule="auto" w:after="180"/>
+      </w:pPr>
+      <w:r>
+        <w:rPr>
+          <w:b w:val="0"/>
+        </w:rPr>
+        <w:t>Guided: x = 2 gives z = [3, 0], h = [3, 0], y = 4; the zero score remains zero. Exit: no; final agreement can hide compensating errors.</w:t>
+      </w:r>
+    </w:p>
+    <w:p>
+      <w:pPr>
+        <w:spacing w:line="336" w:lineRule="auto" w:after="180"/>
+      </w:pPr>
+      <w:r>
+        <w:rPr>
+          <w:b w:val="0"/>
+        </w:rPr>
+        <w:t xml:space="preserve">Retain correct intermediate expectations and varied regression cases, not only the single final </w:t>
+      </w:r>
+      <w:r>
+        <w:rPr>
+          <w:b/>
+        </w:rPr>
+        <w:t>output</w:t>
+      </w:r>
+      <w:r>
+        <w:rPr>
+          <w:b w:val="0"/>
+        </w:rPr>
+        <w:t>.</w:t>
+      </w:r>
+    </w:p>
+    <w:p>
+      <w:pPr>
+        <w:pStyle w:val="Heading3"/>
+      </w:pPr>
+      <w:r>
+        <w:t>W1 Complete a fresh row</w:t>
+      </w:r>
+    </w:p>
+    <w:p>
+      <w:pPr>
+        <w:pStyle w:val="Heading3"/>
+      </w:pPr>
+      <w:r>
+        <w:t>W2 Locate a bias omission</w:t>
+      </w:r>
+    </w:p>
+    <w:p>
+      <w:pPr>
+        <w:pStyle w:val="Heading3"/>
+      </w:pPr>
+      <w:r>
+        <w:t>W3 Check both boundaries</w:t>
+      </w:r>
+    </w:p>
+    <w:p>
+      <w:pPr>
+        <w:pStyle w:val="Heading3"/>
+      </w:pPr>
+      <w:r>
+        <w:t>W4 Audit a different network independently</w:t>
+      </w:r>
+    </w:p>
+    <w:p>
+      <w:pPr>
+        <w:spacing w:line="336" w:lineRule="auto" w:after="180"/>
+      </w:pPr>
+      <w:r>
+        <w:rPr>
+          <w:b w:val="0"/>
+        </w:rPr>
+        <w:t xml:space="preserve">Use z1 = x + 1, z2 = 2 - 2x, h = ReLU(z) component by component, and y = 2h1 + h2 - 3. </w:t>
+      </w:r>
+      <w:r>
+        <w:rPr>
+          <w:b/>
+        </w:rPr>
+        <w:t>Trace</w:t>
+      </w:r>
+      <w:r>
+        <w:rPr>
+          <w:b w:val="0"/>
+        </w:rPr>
+        <w:t xml:space="preserve"> x = 0 and x = 2. A submitted x = 2 </w:t>
+      </w:r>
+      <w:r>
+        <w:rPr>
+          <w:b/>
+        </w:rPr>
+        <w:t>trace</w:t>
+      </w:r>
+      <w:r>
+        <w:rPr>
+          <w:b w:val="0"/>
+        </w:rPr>
+        <w:t xml:space="preserve"> uses h = [3, -2] and y = 1. Find its first error and correct all later values.</w:t>
+      </w:r>
+    </w:p>
+    <w:p>
+      <w:pPr>
+        <w:spacing w:line="336" w:lineRule="auto" w:after="180"/>
+      </w:pPr>
+      <w:r>
+        <w:rPr>
+          <w:b w:val="0"/>
+        </w:rPr>
+        <w:t xml:space="preserve">Teacher explanation: At 0: z = [1, 2], h = [1, 2], y = 1. At 2: z = [3, -2], h = [3, 0], y = 3. The first submitted error is h2 = -2 rather than 0; the corrected </w:t>
+      </w:r>
+      <w:r>
+        <w:rPr>
+          <w:b/>
+        </w:rPr>
+        <w:t>output</w:t>
+      </w:r>
+      <w:r>
+        <w:rPr>
+          <w:b w:val="0"/>
+        </w:rPr>
+        <w:t xml:space="preserve"> is 3.</w:t>
+      </w:r>
+    </w:p>
+    <w:p>
+      <w:pPr>
+        <w:pStyle w:val="Heading3"/>
+      </w:pPr>
+      <w:r>
+        <w:t>W5 Limit a passing test</w:t>
+      </w:r>
+    </w:p>
+    <w:p>
+      <w:pPr>
+        <w:pStyle w:val="Heading3"/>
+      </w:pPr>
+      <w:r>
+        <w:t>Independent assessment and fresh retry</w:t>
+      </w:r>
+    </w:p>
+    <w:p>
+      <w:pPr>
+        <w:spacing w:line="336" w:lineRule="auto" w:after="180"/>
+      </w:pPr>
+      <w:r>
+        <w:rPr>
+          <w:b w:val="0"/>
+        </w:rPr>
+        <w:t xml:space="preserve">Assess W4 for both full </w:t>
+      </w:r>
+      <w:r>
+        <w:rPr>
+          <w:b/>
+        </w:rPr>
+        <w:t>trace</w:t>
+      </w:r>
+      <w:r>
+        <w:rPr>
+          <w:b w:val="0"/>
+        </w:rPr>
+        <w:t xml:space="preserve">s and the activation error. Fresh retry: h = ReLU(x - 2), y = -3h + 2. For x = 1 and x = 4, </w:t>
+      </w:r>
+      <w:r>
+        <w:rPr>
+          <w:b/>
+        </w:rPr>
+        <w:t>preactivation</w:t>
+      </w:r>
+      <w:r>
+        <w:rPr>
+          <w:b w:val="0"/>
+        </w:rPr>
+        <w:t xml:space="preserve">s are -1 and 2, activations 0 and 2, </w:t>
+      </w:r>
+      <w:r>
+        <w:rPr>
+          <w:b/>
+        </w:rPr>
+        <w:t>output</w:t>
+      </w:r>
+      <w:r>
+        <w:rPr>
+          <w:b w:val="0"/>
+        </w:rPr>
+        <w:t>s 2 and -4.</w:t>
+      </w:r>
+    </w:p>
+    <w:p>
+      <w:pPr>
+        <w:spacing w:line="336" w:lineRule="auto" w:after="180"/>
+      </w:pPr>
+      <w:r>
+        <w:rPr>
+          <w:b w:val="0"/>
+        </w:rPr>
+        <w:t>A submitted x = 1 activation -1 is the first error, even if later arithmetic compensates.</w:t>
+      </w:r>
+    </w:p>
+    <w:p>
+      <w:pPr>
+        <w:pStyle w:val="Heading3"/>
+      </w:pPr>
+      <w:r>
+        <w:t>Assess independent transfer</w:t>
+      </w:r>
+    </w:p>
+    <w:p>
+      <w:pPr>
+        <w:pStyle w:val="Heading3"/>
+      </w:pPr>
+      <w:r>
+        <w:t>Selected case answer</w:t>
+      </w:r>
+    </w:p>
+    <w:p>
+      <w:pPr>
+        <w:pStyle w:val="Heading3"/>
+      </w:pPr>
+      <w:r>
+        <w:t>Feedback that the learner uses</w:t>
+      </w:r>
+    </w:p>
+    <w:p>
+      <w:pPr>
+        <w:pStyle w:val="Heading1"/>
+      </w:pPr>
+      <w:r>
+        <w:t>06. Connect,support and revisit the mathematics</w:t>
+      </w:r>
+    </w:p>
+    <w:p>
+      <w:r>
+        <w:t>Use the saved evidence to choose the next step.</w:t>
+      </w:r>
+    </w:p>
+    <w:p>
+      <w:pPr>
+        <w:pStyle w:val="Heading2"/>
+      </w:pPr>
+      <w:r>
+        <w:t>Project and next-week bridge</w:t>
+      </w:r>
+    </w:p>
+    <w:p>
+      <w:pPr>
+        <w:spacing w:line="336" w:lineRule="auto" w:after="180"/>
+      </w:pPr>
+      <w:r>
+        <w:rPr>
+          <w:b w:val="0"/>
+        </w:rPr>
+        <w:t xml:space="preserve">Add a labelled forward passes by hand </w:t>
+      </w:r>
+      <w:r>
+        <w:rPr>
+          <w:b/>
+        </w:rPr>
+        <w:t>evidence</w:t>
+      </w:r>
+      <w:r>
+        <w:rPr>
+          <w:b w:val="0"/>
+        </w:rPr>
+        <w:t xml:space="preserve"> sheet to Image-pattern Network Investigation. Show how you can record scores and activations in </w:t>
+      </w:r>
+      <w:r>
+        <w:rPr>
+          <w:b/>
+        </w:rPr>
+        <w:t>dependency</w:t>
+      </w:r>
+      <w:r>
+        <w:rPr>
+          <w:b w:val="0"/>
+        </w:rPr>
+        <w:t xml:space="preserve"> order.</w:t>
+      </w:r>
+    </w:p>
+    <w:p>
+      <w:pPr>
+        <w:spacing w:line="336" w:lineRule="auto" w:after="180"/>
+      </w:pPr>
+      <w:r>
+        <w:rPr>
+          <w:b w:val="0"/>
+        </w:rPr>
+        <w:t xml:space="preserve">Use the supplied fictional case and keep its </w:t>
+      </w:r>
+      <w:r>
+        <w:rPr>
+          <w:b/>
+        </w:rPr>
+        <w:t>input</w:t>
+      </w:r>
+      <w:r>
+        <w:rPr>
+          <w:b w:val="0"/>
+        </w:rPr>
+        <w:t xml:space="preserve">s, intermediate steps, calculation or </w:t>
+      </w:r>
+      <w:r>
+        <w:rPr>
+          <w:b/>
+        </w:rPr>
+        <w:t>prediction</w:t>
+      </w:r>
+      <w:r>
+        <w:rPr>
+          <w:b w:val="0"/>
+        </w:rPr>
+        <w:t xml:space="preserve">, and limitation. Connect this record to last week’s record; a matching answer without a </w:t>
+      </w:r>
+      <w:r>
+        <w:rPr>
+          <w:b/>
+        </w:rPr>
+        <w:t>trace</w:t>
+      </w:r>
+      <w:r>
+        <w:rPr>
+          <w:b w:val="0"/>
+        </w:rPr>
+        <w:t xml:space="preserve"> is insufficient.</w:t>
+      </w:r>
+    </w:p>
+    <w:p>
+      <w:pPr>
+        <w:spacing w:line="336" w:lineRule="auto" w:after="180"/>
+      </w:pPr>
+      <w:r>
+        <w:rPr>
+          <w:b w:val="0"/>
+        </w:rPr>
+        <w:t xml:space="preserve">Provide blank </w:t>
+      </w:r>
+      <w:r>
+        <w:rPr>
+          <w:b/>
+        </w:rPr>
+        <w:t>trace</w:t>
+      </w:r>
+      <w:r>
+        <w:rPr>
+          <w:b w:val="0"/>
+        </w:rPr>
+        <w:t xml:space="preserve"> columns and allow a calculator for signed arithmetic. Extension: show that for 0.5 &lt;= x &lt;= 2 the lesson </w:t>
+      </w:r>
+      <w:r>
+        <w:rPr>
+          <w:b/>
+        </w:rPr>
+        <w:t>output</w:t>
+      </w:r>
+      <w:r>
+        <w:rPr>
+          <w:b w:val="0"/>
+        </w:rPr>
+        <w:t xml:space="preserve"> is 4x - 4; verify both endpoints without applying that expression outside its stated interval.</w:t>
+      </w:r>
+    </w:p>
+    <w:p>
+      <w:pPr>
+        <w:spacing w:line="336" w:lineRule="auto" w:after="180"/>
+      </w:pPr>
+      <w:r>
+        <w:rPr>
+          <w:b w:val="0"/>
+        </w:rPr>
+        <w:t>Week 7 names architectural choices and counts dense-layer parameters.</w:t>
+      </w:r>
+    </w:p>
+    <w:p>
+      <w:pPr>
+        <w:spacing w:line="336" w:lineRule="auto" w:after="180"/>
+      </w:pPr>
+      <w:r>
+        <w:rPr>
+          <w:b w:val="0"/>
+        </w:rPr>
+        <w:t>Retain the project ledger and assess a changed case after support. Check the relevant prerequisite before carrying this component forward.</w:t>
+      </w:r>
+    </w:p>
+    <w:p>
+      <w:pPr>
+        <w:spacing w:line="336" w:lineRule="auto" w:after="180"/>
+      </w:pPr>
+      <w:r>
+        <w:rPr>
+          <w:b w:val="0"/>
+        </w:rPr>
+        <w:t xml:space="preserve">For your Image-pattern Network Investigation, save the </w:t>
+      </w:r>
+      <w:r>
+        <w:rPr>
+          <w:b/>
+        </w:rPr>
+        <w:t>input</w:t>
+      </w:r>
+      <w:r>
+        <w:rPr>
+          <w:b w:val="0"/>
+        </w:rPr>
+        <w:t>, procedure, observed result and limitation of this check.</w:t>
+      </w:r>
+    </w:p>
+    <w:p>
+      <w:pPr>
+        <w:spacing w:line="336" w:lineRule="auto" w:after="180"/>
+      </w:pPr>
+      <w:r>
+        <w:rPr>
+          <w:b w:val="0"/>
+        </w:rPr>
+        <w:t>Label this worked example as practice; use a different, previously unreviewed case when checking independent understanding.</w:t>
+      </w:r>
+    </w:p>
+    <w:p>
+      <w:pPr>
+        <w:pStyle w:val="Heading2"/>
+      </w:pPr>
+      <w:r>
+        <w:t>Delayed return and support record</w:t>
       </w:r>
     </w:p>
     <w:p>
@@ -4136,44 +4869,26 @@
     </w:p>
     <w:p>
       <w:pPr>
-        <w:pStyle w:val="Heading3"/>
-      </w:pPr>
-      <w:r>
-        <w:t>Project evidence from this case</w:t>
+        <w:pStyle w:val="Heading2"/>
+      </w:pPr>
+      <w:r>
+        <w:t>Earlier wording, alternatives and picture transcripts · reference / check after trying</w:t>
       </w:r>
     </w:p>
     <w:p>
       <w:pPr>
-        <w:spacing w:line="336" w:lineRule="auto" w:after="180"/>
-      </w:pPr>
-      <w:r>
-        <w:rPr>
-          <w:b w:val="0"/>
-        </w:rPr>
-        <w:t xml:space="preserve">For your Image-pattern Network Investigation, save the </w:t>
-      </w:r>
-      <w:r>
-        <w:rPr>
-          <w:b/>
-        </w:rPr>
-        <w:t>input</w:t>
-      </w:r>
-      <w:r>
-        <w:rPr>
-          <w:b w:val="0"/>
-        </w:rPr>
-        <w:t>, procedure, observed result and limitation of this check.</w:t>
+        <w:pStyle w:val="Heading3"/>
+      </w:pPr>
+      <w:r>
+        <w:t>Plan the delayed return</w:t>
       </w:r>
     </w:p>
     <w:p>
       <w:pPr>
-        <w:spacing w:line="336" w:lineRule="auto" w:after="180"/>
-      </w:pPr>
-      <w:r>
-        <w:rPr>
-          <w:b w:val="0"/>
-        </w:rPr>
-        <w:t>Label this worked example as practice; use a different, previously unreviewed case when checking independent understanding.</w:t>
+        <w:pStyle w:val="Heading3"/>
+      </w:pPr>
+      <w:r>
+        <w:t>Project evidence from this case</w:t>
       </w:r>
     </w:p>
     <w:p>
@@ -4181,26 +4896,33 @@
         <w:pStyle w:val="Heading1"/>
       </w:pPr>
       <w:r>
-        <w:t>07. Prepare, teach and assess</w:t>
+        <w:t>Reference bank and extra practice</w:t>
       </w:r>
     </w:p>
     <w:p>
-      <w:r>
-        <w:t>Use this preparation summary alongside the detailed Forward passes by hand lesson; it is a checklist rather than a replacement for the full sequence.</w:t>
+      <w:pPr>
+        <w:pStyle w:val="Heading1"/>
+      </w:pPr>
+      <w:r>
+        <w:t>07. Reference · Alternative planning checklist</w:t>
       </w:r>
     </w:p>
     <w:p>
-      <w:pPr>
-        <w:pStyle w:val="Heading3"/>
-      </w:pPr>
-      <w:r>
-        <w:t>Teaching target</w:t>
+      <w:r>
+        <w:t>Use alongside the main route when helpful.</w:t>
       </w:r>
     </w:p>
     <w:p>
       <w:pPr>
+        <w:pStyle w:val="Heading2"/>
+      </w:pPr>
+      <w:r>
+        <w:t>Planning,assessment and project reminders</w:t>
+      </w:r>
+    </w:p>
+    <w:p>
+      <w:pPr>
         <w:spacing w:line="336" w:lineRule="auto" w:after="180"/>
-        <w:shd w:fill="EDF7F3"/>
       </w:pPr>
       <w:r>
         <w:rPr>
@@ -4424,22 +5146,36 @@
     </w:p>
     <w:p>
       <w:pPr>
-        <w:pStyle w:val="Heading3"/>
-      </w:pPr>
-      <w:r>
-        <w:t>Supported practice answer</w:t>
+        <w:spacing w:line="336" w:lineRule="auto" w:after="180"/>
+      </w:pPr>
+      <w:r>
+        <w:rPr>
+          <w:b w:val="0"/>
+        </w:rPr>
+        <w:t xml:space="preserve">Reasoned practice answer: Teacher explanation: Scores and activations are correct. The </w:t>
+      </w:r>
+      <w:r>
+        <w:rPr>
+          <w:b/>
+        </w:rPr>
+        <w:t>output</w:t>
+      </w:r>
+      <w:r>
+        <w:rPr>
+          <w:b w:val="0"/>
+        </w:rPr>
+        <w:t xml:space="preserve"> omitted bias 1; y should be 6.</w:t>
       </w:r>
     </w:p>
     <w:p>
       <w:pPr>
         <w:spacing w:line="336" w:lineRule="auto" w:after="180"/>
-        <w:shd w:fill="F1F6FC"/>
       </w:pPr>
       <w:r>
         <w:rPr>
           <w:b w:val="0"/>
         </w:rPr>
-        <w:t xml:space="preserve">Reasoned practice answer: Teacher explanation: Scores and activations are correct. The </w:t>
+        <w:t xml:space="preserve">Check every learner before discussion: Use the worked case for Forward passes by hand. Proposed explanation: “ReLU means the </w:t>
       </w:r>
       <w:r>
         <w:rPr>
@@ -4451,7 +5187,7 @@
         <w:rPr>
           <w:b w:val="0"/>
         </w:rPr>
-        <w:t xml:space="preserve"> omitted bias 1; y should be 6.</w:t>
+        <w:t xml:space="preserve"> cannot be negative”. Decide whether this explanation is supported.</w:t>
       </w:r>
     </w:p>
     <w:p>
@@ -4462,19 +5198,7 @@
         <w:rPr>
           <w:b w:val="0"/>
         </w:rPr>
-        <w:t xml:space="preserve">Check every learner before discussion: Use the worked case for Forward passes by hand. Proposed explanation: “ReLU means the </w:t>
-      </w:r>
-      <w:r>
-        <w:rPr>
-          <w:b/>
-        </w:rPr>
-        <w:t>output</w:t>
-      </w:r>
-      <w:r>
-        <w:rPr>
-          <w:b w:val="0"/>
-        </w:rPr>
-        <w:t xml:space="preserve"> cannot be negative”. Decide whether this explanation is supported.</w:t>
+        <w:t>Point to the step or supplied fact that decides; explain your repair if needed.</w:t>
       </w:r>
     </w:p>
     <w:p>
@@ -4485,165 +5209,117 @@
         <w:rPr>
           <w:b w:val="0"/>
         </w:rPr>
-        <w:t>Point to the step or supplied fact that decides; explain your repair if needed.</w:t>
+        <w:t xml:space="preserve">Misconception repair: Only the hidden scores receive ReLU here. The </w:t>
+      </w:r>
+      <w:r>
+        <w:rPr>
+          <w:b/>
+        </w:rPr>
+        <w:t>output</w:t>
+      </w:r>
+      <w:r>
+        <w:rPr>
+          <w:b w:val="0"/>
+        </w:rPr>
+        <w:t xml:space="preserve"> formula can be negative.</w:t>
       </w:r>
     </w:p>
     <w:p>
       <w:pPr>
-        <w:pStyle w:val="Heading3"/>
-      </w:pPr>
-      <w:r>
-        <w:t>Repair the misconception</w:t>
+        <w:spacing w:line="336" w:lineRule="auto" w:after="180"/>
+      </w:pPr>
+      <w:r>
+        <w:rPr>
+          <w:b w:val="0"/>
+        </w:rPr>
+        <w:t xml:space="preserve">Support: read the exact case aloud, enlarge the labelled picture, supply </w:t>
+      </w:r>
+      <w:r>
+        <w:rPr>
+          <w:b/>
+        </w:rPr>
+        <w:t>input</w:t>
+      </w:r>
+      <w:r>
+        <w:rPr>
+          <w:b w:val="0"/>
+        </w:rPr>
+        <w:t xml:space="preserve"> cards and model only the first deciding step. Accept a spoken explanation or drawing; retain the reasoning goal.</w:t>
       </w:r>
     </w:p>
     <w:p>
       <w:pPr>
         <w:spacing w:line="336" w:lineRule="auto" w:after="180"/>
-        <w:shd w:fill="FFF5E6"/>
       </w:pPr>
       <w:r>
         <w:rPr>
           <w:b w:val="0"/>
         </w:rPr>
-        <w:t xml:space="preserve">Misconception repair: Only the hidden scores receive ReLU here. The </w:t>
+        <w:t xml:space="preserve">Extension: A submitted x = 0 </w:t>
       </w:r>
       <w:r>
         <w:rPr>
           <w:b/>
         </w:rPr>
-        <w:t>output</w:t>
+        <w:t>trace</w:t>
       </w:r>
       <w:r>
         <w:rPr>
           <w:b w:val="0"/>
         </w:rPr>
-        <w:t xml:space="preserve"> formula can be negative.</w:t>
+        <w:t xml:space="preserve"> uses h=-1 and y = 5. Require a </w:t>
+      </w:r>
+      <w:r>
+        <w:rPr>
+          <w:b/>
+        </w:rPr>
+        <w:t>prediction</w:t>
+      </w:r>
+      <w:r>
+        <w:rPr>
+          <w:b w:val="0"/>
+        </w:rPr>
+        <w:t xml:space="preserve"> and a reason before comparing. Expected result: Its first error is retaining the negative value after ReLU; correct h = 0 gives y = 4.</w:t>
       </w:r>
     </w:p>
     <w:p>
       <w:pPr>
-        <w:pStyle w:val="Heading3"/>
-      </w:pPr>
-      <w:r>
-        <w:t>Support without giving away the answer</w:t>
+        <w:spacing w:line="336" w:lineRule="auto" w:after="180"/>
+      </w:pPr>
+      <w:r>
+        <w:rPr>
+          <w:b w:val="0"/>
+        </w:rPr>
+        <w:t xml:space="preserve">Reason: ReLU(-1)=0, so the </w:t>
+      </w:r>
+      <w:r>
+        <w:rPr>
+          <w:b/>
+        </w:rPr>
+        <w:t>output</w:t>
+      </w:r>
+      <w:r>
+        <w:rPr>
+          <w:b w:val="0"/>
+        </w:rPr>
+        <w:t xml:space="preserve"> must use 0, not the earlier </w:t>
+      </w:r>
+      <w:r>
+        <w:rPr>
+          <w:b/>
+        </w:rPr>
+        <w:t>preactivation</w:t>
+      </w:r>
+      <w:r>
+        <w:rPr>
+          <w:b w:val="0"/>
+        </w:rPr>
+        <w:t>.</w:t>
       </w:r>
     </w:p>
     <w:p>
       <w:pPr>
         <w:spacing w:line="336" w:lineRule="auto" w:after="180"/>
-        <w:shd w:fill="F1F6F8"/>
-      </w:pPr>
-      <w:r>
-        <w:rPr>
-          <w:b w:val="0"/>
-        </w:rPr>
-        <w:t xml:space="preserve">Support: read the exact case aloud, enlarge the labelled picture, supply </w:t>
-      </w:r>
-      <w:r>
-        <w:rPr>
-          <w:b/>
-        </w:rPr>
-        <w:t>input</w:t>
-      </w:r>
-      <w:r>
-        <w:rPr>
-          <w:b w:val="0"/>
-        </w:rPr>
-        <w:t xml:space="preserve"> cards and model only the first deciding step. Accept a spoken explanation or drawing; retain the reasoning goal.</w:t>
-      </w:r>
-    </w:p>
-    <w:p>
-      <w:pPr>
-        <w:pStyle w:val="Heading3"/>
-      </w:pPr>
-      <w:r>
-        <w:t>Extend the reasoning</w:t>
-      </w:r>
-    </w:p>
-    <w:p>
-      <w:pPr>
-        <w:spacing w:line="336" w:lineRule="auto" w:after="180"/>
-        <w:shd w:fill="F5F1FB"/>
-      </w:pPr>
-      <w:r>
-        <w:rPr>
-          <w:b w:val="0"/>
-        </w:rPr>
-        <w:t xml:space="preserve">Extension: A submitted x = 0 </w:t>
-      </w:r>
-      <w:r>
-        <w:rPr>
-          <w:b/>
-        </w:rPr>
-        <w:t>trace</w:t>
-      </w:r>
-      <w:r>
-        <w:rPr>
-          <w:b w:val="0"/>
-        </w:rPr>
-        <w:t xml:space="preserve"> uses h=-1 and y = 5. Require a </w:t>
-      </w:r>
-      <w:r>
-        <w:rPr>
-          <w:b/>
-        </w:rPr>
-        <w:t>prediction</w:t>
-      </w:r>
-      <w:r>
-        <w:rPr>
-          <w:b w:val="0"/>
-        </w:rPr>
-        <w:t xml:space="preserve"> and a reason before comparing. Expected result: Its first error is retaining the negative value after ReLU; correct h = 0 gives y = 4.</w:t>
-      </w:r>
-    </w:p>
-    <w:p>
-      <w:pPr>
-        <w:spacing w:line="336" w:lineRule="auto" w:after="180"/>
-        <w:shd w:fill="F5F1FB"/>
-      </w:pPr>
-      <w:r>
-        <w:rPr>
-          <w:b w:val="0"/>
-        </w:rPr>
-        <w:t xml:space="preserve">Reason: ReLU(-1)=0, so the </w:t>
-      </w:r>
-      <w:r>
-        <w:rPr>
-          <w:b/>
-        </w:rPr>
-        <w:t>output</w:t>
-      </w:r>
-      <w:r>
-        <w:rPr>
-          <w:b w:val="0"/>
-        </w:rPr>
-        <w:t xml:space="preserve"> must use 0, not the earlier </w:t>
-      </w:r>
-      <w:r>
-        <w:rPr>
-          <w:b/>
-        </w:rPr>
-        <w:t>preactivation</w:t>
-      </w:r>
-      <w:r>
-        <w:rPr>
-          <w:b w:val="0"/>
-        </w:rPr>
-        <w:t>.</w:t>
-      </w:r>
-    </w:p>
-    <w:p>
-      <w:pPr>
-        <w:pStyle w:val="Heading3"/>
-      </w:pPr>
-      <w:r>
-        <w:t>Protect the independent attempt</w:t>
-      </w:r>
-    </w:p>
-    <w:p>
-      <w:pPr>
-        <w:spacing w:line="336" w:lineRule="auto" w:after="180"/>
-        <w:shd w:fill="FFF5E6"/>
       </w:pPr>
       <w:r>
         <w:rPr>
@@ -4838,70 +5514,69 @@
     </w:tbl>
     <w:p>
       <w:pPr>
-        <w:pStyle w:val="Heading3"/>
-      </w:pPr>
-      <w:r>
-        <w:t>Project checkpoint</w:t>
+        <w:spacing w:line="336" w:lineRule="auto" w:after="180"/>
+      </w:pPr>
+      <w:r>
+        <w:rPr>
+          <w:b w:val="0"/>
+        </w:rPr>
+        <w:t xml:space="preserve">Project checkpoint: Frame the need. Name the user, the problem, allowed </w:t>
+      </w:r>
+      <w:r>
+        <w:rPr>
+          <w:b/>
+        </w:rPr>
+        <w:t>input</w:t>
+      </w:r>
+      <w:r>
+        <w:rPr>
+          <w:b w:val="0"/>
+        </w:rPr>
+        <w:t>s and a safe simple starting method.</w:t>
       </w:r>
     </w:p>
     <w:p>
       <w:pPr>
         <w:spacing w:line="336" w:lineRule="auto" w:after="180"/>
-        <w:shd w:fill="EDF7F3"/>
       </w:pPr>
       <w:r>
         <w:rPr>
           <w:b w:val="0"/>
         </w:rPr>
-        <w:t xml:space="preserve">Project checkpoint: Frame the need. Name the user, the problem, allowed </w:t>
+        <w:t xml:space="preserve">Use the weekly teacher answer for topic-specific reasoning. A saved progress tick is an activity record; judge mastery from the learner’s explanation and </w:t>
       </w:r>
       <w:r>
         <w:rPr>
           <w:b/>
         </w:rPr>
-        <w:t>input</w:t>
+        <w:t>evidence</w:t>
       </w:r>
       <w:r>
         <w:rPr>
           <w:b w:val="0"/>
         </w:rPr>
-        <w:t>s and a safe simple starting method.</w:t>
+        <w:t>.</w:t>
       </w:r>
     </w:p>
     <w:p>
       <w:pPr>
-        <w:spacing w:line="336" w:lineRule="auto" w:after="180"/>
-      </w:pPr>
-      <w:r>
-        <w:rPr>
-          <w:b w:val="0"/>
-        </w:rPr>
-        <w:t xml:space="preserve">Use the weekly teacher answer for topic-specific reasoning. A saved progress tick is an activity record; judge mastery from the learner’s explanation and </w:t>
-      </w:r>
-      <w:r>
-        <w:rPr>
-          <w:b/>
-        </w:rPr>
-        <w:t>evidence</w:t>
-      </w:r>
-      <w:r>
-        <w:rPr>
-          <w:b w:val="0"/>
-        </w:rPr>
-        <w:t>.</w:t>
+        <w:pStyle w:val="Heading1"/>
+      </w:pPr>
+      <w:r>
+        <w:t>08. Reference · Feedback,labs and repair paths</w:t>
       </w:r>
     </w:p>
     <w:p>
-      <w:pPr>
-        <w:pStyle w:val="Heading1"/>
-      </w:pPr>
-      <w:r>
-        <w:t>08. Use feedback, labs and repair paths</w:t>
+      <w:r>
+        <w:t>Retain the first attempt and the evidence used for a repair.</w:t>
       </w:r>
     </w:p>
     <w:p>
-      <w:r>
-        <w:t>Use feedback, earlier review and portfolios purposefully. Apply the coding routine only when this lesson has an executable lab.</w:t>
+      <w:pPr>
+        <w:pStyle w:val="Heading2"/>
+      </w:pPr>
+      <w:r>
+        <w:t>Feedback and record guidance</w:t>
       </w:r>
     </w:p>
     <w:p>
@@ -5012,40 +5687,17 @@
         <w:pStyle w:val="Heading1"/>
       </w:pPr>
       <w:r>
-        <w:t>09. Visual concept journey</w:t>
+        <w:t>09. Reference · Teach with the six pictures</w:t>
       </w:r>
     </w:p>
     <w:p>
       <w:r>
-        <w:t>Show one Forward passes by hand graphic at a time, request a prediction and discuss its trace before the independent assessment.</w:t>
+        <w:t>Choose one picture for a particular reasoning move.</w:t>
       </w:r>
     </w:p>
     <w:p>
       <w:pPr>
-        <w:spacing w:line="336" w:lineRule="auto" w:after="180"/>
-      </w:pPr>
-      <w:r>
-        <w:rPr>
-          <w:b w:val="0"/>
-        </w:rPr>
-        <w:t xml:space="preserve">Use one picture at a time. Hide a worked result before asking for a </w:t>
-      </w:r>
-      <w:r>
-        <w:rPr>
-          <w:b/>
-        </w:rPr>
-        <w:t>prediction</w:t>
-      </w:r>
-      <w:r>
-        <w:rPr>
-          <w:b w:val="0"/>
-        </w:rPr>
-        <w:t>, then reveal it for feedback. These are supported teaching cases; retain the separate independent assessment for a fresh first attempt.</w:t>
-      </w:r>
-    </w:p>
-    <w:p>
-      <w:pPr>
-        <w:pStyle w:val="Heading3"/>
+        <w:pStyle w:val="Heading2"/>
       </w:pPr>
       <w:r>
         <w:t>01. Forward passes by hand: the case</w:t>
@@ -5056,7 +5708,7 @@
         <w:drawing>
           <wp:inline xmlns:a="http://schemas.openxmlformats.org/drawingml/2006/main" xmlns:pic="http://schemas.openxmlformats.org/drawingml/2006/picture">
             <wp:extent cx="5486400" cy="2840736"/>
-            <wp:docPr id="2" name="Picture 2" descr="Audit a forward pass by writing every value at its correct stage. Supplied facts: Toy scalar network z=2x-1, h=ReLU(z), y=-h+4. Trace x=0 and x=2. All inputs and outcomes in this worked example are invented classroom data; no real model run is claimed."/>
+            <wp:docPr id="3" name="Picture 3" descr="Audit a forward pass by writing every value at its correct stage. Supplied facts: Toy scalar network z=2x-1, h=ReLU(z), y=-h+4. Trace x=0 and x=2. All inputs and outcomes in this worked example are invented classroom data; no real model run is claimed."/>
             <wp:cNvGraphicFramePr>
               <a:graphicFrameLocks noChangeAspect="1"/>
             </wp:cNvGraphicFramePr>
@@ -5068,7 +5720,7 @@
                     <pic:cNvPicPr/>
                   </pic:nvPicPr>
                   <pic:blipFill>
-                    <a:blip r:embed="rId10"/>
+                    <a:blip r:embed="rId11"/>
                     <a:stretch>
                       <a:fillRect/>
                     </a:stretch>
@@ -5136,7 +5788,6 @@
     <w:p>
       <w:pPr>
         <w:spacing w:line="336" w:lineRule="auto" w:after="180"/>
-        <w:shd w:fill="F5F1FB"/>
       </w:pPr>
       <w:r>
         <w:rPr>
@@ -5147,27 +5798,18 @@
     </w:p>
     <w:p>
       <w:pPr>
-        <w:pStyle w:val="Heading3"/>
-      </w:pPr>
-      <w:r>
-        <w:t>Discuss while showing the picture</w:t>
+        <w:spacing w:line="336" w:lineRule="auto" w:after="180"/>
+      </w:pPr>
+      <w:r>
+        <w:rPr>
+          <w:b w:val="0"/>
+        </w:rPr>
+        <w:t>Teacher prompt: Point to the given fact that matters most. Explain why it matters. Ask learners to describe one label or arrow in ordinary words. Use the adjacent transcript if the image is difficult to see.</w:t>
       </w:r>
     </w:p>
     <w:p>
       <w:pPr>
-        <w:spacing w:line="336" w:lineRule="auto" w:after="180"/>
-        <w:shd w:fill="F1F6F8"/>
-      </w:pPr>
-      <w:r>
-        <w:rPr>
-          <w:b w:val="0"/>
-        </w:rPr>
-        <w:t>Teacher prompt: Point to the given fact that matters most. Explain why it matters. Ask learners to describe one label or arrow in ordinary words. Use the adjacent transcript if the image is difficult to see.</w:t>
-      </w:r>
-    </w:p>
-    <w:p>
-      <w:pPr>
-        <w:pStyle w:val="Heading3"/>
+        <w:pStyle w:val="Heading2"/>
       </w:pPr>
       <w:r>
         <w:t>02. Follow the deciding steps</w:t>
@@ -5178,7 +5820,7 @@
         <w:drawing>
           <wp:inline xmlns:a="http://schemas.openxmlformats.org/drawingml/2006/main" xmlns:pic="http://schemas.openxmlformats.org/drawingml/2006/picture">
             <wp:extent cx="5486400" cy="3182112"/>
-            <wp:docPr id="3" name="Picture 3" descr="Preactivation: At x=0, z=-1; at x=2, z=3. → Activation: At x=0, h=0; at x=2, h=3. → Output: Outputs are 4 and 1 respectively."/>
+            <wp:docPr id="4" name="Picture 4" descr="Preactivation: At x=0, z=-1; at x=2, z=3. → Activation: At x=0, h=0; at x=2, h=3. → Output: Outputs are 4 and 1 respectively."/>
             <wp:cNvGraphicFramePr>
               <a:graphicFrameLocks noChangeAspect="1"/>
             </wp:cNvGraphicFramePr>
@@ -5190,7 +5832,7 @@
                     <pic:cNvPicPr/>
                   </pic:nvPicPr>
                   <pic:blipFill>
-                    <a:blip r:embed="rId11"/>
+                    <a:blip r:embed="rId9"/>
                     <a:stretch>
                       <a:fillRect/>
                     </a:stretch>
@@ -5253,7 +5895,6 @@
     <w:p>
       <w:pPr>
         <w:spacing w:line="336" w:lineRule="auto" w:after="180"/>
-        <w:shd w:fill="F5F1FB"/>
       </w:pPr>
       <w:r>
         <w:rPr>
@@ -5276,39 +5917,30 @@
     </w:p>
     <w:p>
       <w:pPr>
-        <w:pStyle w:val="Heading3"/>
-      </w:pPr>
-      <w:r>
-        <w:t>Discuss while showing the picture</w:t>
+        <w:spacing w:line="336" w:lineRule="auto" w:after="180"/>
+      </w:pPr>
+      <w:r>
+        <w:rPr>
+          <w:b w:val="0"/>
+        </w:rPr>
+        <w:t xml:space="preserve">Teacher prompt: Point to each numbered stage and explain which recorded </w:t>
+      </w:r>
+      <w:r>
+        <w:rPr>
+          <w:b/>
+        </w:rPr>
+        <w:t>input</w:t>
+      </w:r>
+      <w:r>
+        <w:rPr>
+          <w:b w:val="0"/>
+        </w:rPr>
+        <w:t xml:space="preserve"> it uses. Ask learners to describe one label or arrow in ordinary words. Use the adjacent transcript if the image is difficult to see.</w:t>
       </w:r>
     </w:p>
     <w:p>
       <w:pPr>
-        <w:spacing w:line="336" w:lineRule="auto" w:after="180"/>
-        <w:shd w:fill="F1F6F8"/>
-      </w:pPr>
-      <w:r>
-        <w:rPr>
-          <w:b w:val="0"/>
-        </w:rPr>
-        <w:t xml:space="preserve">Teacher prompt: Point to each numbered stage and explain which recorded </w:t>
-      </w:r>
-      <w:r>
-        <w:rPr>
-          <w:b/>
-        </w:rPr>
-        <w:t>input</w:t>
-      </w:r>
-      <w:r>
-        <w:rPr>
-          <w:b w:val="0"/>
-        </w:rPr>
-        <w:t xml:space="preserve"> it uses. Ask learners to describe one label or arrow in ordinary words. Use the adjacent transcript if the image is difficult to see.</w:t>
-      </w:r>
-    </w:p>
-    <w:p>
-      <w:pPr>
-        <w:pStyle w:val="Heading3"/>
+        <w:pStyle w:val="Heading2"/>
       </w:pPr>
       <w:r>
         <w:t>03. Correct a trace from the earliest error</w:t>
@@ -5319,7 +5951,7 @@
         <w:drawing>
           <wp:inline xmlns:a="http://schemas.openxmlformats.org/drawingml/2006/main" xmlns:pic="http://schemas.openxmlformats.org/drawingml/2006/picture">
             <wp:extent cx="5486400" cy="2834640"/>
-            <wp:docPr id="4" name="Picture 4" descr="Correct a trace from the earliest error. Scores | [-1, 2] | [-1, 2]. ReLU activations | [0, 2] | [-1, 2]. Output | -3 | -4"/>
+            <wp:docPr id="5" name="Picture 5" descr="Correct a trace from the earliest error. Scores | [-1, 2] | [-1, 2]. ReLU activations | [0, 2] | [-1, 2]. Output | -3 | -4"/>
             <wp:cNvGraphicFramePr>
               <a:graphicFrameLocks noChangeAspect="1"/>
             </wp:cNvGraphicFramePr>
@@ -5388,7 +6020,6 @@
     <w:p>
       <w:pPr>
         <w:spacing w:line="336" w:lineRule="auto" w:after="180"/>
-        <w:shd w:fill="F5F1FB"/>
       </w:pPr>
       <w:r>
         <w:rPr>
@@ -5399,27 +6030,18 @@
     </w:p>
     <w:p>
       <w:pPr>
-        <w:pStyle w:val="Heading3"/>
-      </w:pPr>
-      <w:r>
-        <w:t>Discuss while showing the picture</w:t>
+        <w:spacing w:line="336" w:lineRule="auto" w:after="180"/>
+      </w:pPr>
+      <w:r>
+        <w:rPr>
+          <w:b w:val="0"/>
+        </w:rPr>
+        <w:t>Teacher prompt: Read the labels and values. Explain the relationship the model shows. Ask learners to describe one label or arrow in ordinary words. Use the adjacent transcript if the image is difficult to see.</w:t>
       </w:r>
     </w:p>
     <w:p>
       <w:pPr>
-        <w:spacing w:line="336" w:lineRule="auto" w:after="180"/>
-        <w:shd w:fill="F1F6F8"/>
-      </w:pPr>
-      <w:r>
-        <w:rPr>
-          <w:b w:val="0"/>
-        </w:rPr>
-        <w:t>Teacher prompt: Read the labels and values. Explain the relationship the model shows. Ask learners to describe one label or arrow in ordinary words. Use the adjacent transcript if the image is difficult to see.</w:t>
-      </w:r>
-    </w:p>
-    <w:p>
-      <w:pPr>
-        <w:pStyle w:val="Heading3"/>
+        <w:pStyle w:val="Heading2"/>
       </w:pPr>
       <w:r>
         <w:t>04. Change one thing. Trace what follows.</w:t>
@@ -5430,7 +6052,7 @@
         <w:drawing>
           <wp:inline xmlns:a="http://schemas.openxmlformats.org/drawingml/2006/main" xmlns:pic="http://schemas.openxmlformats.org/drawingml/2006/picture">
             <wp:extent cx="5486400" cy="3026664"/>
-            <wp:docPr id="5" name="Picture 5" descr="Original case: Outputs are 4 and 1 respectively. Changed condition: A submitted x = 0 trace uses h=-1 and y = 5. Expected result: Its first error is retaining the negative value after ReLU; correct h = 0 gives y = 4. Reason: ReLU(-1)=0, so the output must use 0, not the earlier preactivation."/>
+            <wp:docPr id="6" name="Picture 6" descr="Original case: Outputs are 4 and 1 respectively. Changed condition: A submitted x = 0 trace uses h=-1 and y = 5. Expected result: Its first error is retaining the negative value after ReLU; correct h = 0 gives y = 4. Reason: ReLU(-1)=0, so the output must use 0, not the earlier preactivation."/>
             <wp:cNvGraphicFramePr>
               <a:graphicFrameLocks noChangeAspect="1"/>
             </wp:cNvGraphicFramePr>
@@ -5534,7 +6156,6 @@
     <w:p>
       <w:pPr>
         <w:spacing w:line="336" w:lineRule="auto" w:after="180"/>
-        <w:shd w:fill="F5F1FB"/>
       </w:pPr>
       <w:r>
         <w:rPr>
@@ -5545,63 +6166,53 @@
     </w:p>
     <w:p>
       <w:pPr>
-        <w:pStyle w:val="Heading3"/>
-      </w:pPr>
-      <w:r>
-        <w:t>Discuss while showing the picture</w:t>
+        <w:spacing w:line="336" w:lineRule="auto" w:after="180"/>
+      </w:pPr>
+      <w:r>
+        <w:rPr>
+          <w:b w:val="0"/>
+        </w:rPr>
+        <w:t>Teacher prompt: Predict before checking the worked changed-case result. Name what changed and what the supplied facts allow you to conclude. Ask learners to describe one label or arrow in ordinary words.</w:t>
       </w:r>
     </w:p>
     <w:p>
       <w:pPr>
         <w:spacing w:line="336" w:lineRule="auto" w:after="180"/>
-        <w:shd w:fill="F1F6F8"/>
       </w:pPr>
       <w:r>
         <w:rPr>
           <w:b w:val="0"/>
         </w:rPr>
-        <w:t>Teacher prompt: Predict before checking the worked changed-case result. Name what changed and what the supplied facts allow you to conclude. Ask learners to describe one label or arrow in ordinary words.</w:t>
+        <w:t xml:space="preserve">Use the adjacent transcript if the image is difficult to see. Changed-case reasoning: ReLU(-1)=0, so the </w:t>
+      </w:r>
+      <w:r>
+        <w:rPr>
+          <w:b/>
+        </w:rPr>
+        <w:t>output</w:t>
+      </w:r>
+      <w:r>
+        <w:rPr>
+          <w:b w:val="0"/>
+        </w:rPr>
+        <w:t xml:space="preserve"> must use 0, not the earlier </w:t>
+      </w:r>
+      <w:r>
+        <w:rPr>
+          <w:b/>
+        </w:rPr>
+        <w:t>preactivation</w:t>
+      </w:r>
+      <w:r>
+        <w:rPr>
+          <w:b w:val="0"/>
+        </w:rPr>
+        <w:t>.</w:t>
       </w:r>
     </w:p>
     <w:p>
       <w:pPr>
-        <w:spacing w:line="336" w:lineRule="auto" w:after="180"/>
-        <w:shd w:fill="F1F6F8"/>
-      </w:pPr>
-      <w:r>
-        <w:rPr>
-          <w:b w:val="0"/>
-        </w:rPr>
-        <w:t xml:space="preserve">Use the adjacent transcript if the image is difficult to see. Changed-case reasoning: ReLU(-1)=0, so the </w:t>
-      </w:r>
-      <w:r>
-        <w:rPr>
-          <w:b/>
-        </w:rPr>
-        <w:t>output</w:t>
-      </w:r>
-      <w:r>
-        <w:rPr>
-          <w:b w:val="0"/>
-        </w:rPr>
-        <w:t xml:space="preserve"> must use 0, not the earlier </w:t>
-      </w:r>
-      <w:r>
-        <w:rPr>
-          <w:b/>
-        </w:rPr>
-        <w:t>preactivation</w:t>
-      </w:r>
-      <w:r>
-        <w:rPr>
-          <w:b w:val="0"/>
-        </w:rPr>
-        <w:t>.</w:t>
-      </w:r>
-    </w:p>
-    <w:p>
-      <w:pPr>
-        <w:pStyle w:val="Heading3"/>
+        <w:pStyle w:val="Heading2"/>
       </w:pPr>
       <w:r>
         <w:t>05. Connect the explanation to its limit</w:t>
@@ -5612,7 +6223,7 @@
         <w:drawing>
           <wp:inline xmlns:a="http://schemas.openxmlformats.org/drawingml/2006/main" xmlns:pic="http://schemas.openxmlformats.org/drawingml/2006/picture">
             <wp:extent cx="5486400" cy="2834640"/>
-            <wp:docPr id="6" name="Picture 6" descr="A forward pass applies a fixed network to an input; it does not update weights. Keep the preactivation z, activated value h and final output y in separate trace columns. For zero, ReLU changes minus one to zero. Using the earlier minus one in the output layer is the first error, even if later arithmetic follows that mistaken value correctly. Limit: A correct forward trace verifies this declared computation; it does not show that the parameter choices solve a useful task."/>
+            <wp:docPr id="7" name="Picture 7" descr="A forward pass applies a fixed network to an input; it does not update weights. Keep the preactivation z, activated value h and final output y in separate trace columns. For zero, ReLU changes minus one to zero. Using the earlier minus one in the output layer is the first error, even if later arithmetic follows that mistaken value correctly. Limit: A correct forward trace verifies this declared computation; it does not show that the parameter choices solve a useful task."/>
             <wp:cNvGraphicFramePr>
               <a:graphicFrameLocks noChangeAspect="1"/>
             </wp:cNvGraphicFramePr>
@@ -5751,7 +6362,6 @@
     <w:p>
       <w:pPr>
         <w:spacing w:line="336" w:lineRule="auto" w:after="180"/>
-        <w:shd w:fill="F5F1FB"/>
       </w:pPr>
       <w:r>
         <w:rPr>
@@ -5762,51 +6372,41 @@
     </w:p>
     <w:p>
       <w:pPr>
-        <w:pStyle w:val="Heading3"/>
-      </w:pPr>
-      <w:r>
-        <w:t>Discuss while showing the picture</w:t>
+        <w:spacing w:line="336" w:lineRule="auto" w:after="180"/>
+      </w:pPr>
+      <w:r>
+        <w:rPr>
+          <w:b w:val="0"/>
+        </w:rPr>
+        <w:t>Teacher prompt: Explain the case, then point to a limit on the claim. Ask learners to describe one label or arrow in ordinary words. Use the adjacent transcript if the image is difficult to see.</w:t>
       </w:r>
     </w:p>
     <w:p>
       <w:pPr>
         <w:spacing w:line="336" w:lineRule="auto" w:after="180"/>
-        <w:shd w:fill="F1F6F8"/>
       </w:pPr>
       <w:r>
         <w:rPr>
           <w:b w:val="0"/>
         </w:rPr>
-        <w:t>Teacher prompt: Explain the case, then point to a limit on the claim. Ask learners to describe one label or arrow in ordinary words. Use the adjacent transcript if the image is difficult to see.</w:t>
+        <w:t xml:space="preserve">Keep the stated scope: A correct forward </w:t>
+      </w:r>
+      <w:r>
+        <w:rPr>
+          <w:b/>
+        </w:rPr>
+        <w:t>trace</w:t>
+      </w:r>
+      <w:r>
+        <w:rPr>
+          <w:b w:val="0"/>
+        </w:rPr>
+        <w:t xml:space="preserve"> verifies this declared computation; it does not show that the parameter choices solve a useful task.</w:t>
       </w:r>
     </w:p>
     <w:p>
       <w:pPr>
-        <w:spacing w:line="336" w:lineRule="auto" w:after="180"/>
-        <w:shd w:fill="F1F6F8"/>
-      </w:pPr>
-      <w:r>
-        <w:rPr>
-          <w:b w:val="0"/>
-        </w:rPr>
-        <w:t xml:space="preserve">Keep the stated scope: A correct forward </w:t>
-      </w:r>
-      <w:r>
-        <w:rPr>
-          <w:b/>
-        </w:rPr>
-        <w:t>trace</w:t>
-      </w:r>
-      <w:r>
-        <w:rPr>
-          <w:b w:val="0"/>
-        </w:rPr>
-        <w:t xml:space="preserve"> verifies this declared computation; it does not show that the parameter choices solve a useful task.</w:t>
-      </w:r>
-    </w:p>
-    <w:p>
-      <w:pPr>
-        <w:pStyle w:val="Heading3"/>
+        <w:pStyle w:val="Heading2"/>
       </w:pPr>
       <w:r>
         <w:t>06. Make the idea visible in your project</w:t>
@@ -5817,7 +6417,7 @@
         <w:drawing>
           <wp:inline xmlns:a="http://schemas.openxmlformats.org/drawingml/2006/main" xmlns:pic="http://schemas.openxmlformats.org/drawingml/2006/picture">
             <wp:extent cx="5486400" cy="3681984"/>
-            <wp:docPr id="7" name="Picture 7" descr="For your Image-pattern Network Investigation, save the input, procedure, observed result and limitation of this check. Label this worked example as practice; use a different, previously unreviewed case when checking independent understanding. Draw your input, deciding step, result and limit. Supported question: Why should feedback identify h before correcting only y? Point to the relevant step in the picture, then write the changed result and the rule or evidence that supports it."/>
+            <wp:docPr id="8" name="Picture 8" descr="For your Image-pattern Network Investigation, save the input, procedure, observed result and limitation of this check. Label this worked example as practice; use a different, previously unreviewed case when checking independent understanding. Draw your input, deciding step, result and limit. Supported question: Why should feedback identify h before correcting only y? Point to the relevant step in the picture, then write the changed result and the rule or evidence that supports it."/>
             <wp:cNvGraphicFramePr>
               <a:graphicFrameLocks noChangeAspect="1"/>
             </wp:cNvGraphicFramePr>
@@ -5920,7 +6520,6 @@
     <w:p>
       <w:pPr>
         <w:spacing w:line="336" w:lineRule="auto" w:after="180"/>
-        <w:shd w:fill="F5F1FB"/>
       </w:pPr>
       <w:r>
         <w:rPr>
@@ -5955,58 +6554,83 @@
     </w:p>
     <w:p>
       <w:pPr>
-        <w:pStyle w:val="Heading3"/>
-      </w:pPr>
-      <w:r>
-        <w:t>Discuss while showing the picture</w:t>
+        <w:spacing w:line="336" w:lineRule="auto" w:after="180"/>
+      </w:pPr>
+      <w:r>
+        <w:rPr>
+          <w:b w:val="0"/>
+        </w:rPr>
+        <w:t xml:space="preserve">Teacher prompt: Draw your project </w:t>
+      </w:r>
+      <w:r>
+        <w:rPr>
+          <w:b/>
+        </w:rPr>
+        <w:t>trace</w:t>
+      </w:r>
+      <w:r>
+        <w:rPr>
+          <w:b w:val="0"/>
+        </w:rPr>
+        <w:t xml:space="preserve"> and justify the deciding step using </w:t>
+      </w:r>
+      <w:r>
+        <w:rPr>
+          <w:b/>
+        </w:rPr>
+        <w:t>evidence</w:t>
+      </w:r>
+      <w:r>
+        <w:rPr>
+          <w:b w:val="0"/>
+        </w:rPr>
+        <w:t>. Ask learners to describe one label or arrow in ordinary words. Use the adjacent transcript if the image is difficult to see.</w:t>
       </w:r>
     </w:p>
     <w:p>
       <w:pPr>
         <w:spacing w:line="336" w:lineRule="auto" w:after="180"/>
-        <w:shd w:fill="F1F6F8"/>
       </w:pPr>
       <w:r>
         <w:rPr>
           <w:b w:val="0"/>
         </w:rPr>
-        <w:t xml:space="preserve">Teacher prompt: Draw your project </w:t>
+        <w:t xml:space="preserve">Supported practice key: The incorrect </w:t>
       </w:r>
       <w:r>
         <w:rPr>
           <w:b/>
         </w:rPr>
-        <w:t>trace</w:t>
+        <w:t>output</w:t>
       </w:r>
       <w:r>
         <w:rPr>
           <w:b w:val="0"/>
         </w:rPr>
-        <w:t xml:space="preserve"> and justify the deciding step using </w:t>
+        <w:t xml:space="preserve"> follows from the first unsupported activation step. Repairing h teaches the </w:t>
       </w:r>
       <w:r>
         <w:rPr>
           <w:b/>
         </w:rPr>
-        <w:t>evidence</w:t>
+        <w:t>mechanism</w:t>
       </w:r>
       <w:r>
         <w:rPr>
           <w:b w:val="0"/>
         </w:rPr>
-        <w:t>. Ask learners to describe one label or arrow in ordinary words. Use the adjacent transcript if the image is difficult to see.</w:t>
+        <w:t xml:space="preserve"> and prevents repeating the same error elsewhere.</w:t>
       </w:r>
     </w:p>
     <w:p>
       <w:pPr>
         <w:spacing w:line="336" w:lineRule="auto" w:after="180"/>
-        <w:shd w:fill="F1F6F8"/>
       </w:pPr>
       <w:r>
         <w:rPr>
           <w:b w:val="0"/>
         </w:rPr>
-        <w:t xml:space="preserve">Supported practice key: The incorrect </w:t>
+        <w:t xml:space="preserve">Changed-case check: Its first error is retaining the negative value after ReLU; correct h = 0 gives y = 4. ReLU(-1)=0, so the </w:t>
       </w:r>
       <w:r>
         <w:rPr>
@@ -6018,55 +6642,98 @@
         <w:rPr>
           <w:b w:val="0"/>
         </w:rPr>
-        <w:t xml:space="preserve"> follows from the first unsupported activation step. Repairing h teaches the </w:t>
+        <w:t xml:space="preserve"> must use 0, not the earlier </w:t>
       </w:r>
       <w:r>
         <w:rPr>
           <w:b/>
         </w:rPr>
-        <w:t>mechanism</w:t>
+        <w:t>preactivation</w:t>
       </w:r>
       <w:r>
         <w:rPr>
           <w:b w:val="0"/>
         </w:rPr>
-        <w:t xml:space="preserve"> and prevents repeating the same error elsewhere.</w:t>
+        <w:t>.</w:t>
       </w:r>
     </w:p>
     <w:p>
       <w:pPr>
+        <w:pStyle w:val="Heading2"/>
+      </w:pPr>
+      <w:r>
+        <w:t>Earlier wording, alternatives and picture transcripts · reference / check after trying</w:t>
+      </w:r>
+    </w:p>
+    <w:p>
+      <w:pPr>
         <w:spacing w:line="336" w:lineRule="auto" w:after="180"/>
-        <w:shd w:fill="F1F6F8"/>
       </w:pPr>
       <w:r>
         <w:rPr>
           <w:b w:val="0"/>
         </w:rPr>
-        <w:t xml:space="preserve">Changed-case check: Its first error is retaining the negative value after ReLU; correct h = 0 gives y = 4. ReLU(-1)=0, so the </w:t>
+        <w:t xml:space="preserve">Use one picture at a time. Hide a worked result before asking for a </w:t>
       </w:r>
       <w:r>
         <w:rPr>
           <w:b/>
         </w:rPr>
-        <w:t>output</w:t>
+        <w:t>prediction</w:t>
       </w:r>
       <w:r>
         <w:rPr>
           <w:b w:val="0"/>
         </w:rPr>
-        <w:t xml:space="preserve"> must use 0, not the earlier </w:t>
-      </w:r>
-      <w:r>
-        <w:rPr>
-          <w:b/>
-        </w:rPr>
-        <w:t>preactivation</w:t>
-      </w:r>
-      <w:r>
-        <w:rPr>
-          <w:b w:val="0"/>
-        </w:rPr>
-        <w:t>.</w:t>
+        <w:t>, then reveal it for feedback. These are supported teaching cases; retain the separate independent assessment for a fresh first attempt.</w:t>
+      </w:r>
+    </w:p>
+    <w:p>
+      <w:pPr>
+        <w:pStyle w:val="Heading3"/>
+      </w:pPr>
+      <w:r>
+        <w:t>01. Forward passes by hand: the case</w:t>
+      </w:r>
+    </w:p>
+    <w:p>
+      <w:pPr>
+        <w:pStyle w:val="Heading3"/>
+      </w:pPr>
+      <w:r>
+        <w:t>02. Follow the deciding steps</w:t>
+      </w:r>
+    </w:p>
+    <w:p>
+      <w:pPr>
+        <w:pStyle w:val="Heading3"/>
+      </w:pPr>
+      <w:r>
+        <w:t>03. Correct a trace from the earliest error</w:t>
+      </w:r>
+    </w:p>
+    <w:p>
+      <w:pPr>
+        <w:pStyle w:val="Heading3"/>
+      </w:pPr>
+      <w:r>
+        <w:t>04. Change one thing. Trace what follows.</w:t>
+      </w:r>
+    </w:p>
+    <w:p>
+      <w:pPr>
+        <w:pStyle w:val="Heading3"/>
+      </w:pPr>
+      <w:r>
+        <w:t>05. Connect the explanation to its limit</w:t>
+      </w:r>
+    </w:p>
+    <w:p>
+      <w:pPr>
+        <w:pStyle w:val="Heading3"/>
+      </w:pPr>
+      <w:r>
+        <w:t>06. Make the idea visible in your project</w:t>
       </w:r>
     </w:p>
     <w:sectPr>
